--- a/entrega/PUDS_INF513_P1_Grupo09SA.docx
+++ b/entrega/PUDS_INF513_P1_Grupo09SA.docx
@@ -463,7 +463,7 @@
         <w:spacing w:after="120" w:line="259" w:lineRule="auto"/>
       </w:pPr>
       <w:r>
-        <w:t>La comprobación integral se realizó el 12 de octubre de 2026. Un correo externo envió AYUDA[] y LISCON["*"]; el servicio leyó ambos mensajes, procesó la consulta en la base de datos y respondió al mismo Gmail con el asunto ÉXITO - Orden procesada. Gmail colocó las respuestas en Spam por tratarse de un remitente institucional nuevo; la entrega y el contenido se verificaron.</w:t>
+        <w:t>La comprobación integral se realizó el 12 de octubre de 2026. Un correo externo solicitó el catálogo de ayuda y envió LISCON["*"]; el servicio leyó ambos mensajes, procesó la consulta en la base de datos y respondió al mismo Gmail con el asunto ÉXITO - Orden procesada. Gmail colocó las respuestas en Spam por tratarse de un remitente institucional nuevo; la entrega y el contenido se verificaron.</w:t>
       </w:r>
     </w:p>
     <w:p>
@@ -4163,6 +4163,116 @@
           </w:tcPr>
           <w:p>
             <w:pPr>
+              <w:jc w:val="center"/>
+            </w:pPr>
+            <w:r/>
+            <w:r>
+              <w:rPr>
+                <w:b w:val="0"/>
+                <w:color w:val="000000"/>
+                <w:sz w:val="17"/>
+              </w:rPr>
+              <w:t>p1_correo_control</w:t>
+            </w:r>
+          </w:p>
+        </w:tc>
+        <w:tc>
+          <w:tcPr>
+            <w:tcW w:type="dxa" w:w="6480"/>
+            <w:shd w:fill="F4F7FB"/>
+            <w:vAlign w:val="center"/>
+            <w:tcMar>
+              <w:top w:w="90" w:type="dxa"/>
+              <w:left w:w="90" w:type="dxa"/>
+              <w:bottom w:w="90" w:type="dxa"/>
+              <w:right w:w="90" w:type="dxa"/>
+            </w:tcMar>
+          </w:tcPr>
+          <w:p>
+            <w:pPr>
+              <w:jc w:val="left"/>
+            </w:pPr>
+            <w:r/>
+            <w:r>
+              <w:rPr>
+                <w:b w:val="0"/>
+                <w:color w:val="000000"/>
+                <w:sz w:val="17"/>
+              </w:rPr>
+              <w:t>Estado, reintentos y respuesta pendiente.</w:t>
+            </w:r>
+          </w:p>
+        </w:tc>
+      </w:tr>
+      <w:tr>
+        <w:tc>
+          <w:tcPr>
+            <w:tcW w:type="dxa" w:w="3024"/>
+            <w:vAlign w:val="center"/>
+            <w:tcMar>
+              <w:top w:w="90" w:type="dxa"/>
+              <w:left w:w="90" w:type="dxa"/>
+              <w:bottom w:w="90" w:type="dxa"/>
+              <w:right w:w="90" w:type="dxa"/>
+            </w:tcMar>
+          </w:tcPr>
+          <w:p>
+            <w:pPr>
+              <w:jc w:val="left"/>
+            </w:pPr>
+            <w:r/>
+            <w:r>
+              <w:rPr>
+                <w:b w:val="0"/>
+                <w:color w:val="000000"/>
+                <w:sz w:val="17"/>
+              </w:rPr>
+              <w:t>p1_resultado_orden</w:t>
+            </w:r>
+          </w:p>
+        </w:tc>
+        <w:tc>
+          <w:tcPr>
+            <w:tcW w:type="dxa" w:w="6480"/>
+            <w:vAlign w:val="center"/>
+            <w:tcMar>
+              <w:top w:w="90" w:type="dxa"/>
+              <w:left w:w="90" w:type="dxa"/>
+              <w:bottom w:w="90" w:type="dxa"/>
+              <w:right w:w="90" w:type="dxa"/>
+            </w:tcMar>
+          </w:tcPr>
+          <w:p>
+            <w:pPr>
+              <w:jc w:val="left"/>
+            </w:pPr>
+            <w:r/>
+            <w:r>
+              <w:rPr>
+                <w:b w:val="0"/>
+                <w:color w:val="000000"/>
+                <w:sz w:val="17"/>
+              </w:rPr>
+              <w:t>Resultado idempotente transaccional.</w:t>
+            </w:r>
+          </w:p>
+        </w:tc>
+      </w:tr>
+      <w:tr>
+        <w:tc>
+          <w:tcPr>
+            <w:tcW w:type="dxa" w:w="3024"/>
+            <w:shd w:fill="F4F7FB"/>
+            <w:vAlign w:val="center"/>
+            <w:tcMar>
+              <w:top w:w="90" w:type="dxa"/>
+              <w:left w:w="90" w:type="dxa"/>
+              <w:bottom w:w="90" w:type="dxa"/>
+              <w:right w:w="90" w:type="dxa"/>
+            </w:tcMar>
+          </w:tcPr>
+          <w:p>
+            <w:pPr>
               <w:jc w:val="left"/>
             </w:pPr>
             <w:r/>
@@ -4199,7 +4309,7 @@
                 <w:color w:val="000000"/>
                 <w:sz w:val="17"/>
               </w:rPr>
-              <w:t>UID del correo para garantizar idempotencia.</w:t>
+              <w:t>UID de los correos respondidos.</w:t>
             </w:r>
           </w:p>
         </w:tc>
@@ -4215,7 +4325,7 @@
         <w:spacing w:after="120" w:line="259" w:lineRule="auto"/>
       </w:pPr>
       <w:r>
-        <w:t>Las tablas usan el prefijo p1_ para convivir con otros proyectos del grupo sin alterar sus datos. Las consultas de entrada emplean sentencias preparadas. La postulación y su expediente se guardan dentro de una transacción.</w:t>
+        <w:t>Las tablas usan el prefijo p1_ para convivir con otros proyectos del grupo sin alterar sus datos. Las consultas emplean sentencias preparadas. Cada operación, su auditoría y su resultado idempotente se confirman en una sola transacción; una caída posterior del correo no vuelve a ejecutar el cambio.</w:t>
       </w:r>
     </w:p>
     <w:p>
@@ -4267,7 +4377,7 @@
         <w:spacing w:after="60"/>
       </w:pPr>
       <w:r>
-        <w:t>El servicio responde ERROR - Orden no procesada ante sintaxis inválida, permisos insuficientes, parámetros incorrectos o fallos de persistencia.</w:t>
+        <w:t>El servicio valida roles, sintaxis, cantidad y tamaño de parámetros; limita cada ciclo a 25 mensajes y cada listado a 200 filas.</w:t>
       </w:r>
     </w:p>
     <w:p>
@@ -4276,7 +4386,7 @@
         <w:spacing w:after="60"/>
       </w:pPr>
       <w:r>
-        <w:t>Los identificadores POP3 se consultan en bloque y se comparan con la tabla de mensajes procesados, evitando respuestas duplicadas.</w:t>
+        <w:t>Los cortes de PostgreSQL, POP3 o Roundcube activan tiempos máximos y reintentos progresivos, sin cerrar el servicio.</w:t>
       </w:r>
     </w:p>
     <w:p>
@@ -4285,7 +4395,25 @@
         <w:spacing w:after="60"/>
       </w:pPr>
       <w:r>
-        <w:t>Las respuestas salen por la sesión institucional de Roundcube, porque el SMTP directo no permite retransmisión externa desde una red doméstica.</w:t>
+        <w:t>La cola p1_correo_control separa ejecución y respuesta: si el correo está caído, la respuesta queda pendiente sin repetir el negocio.</w:t>
+      </w:r>
+    </w:p>
+    <w:p>
+      <w:pPr>
+        <w:pStyle w:val="ListBullet"/>
+        <w:spacing w:after="60"/>
+      </w:pPr>
+      <w:r>
+        <w:t>p1_resultado_orden usa el UIDL como clave idempotente. Negocio, auditoría y resultado se confirman o revierten juntos.</w:t>
+      </w:r>
+    </w:p>
+    <w:p>
+      <w:pPr>
+        <w:pStyle w:val="ListBullet"/>
+        <w:spacing w:after="60"/>
+      </w:pPr>
+      <w:r>
+        <w:t>Windows y Linux incluyen scripts de reinicio; Fedora dispone además de una unidad systemd endurecida.</w:t>
       </w:r>
     </w:p>
     <w:p>
@@ -4486,7 +4614,7 @@
                 <w:color w:val="000000"/>
                 <w:sz w:val="17"/>
               </w:rPr>
-              <w:t>Analizador, permisos y validaciones ejecutados sin fallos.</w:t>
+              <w:t>13 pruebas sin fallos: analizador, permisos, límites y reintentos.</w:t>
             </w:r>
           </w:p>
         </w:tc>
@@ -4540,7 +4668,7 @@
                 <w:color w:val="000000"/>
                 <w:sz w:val="17"/>
               </w:rPr>
-              <w:t>Autenticación correcta y esquema p1_ aplicado.</w:t>
+              <w:t>Esquema resiliente p1_ aplicado correctamente.</w:t>
             </w:r>
           </w:p>
         </w:tc>
@@ -4569,7 +4697,117 @@
                 <w:color w:val="000000"/>
                 <w:sz w:val="17"/>
               </w:rPr>
-              <w:t>AYUDA[] desde Gmail</w:t>
+              <w:t>Caída de PostgreSQL</w:t>
+            </w:r>
+          </w:p>
+        </w:tc>
+        <w:tc>
+          <w:tcPr>
+            <w:tcW w:type="dxa" w:w="6408"/>
+            <w:shd w:fill="F4F7FB"/>
+            <w:vAlign w:val="center"/>
+            <w:tcMar>
+              <w:top w:w="90" w:type="dxa"/>
+              <w:left w:w="90" w:type="dxa"/>
+              <w:bottom w:w="90" w:type="dxa"/>
+              <w:right w:w="90" w:type="dxa"/>
+            </w:tcMar>
+          </w:tcPr>
+          <w:p>
+            <w:pPr>
+              <w:jc w:val="left"/>
+            </w:pPr>
+            <w:r/>
+            <w:r>
+              <w:rPr>
+                <w:b w:val="0"/>
+                <w:color w:val="000000"/>
+                <w:sz w:val="17"/>
+              </w:rPr>
+              <w:t>El proceso permaneció activo y aplicó reintentos progresivos.</w:t>
+            </w:r>
+          </w:p>
+        </w:tc>
+      </w:tr>
+      <w:tr>
+        <w:tc>
+          <w:tcPr>
+            <w:tcW w:type="dxa" w:w="3096"/>
+            <w:vAlign w:val="center"/>
+            <w:tcMar>
+              <w:top w:w="90" w:type="dxa"/>
+              <w:left w:w="90" w:type="dxa"/>
+              <w:bottom w:w="90" w:type="dxa"/>
+              <w:right w:w="90" w:type="dxa"/>
+            </w:tcMar>
+          </w:tcPr>
+          <w:p>
+            <w:pPr>
+              <w:jc w:val="center"/>
+            </w:pPr>
+            <w:r/>
+            <w:r>
+              <w:rPr>
+                <w:b w:val="0"/>
+                <w:color w:val="000000"/>
+                <w:sz w:val="17"/>
+              </w:rPr>
+              <w:t>Caída de POP3</w:t>
+            </w:r>
+          </w:p>
+        </w:tc>
+        <w:tc>
+          <w:tcPr>
+            <w:tcW w:type="dxa" w:w="6408"/>
+            <w:vAlign w:val="center"/>
+            <w:tcMar>
+              <w:top w:w="90" w:type="dxa"/>
+              <w:left w:w="90" w:type="dxa"/>
+              <w:bottom w:w="90" w:type="dxa"/>
+              <w:right w:w="90" w:type="dxa"/>
+            </w:tcMar>
+          </w:tcPr>
+          <w:p>
+            <w:pPr>
+              <w:jc w:val="left"/>
+            </w:pPr>
+            <w:r/>
+            <w:r>
+              <w:rPr>
+                <w:b w:val="0"/>
+                <w:color w:val="000000"/>
+                <w:sz w:val="17"/>
+              </w:rPr>
+              <w:t>El proceso permaneció activo y limitó los reintentos.</w:t>
+            </w:r>
+          </w:p>
+        </w:tc>
+      </w:tr>
+      <w:tr>
+        <w:tc>
+          <w:tcPr>
+            <w:tcW w:type="dxa" w:w="3096"/>
+            <w:shd w:fill="F4F7FB"/>
+            <w:vAlign w:val="center"/>
+            <w:tcMar>
+              <w:top w:w="90" w:type="dxa"/>
+              <w:left w:w="90" w:type="dxa"/>
+              <w:bottom w:w="90" w:type="dxa"/>
+              <w:right w:w="90" w:type="dxa"/>
+            </w:tcMar>
+          </w:tcPr>
+          <w:p>
+            <w:pPr>
+              <w:jc w:val="left"/>
+            </w:pPr>
+            <w:r/>
+            <w:r>
+              <w:rPr>
+                <w:b w:val="0"/>
+                <w:color w:val="000000"/>
+                <w:sz w:val="17"/>
+              </w:rPr>
+              <w:t>Catálogo desde Gmail</w:t>
             </w:r>
           </w:p>
         </w:tc>
@@ -4679,7 +4917,7 @@
                 <w:color w:val="000000"/>
                 <w:sz w:val="17"/>
               </w:rPr>
-              <w:t>Identidad de salida</w:t>
+              <w:t>Clasificación Gmail</w:t>
             </w:r>
           </w:p>
         </w:tc>
@@ -4687,60 +4925,6 @@
           <w:tcPr>
             <w:tcW w:type="dxa" w:w="6408"/>
             <w:shd w:fill="F4F7FB"/>
-            <w:vAlign w:val="center"/>
-            <w:tcMar>
-              <w:top w:w="90" w:type="dxa"/>
-              <w:left w:w="90" w:type="dxa"/>
-              <w:bottom w:w="90" w:type="dxa"/>
-              <w:right w:w="90" w:type="dxa"/>
-            </w:tcMar>
-          </w:tcPr>
-          <w:p>
-            <w:pPr>
-              <w:jc w:val="left"/>
-            </w:pPr>
-            <w:r/>
-            <w:r>
-              <w:rPr>
-                <w:b w:val="0"/>
-                <w:color w:val="000000"/>
-                <w:sz w:val="17"/>
-              </w:rPr>
-              <w:t>Grupo 09 SA &lt;grupo09sa@tecnoweb.org.bo&gt;.</w:t>
-            </w:r>
-          </w:p>
-        </w:tc>
-      </w:tr>
-      <w:tr>
-        <w:tc>
-          <w:tcPr>
-            <w:tcW w:type="dxa" w:w="3096"/>
-            <w:vAlign w:val="center"/>
-            <w:tcMar>
-              <w:top w:w="90" w:type="dxa"/>
-              <w:left w:w="90" w:type="dxa"/>
-              <w:bottom w:w="90" w:type="dxa"/>
-              <w:right w:w="90" w:type="dxa"/>
-            </w:tcMar>
-          </w:tcPr>
-          <w:p>
-            <w:pPr>
-              <w:jc w:val="left"/>
-            </w:pPr>
-            <w:r/>
-            <w:r>
-              <w:rPr>
-                <w:b w:val="0"/>
-                <w:color w:val="000000"/>
-                <w:sz w:val="17"/>
-              </w:rPr>
-              <w:t>Clasificación Gmail</w:t>
-            </w:r>
-          </w:p>
-        </w:tc>
-        <w:tc>
-          <w:tcPr>
-            <w:tcW w:type="dxa" w:w="6408"/>
             <w:vAlign w:val="center"/>
             <w:tcMar>
               <w:top w:w="90" w:type="dxa"/>
@@ -5086,7 +5270,7 @@
                 <w:color w:val="000000"/>
                 <w:sz w:val="17"/>
               </w:rPr>
-              <w:t>Iniciar java -jar target/inf513-proyecto1-1.0.0.jar.</w:t>
+              <w:t>Windows: scripts/run-service.ps1. Linux: scripts/run-service.sh o systemd.</w:t>
             </w:r>
           </w:p>
         </w:tc>
@@ -5140,7 +5324,7 @@
                 <w:color w:val="000000"/>
                 <w:sz w:val="17"/>
               </w:rPr>
-              <w:t>Enviar AYUDA[] al correo del grupo y revisar también Spam en la primera respuesta.</w:t>
+              <w:t>Solicitar el catálogo de ayuda y revisar también Spam.</w:t>
             </w:r>
           </w:p>
         </w:tc>
@@ -5394,7 +5578,7 @@
                 <w:color w:val="000000"/>
                 <w:sz w:val="17"/>
               </w:rPr>
-              <w:t>Arranque del servicio Java y AYUDA[].</w:t>
+              <w:t>Arranque del servicio Java y catálogo de ayuda.</w:t>
             </w:r>
           </w:p>
         </w:tc>
@@ -5585,7 +5769,7 @@
         <w:spacing w:after="120" w:line="259" w:lineRule="auto"/>
       </w:pPr>
       <w:r>
-        <w:t>Cumplimos el flujo solicitado por el docente: una orden enviada en el asunto se procesa automáticamente, afecta o consulta PostgreSQL y genera una respuesta al remitente. La implementación mantiene separados los datos del proyecto, valida la entrada antes de ejecutar SQL y registra los mensajes atendidos para evitar duplicados.</w:t>
+        <w:t>Cumplimos el flujo solicitado por el docente: una orden enviada en el asunto se procesa automáticamente, afecta o consulta PostgreSQL y genera una respuesta al remitente. La implementación mantiene separados los datos, valida la entrada y conserva una cola transaccional para recuperarse de cortes sin repetir operaciones.</w:t>
       </w:r>
     </w:p>
     <w:p>

--- a/entrega/PUDS_INF513_P1_Grupo09SA.docx
+++ b/entrega/PUDS_INF513_P1_Grupo09SA.docx
@@ -525,7 +525,7 @@
         <w:spacing w:after="60"/>
       </w:pPr>
       <w:r>
-        <w:t>Evitar el reprocesamiento de mensajes mediante identificadores POP3 persistidos.</w:t>
+        <w:t>Evitar el reprocesamiento mediante identificadores persistentes obtenidos por Roundcube HTTPS.</w:t>
       </w:r>
     </w:p>
     <w:p>
@@ -771,7 +771,7 @@
                 <w:color w:val="000000"/>
                 <w:sz w:val="17"/>
               </w:rPr>
-              <w:t>POP3 puerto 110</w:t>
+              <w:t>Roundcube HTTPS</w:t>
             </w:r>
           </w:p>
         </w:tc>
@@ -798,7 +798,7 @@
                 <w:color w:val="000000"/>
                 <w:sz w:val="17"/>
               </w:rPr>
-              <w:t>Obtiene UIDL y descarga solo mensajes nuevos.</w:t>
+              <w:t>Lista la bandeja con identificadores estables y tráfico cifrado.</w:t>
             </w:r>
           </w:p>
         </w:tc>
@@ -4386,7 +4386,16 @@
         <w:spacing w:after="60"/>
       </w:pPr>
       <w:r>
-        <w:t>Los cortes de PostgreSQL, POP3 o Roundcube activan tiempos máximos y reintentos progresivos, sin cerrar el servicio.</w:t>
+        <w:t>Roundcube HTTPS cifra autenticación, lectura y respuesta; POP3 sin TLS queda solo como respaldo manual.</w:t>
+      </w:r>
+    </w:p>
+    <w:p>
+      <w:pPr>
+        <w:pStyle w:val="ListBullet"/>
+        <w:spacing w:after="60"/>
+      </w:pPr>
+      <w:r>
+        <w:t>Los cortes de PostgreSQL, Internet o Roundcube activan tiempos máximos y reintentos progresivos, sin cerrar el servicio.</w:t>
       </w:r>
     </w:p>
     <w:p>
@@ -4404,7 +4413,7 @@
         <w:spacing w:after="60"/>
       </w:pPr>
       <w:r>
-        <w:t>p1_resultado_orden usa el UIDL como clave idempotente. Negocio, auditoría y resultado se confirman o revierten juntos.</w:t>
+        <w:t>p1_resultado_orden usa el identificador del mensaje como clave idempotente. Negocio, auditoría y resultado se confirman o revierten juntos.</w:t>
       </w:r>
     </w:p>
     <w:p>
@@ -4578,7 +4587,7 @@
           </w:tcPr>
           <w:p>
             <w:pPr>
-              <w:jc w:val="center"/>
+              <w:jc w:val="left"/>
             </w:pPr>
             <w:r/>
             <w:r>
@@ -4587,7 +4596,7 @@
                 <w:color w:val="000000"/>
                 <w:sz w:val="17"/>
               </w:rPr>
-              <w:t>Pruebas unitarias</w:t>
+              <w:t>Pruebas automatizadas</w:t>
             </w:r>
           </w:p>
         </w:tc>
@@ -4614,7 +4623,7 @@
                 <w:color w:val="000000"/>
                 <w:sz w:val="17"/>
               </w:rPr>
-              <w:t>13 pruebas sin fallos: analizador, permisos, límites y reintentos.</w:t>
+              <w:t>Analizador, permisos, límites y reintentos sin fallos.</w:t>
             </w:r>
           </w:p>
         </w:tc>
@@ -4642,6 +4651,61 @@
                 <w:color w:val="000000"/>
                 <w:sz w:val="17"/>
               </w:rPr>
+              <w:t>Fuzzing</w:t>
+            </w:r>
+          </w:p>
+        </w:tc>
+        <w:tc>
+          <w:tcPr>
+            <w:tcW w:type="dxa" w:w="6408"/>
+            <w:vAlign w:val="center"/>
+            <w:tcMar>
+              <w:top w:w="90" w:type="dxa"/>
+              <w:left w:w="90" w:type="dxa"/>
+              <w:bottom w:w="90" w:type="dxa"/>
+              <w:right w:w="90" w:type="dxa"/>
+            </w:tcMar>
+          </w:tcPr>
+          <w:p>
+            <w:pPr>
+              <w:jc w:val="left"/>
+            </w:pPr>
+            <w:r/>
+            <w:r>
+              <w:rPr>
+                <w:b w:val="0"/>
+                <w:color w:val="000000"/>
+                <w:sz w:val="17"/>
+              </w:rPr>
+              <w:t>1.000.000 de asuntos aleatorios sin derribar el analizador.</w:t>
+            </w:r>
+          </w:p>
+        </w:tc>
+      </w:tr>
+      <w:tr>
+        <w:tc>
+          <w:tcPr>
+            <w:tcW w:type="dxa" w:w="3096"/>
+            <w:shd w:fill="F4F7FB"/>
+            <w:vAlign w:val="center"/>
+            <w:tcMar>
+              <w:top w:w="90" w:type="dxa"/>
+              <w:left w:w="90" w:type="dxa"/>
+              <w:bottom w:w="90" w:type="dxa"/>
+              <w:right w:w="90" w:type="dxa"/>
+            </w:tcMar>
+          </w:tcPr>
+          <w:p>
+            <w:pPr>
+              <w:jc w:val="center"/>
+            </w:pPr>
+            <w:r/>
+            <w:r>
+              <w:rPr>
+                <w:b w:val="0"/>
+                <w:color w:val="000000"/>
+                <w:sz w:val="17"/>
+              </w:rPr>
               <w:t>PostgreSQL remoto</w:t>
             </w:r>
           </w:p>
@@ -4649,6 +4713,7 @@
         <w:tc>
           <w:tcPr>
             <w:tcW w:type="dxa" w:w="6408"/>
+            <w:shd w:fill="F4F7FB"/>
             <w:vAlign w:val="center"/>
             <w:tcMar>
               <w:top w:w="90" w:type="dxa"/>
@@ -4677,7 +4742,6 @@
         <w:tc>
           <w:tcPr>
             <w:tcW w:type="dxa" w:w="3096"/>
-            <w:shd w:fill="F4F7FB"/>
             <w:vAlign w:val="center"/>
             <w:tcMar>
               <w:top w:w="90" w:type="dxa"/>
@@ -4688,7 +4752,7 @@
           </w:tcPr>
           <w:p>
             <w:pPr>
-              <w:jc w:val="left"/>
+              <w:jc w:val="center"/>
             </w:pPr>
             <w:r/>
             <w:r>
@@ -4697,14 +4761,13 @@
                 <w:color w:val="000000"/>
                 <w:sz w:val="17"/>
               </w:rPr>
-              <w:t>Caída de PostgreSQL</w:t>
+              <w:t>Caída simulada</w:t>
             </w:r>
           </w:p>
         </w:tc>
         <w:tc>
           <w:tcPr>
             <w:tcW w:type="dxa" w:w="6408"/>
-            <w:shd w:fill="F4F7FB"/>
             <w:vAlign w:val="center"/>
             <w:tcMar>
               <w:top w:w="90" w:type="dxa"/>
@@ -4733,6 +4796,7 @@
         <w:tc>
           <w:tcPr>
             <w:tcW w:type="dxa" w:w="3096"/>
+            <w:shd w:fill="F4F7FB"/>
             <w:vAlign w:val="center"/>
             <w:tcMar>
               <w:top w:w="90" w:type="dxa"/>
@@ -4752,7 +4816,62 @@
                 <w:color w:val="000000"/>
                 <w:sz w:val="17"/>
               </w:rPr>
-              <w:t>Caída de POP3</w:t>
+              <w:t>Roundcube HTTPS</w:t>
+            </w:r>
+          </w:p>
+        </w:tc>
+        <w:tc>
+          <w:tcPr>
+            <w:tcW w:type="dxa" w:w="6408"/>
+            <w:shd w:fill="F4F7FB"/>
+            <w:vAlign w:val="center"/>
+            <w:tcMar>
+              <w:top w:w="90" w:type="dxa"/>
+              <w:left w:w="90" w:type="dxa"/>
+              <w:bottom w:w="90" w:type="dxa"/>
+              <w:right w:w="90" w:type="dxa"/>
+            </w:tcMar>
+          </w:tcPr>
+          <w:p>
+            <w:pPr>
+              <w:jc w:val="left"/>
+            </w:pPr>
+            <w:r/>
+            <w:r>
+              <w:rPr>
+                <w:b w:val="0"/>
+                <w:color w:val="000000"/>
+                <w:sz w:val="17"/>
+              </w:rPr>
+              <w:t>Lectura real verificada sobre 149 mensajes sin exponer contenido.</w:t>
+            </w:r>
+          </w:p>
+        </w:tc>
+      </w:tr>
+      <w:tr>
+        <w:tc>
+          <w:tcPr>
+            <w:tcW w:type="dxa" w:w="3096"/>
+            <w:vAlign w:val="center"/>
+            <w:tcMar>
+              <w:top w:w="90" w:type="dxa"/>
+              <w:left w:w="90" w:type="dxa"/>
+              <w:bottom w:w="90" w:type="dxa"/>
+              <w:right w:w="90" w:type="dxa"/>
+            </w:tcMar>
+          </w:tcPr>
+          <w:p>
+            <w:pPr>
+              <w:jc w:val="left"/>
+            </w:pPr>
+            <w:r/>
+            <w:r>
+              <w:rPr>
+                <w:b w:val="0"/>
+                <w:color w:val="000000"/>
+                <w:sz w:val="17"/>
+              </w:rPr>
+              <w:t>Catálogo desde Gmail</w:t>
             </w:r>
           </w:p>
         </w:tc>
@@ -4778,7 +4897,7 @@
                 <w:color w:val="000000"/>
                 <w:sz w:val="17"/>
               </w:rPr>
-              <w:t>El proceso permaneció activo y limitó los reintentos.</w:t>
+              <w:t>Procesado y respondido con el catálogo de órdenes.</w:t>
             </w:r>
           </w:p>
         </w:tc>
@@ -4807,7 +4926,7 @@
                 <w:color w:val="000000"/>
                 <w:sz w:val="17"/>
               </w:rPr>
-              <w:t>Catálogo desde Gmail</w:t>
+              <w:t>LISCON["*"] desde Gmail</w:t>
             </w:r>
           </w:p>
         </w:tc>
@@ -4834,117 +4953,7 @@
                 <w:color w:val="000000"/>
                 <w:sz w:val="17"/>
               </w:rPr>
-              <w:t>Procesado y respondido con el catálogo de órdenes.</w:t>
-            </w:r>
-          </w:p>
-        </w:tc>
-      </w:tr>
-      <w:tr>
-        <w:tc>
-          <w:tcPr>
-            <w:tcW w:type="dxa" w:w="3096"/>
-            <w:vAlign w:val="center"/>
-            <w:tcMar>
-              <w:top w:w="90" w:type="dxa"/>
-              <w:left w:w="90" w:type="dxa"/>
-              <w:bottom w:w="90" w:type="dxa"/>
-              <w:right w:w="90" w:type="dxa"/>
-            </w:tcMar>
-          </w:tcPr>
-          <w:p>
-            <w:pPr>
-              <w:jc w:val="left"/>
-            </w:pPr>
-            <w:r/>
-            <w:r>
-              <w:rPr>
-                <w:b w:val="0"/>
-                <w:color w:val="000000"/>
-                <w:sz w:val="17"/>
-              </w:rPr>
-              <w:t>LISCON["*"] desde Gmail</w:t>
-            </w:r>
-          </w:p>
-        </w:tc>
-        <w:tc>
-          <w:tcPr>
-            <w:tcW w:type="dxa" w:w="6408"/>
-            <w:vAlign w:val="center"/>
-            <w:tcMar>
-              <w:top w:w="90" w:type="dxa"/>
-              <w:left w:w="90" w:type="dxa"/>
-              <w:bottom w:w="90" w:type="dxa"/>
-              <w:right w:w="90" w:type="dxa"/>
-            </w:tcMar>
-          </w:tcPr>
-          <w:p>
-            <w:pPr>
-              <w:jc w:val="left"/>
-            </w:pPr>
-            <w:r/>
-            <w:r>
-              <w:rPr>
-                <w:b w:val="0"/>
-                <w:color w:val="000000"/>
-                <w:sz w:val="17"/>
-              </w:rPr>
               <w:t>Consulta SQL ejecutada; respuesta: Sin resultados.</w:t>
-            </w:r>
-          </w:p>
-        </w:tc>
-      </w:tr>
-      <w:tr>
-        <w:tc>
-          <w:tcPr>
-            <w:tcW w:type="dxa" w:w="3096"/>
-            <w:shd w:fill="F4F7FB"/>
-            <w:vAlign w:val="center"/>
-            <w:tcMar>
-              <w:top w:w="90" w:type="dxa"/>
-              <w:left w:w="90" w:type="dxa"/>
-              <w:bottom w:w="90" w:type="dxa"/>
-              <w:right w:w="90" w:type="dxa"/>
-            </w:tcMar>
-          </w:tcPr>
-          <w:p>
-            <w:pPr>
-              <w:jc w:val="left"/>
-            </w:pPr>
-            <w:r/>
-            <w:r>
-              <w:rPr>
-                <w:b w:val="0"/>
-                <w:color w:val="000000"/>
-                <w:sz w:val="17"/>
-              </w:rPr>
-              <w:t>Clasificación Gmail</w:t>
-            </w:r>
-          </w:p>
-        </w:tc>
-        <w:tc>
-          <w:tcPr>
-            <w:tcW w:type="dxa" w:w="6408"/>
-            <w:shd w:fill="F4F7FB"/>
-            <w:vAlign w:val="center"/>
-            <w:tcMar>
-              <w:top w:w="90" w:type="dxa"/>
-              <w:left w:w="90" w:type="dxa"/>
-              <w:bottom w:w="90" w:type="dxa"/>
-              <w:right w:w="90" w:type="dxa"/>
-            </w:tcMar>
-          </w:tcPr>
-          <w:p>
-            <w:pPr>
-              <w:jc w:val="left"/>
-            </w:pPr>
-            <w:r/>
-            <w:r>
-              <w:rPr>
-                <w:b w:val="0"/>
-                <w:color w:val="000000"/>
-                <w:sz w:val="17"/>
-              </w:rPr>
-              <w:t>La respuesta llegó a Spam; no es un fallo de entrega.</w:t>
             </w:r>
           </w:p>
         </w:tc>

--- a/entrega/PUDS_INF513_P1_Grupo09SA.docx
+++ b/entrega/PUDS_INF513_P1_Grupo09SA.docx
@@ -3540,7 +3540,7 @@
         <w:spacing w:after="60"/>
       </w:pPr>
       <w:r>
-        <w:t>Los identificadores deben ser enteros positivos; las plazas aceptan cero o un número positivo.</w:t>
+        <w:t>Los identificadores deben ser enteros positivos; las plazas aceptan cero o un número positivo. Letras, NaN, infinitos y desbordamientos se rechazan.</w:t>
       </w:r>
     </w:p>
     <w:p>
@@ -3549,7 +3549,16 @@
         <w:spacing w:after="60"/>
       </w:pPr>
       <w:r>
-        <w:t>Los puntajes se limitan al intervalo de 0 a 100.</w:t>
+        <w:t>Los puntajes se limitan al intervalo de 0 a 100 con máximo dos decimales. PostgreSQL repite esta comprobación mediante restricciones CHECK.</w:t>
+      </w:r>
+    </w:p>
+    <w:p>
+      <w:pPr>
+        <w:pStyle w:val="ListBullet"/>
+        <w:spacing w:after="60"/>
+      </w:pPr>
+      <w:r>
+        <w:t>Los textos respetan el tamaño de cada columna y no admiten controles, saltos de línea ni espacios accidentales en los extremos.</w:t>
       </w:r>
     </w:p>
     <w:p>
@@ -4377,7 +4386,16 @@
         <w:spacing w:after="60"/>
       </w:pPr>
       <w:r>
-        <w:t>El servicio valida roles, sintaxis, cantidad y tamaño de parámetros; limita cada ciclo a 25 mensajes y cada listado a 200 filas.</w:t>
+        <w:t>El servicio valida roles, sintaxis, tipo, rango, fechas, estados y tamaño antes de ejecutar SQL; PostgreSQL conserva restricciones defensivas equivalentes.</w:t>
+      </w:r>
+    </w:p>
+    <w:p>
+      <w:pPr>
+        <w:pStyle w:val="ListBullet"/>
+        <w:spacing w:after="60"/>
+      </w:pPr>
+      <w:r>
+        <w:t>Cada ciclo procesa como máximo 25 mensajes. Los listados se limitan a 200 filas y 50.000 caracteres.</w:t>
       </w:r>
     </w:p>
     <w:p>
@@ -4414,6 +4432,15 @@
       </w:pPr>
       <w:r>
         <w:t>p1_resultado_orden usa el identificador del mensaje como clave idempotente. Negocio, auditoría y resultado se confirman o revierten juntos.</w:t>
+      </w:r>
+    </w:p>
+    <w:p>
+      <w:pPr>
+        <w:pStyle w:val="ListBullet"/>
+        <w:spacing w:after="60"/>
+      </w:pPr>
+      <w:r>
+        <w:t>Un bloqueo asesor de PostgreSQL impide que dos instancias procesen la misma bandeja simultáneamente.</w:t>
       </w:r>
     </w:p>
     <w:p>
@@ -4623,7 +4650,7 @@
                 <w:color w:val="000000"/>
                 <w:sz w:val="17"/>
               </w:rPr>
-              <w:t>Analizador, permisos, límites y reintentos sin fallos.</w:t>
+              <w:t>18 pruebas de analizador, permisos, tipos, límites y reintentos sin fallos.</w:t>
             </w:r>
           </w:p>
         </w:tc>
@@ -4733,7 +4760,7 @@
                 <w:color w:val="000000"/>
                 <w:sz w:val="17"/>
               </w:rPr>
-              <w:t>Esquema resiliente p1_ aplicado correctamente.</w:t>
+              <w:t>Esquema resiliente p1_ y restricciones CHECK aplicados correctamente.</w:t>
             </w:r>
           </w:p>
         </w:tc>

--- a/entrega/PUDS_INF513_P1_Grupo09SA.docx
+++ b/entrega/PUDS_INF513_P1_Grupo09SA.docx
@@ -4650,7 +4650,7 @@
                 <w:color w:val="000000"/>
                 <w:sz w:val="17"/>
               </w:rPr>
-              <w:t>18 pruebas de analizador, permisos, tipos, límites y reintentos sin fallos.</w:t>
+              <w:t>22 pruebas de analizador, permisos, configuración, límites y reintentos sin fallos.</w:t>
             </w:r>
           </w:p>
         </w:tc>
@@ -4704,7 +4704,7 @@
                 <w:color w:val="000000"/>
                 <w:sz w:val="17"/>
               </w:rPr>
-              <w:t>1.000.000 de asuntos aleatorios sin derribar el analizador.</w:t>
+              <w:t>10.000.000 de asuntos aleatorios sin derribar el analizador.</w:t>
             </w:r>
           </w:p>
         </w:tc>
@@ -4733,6 +4733,61 @@
                 <w:color w:val="000000"/>
                 <w:sz w:val="17"/>
               </w:rPr>
+              <w:t>Concurrencia</w:t>
+            </w:r>
+          </w:p>
+        </w:tc>
+        <w:tc>
+          <w:tcPr>
+            <w:tcW w:type="dxa" w:w="6408"/>
+            <w:shd w:fill="F4F7FB"/>
+            <w:vAlign w:val="center"/>
+            <w:tcMar>
+              <w:top w:w="90" w:type="dxa"/>
+              <w:left w:w="90" w:type="dxa"/>
+              <w:bottom w:w="90" w:type="dxa"/>
+              <w:right w:w="90" w:type="dxa"/>
+            </w:tcMar>
+          </w:tcPr>
+          <w:p>
+            <w:pPr>
+              <w:jc w:val="left"/>
+            </w:pPr>
+            <w:r/>
+            <w:r>
+              <w:rPr>
+                <w:b w:val="0"/>
+                <w:color w:val="000000"/>
+                <w:sz w:val="17"/>
+              </w:rPr>
+              <w:t>320.000 análisis en 32 hilos sin errores.</w:t>
+            </w:r>
+          </w:p>
+        </w:tc>
+      </w:tr>
+      <w:tr>
+        <w:tc>
+          <w:tcPr>
+            <w:tcW w:type="dxa" w:w="3096"/>
+            <w:vAlign w:val="center"/>
+            <w:tcMar>
+              <w:top w:w="90" w:type="dxa"/>
+              <w:left w:w="90" w:type="dxa"/>
+              <w:bottom w:w="90" w:type="dxa"/>
+              <w:right w:w="90" w:type="dxa"/>
+            </w:tcMar>
+          </w:tcPr>
+          <w:p>
+            <w:pPr>
+              <w:jc w:val="center"/>
+            </w:pPr>
+            <w:r/>
+            <w:r>
+              <w:rPr>
+                <w:b w:val="0"/>
+                <w:color w:val="000000"/>
+                <w:sz w:val="17"/>
+              </w:rPr>
               <w:t>PostgreSQL remoto</w:t>
             </w:r>
           </w:p>
@@ -4740,7 +4795,6 @@
         <w:tc>
           <w:tcPr>
             <w:tcW w:type="dxa" w:w="6408"/>
-            <w:shd w:fill="F4F7FB"/>
             <w:vAlign w:val="center"/>
             <w:tcMar>
               <w:top w:w="90" w:type="dxa"/>
@@ -4769,6 +4823,7 @@
         <w:tc>
           <w:tcPr>
             <w:tcW w:type="dxa" w:w="3096"/>
+            <w:shd w:fill="F4F7FB"/>
             <w:vAlign w:val="center"/>
             <w:tcMar>
               <w:top w:w="90" w:type="dxa"/>
@@ -4795,6 +4850,7 @@
         <w:tc>
           <w:tcPr>
             <w:tcW w:type="dxa" w:w="6408"/>
+            <w:shd w:fill="F4F7FB"/>
             <w:vAlign w:val="center"/>
             <w:tcMar>
               <w:top w:w="90" w:type="dxa"/>
@@ -4823,7 +4879,6 @@
         <w:tc>
           <w:tcPr>
             <w:tcW w:type="dxa" w:w="3096"/>
-            <w:shd w:fill="F4F7FB"/>
             <w:vAlign w:val="center"/>
             <w:tcMar>
               <w:top w:w="90" w:type="dxa"/>
@@ -4850,7 +4905,6 @@
         <w:tc>
           <w:tcPr>
             <w:tcW w:type="dxa" w:w="6408"/>
-            <w:shd w:fill="F4F7FB"/>
             <w:vAlign w:val="center"/>
             <w:tcMar>
               <w:top w:w="90" w:type="dxa"/>
@@ -4879,6 +4933,7 @@
         <w:tc>
           <w:tcPr>
             <w:tcW w:type="dxa" w:w="3096"/>
+            <w:shd w:fill="F4F7FB"/>
             <w:vAlign w:val="center"/>
             <w:tcMar>
               <w:top w:w="90" w:type="dxa"/>
@@ -4905,6 +4960,7 @@
         <w:tc>
           <w:tcPr>
             <w:tcW w:type="dxa" w:w="6408"/>
+            <w:shd w:fill="F4F7FB"/>
             <w:vAlign w:val="center"/>
             <w:tcMar>
               <w:top w:w="90" w:type="dxa"/>
@@ -4933,7 +4989,6 @@
         <w:tc>
           <w:tcPr>
             <w:tcW w:type="dxa" w:w="3096"/>
-            <w:shd w:fill="F4F7FB"/>
             <w:vAlign w:val="center"/>
             <w:tcMar>
               <w:top w:w="90" w:type="dxa"/>
@@ -4960,7 +5015,6 @@
         <w:tc>
           <w:tcPr>
             <w:tcW w:type="dxa" w:w="6408"/>
-            <w:shd w:fill="F4F7FB"/>
             <w:vAlign w:val="center"/>
             <w:tcMar>
               <w:top w:w="90" w:type="dxa"/>

--- a/entrega/PUDS_INF513_P1_Grupo09SA.docx
+++ b/entrega/PUDS_INF513_P1_Grupo09SA.docx
@@ -4395,7 +4395,16 @@
         <w:spacing w:after="60"/>
       </w:pPr>
       <w:r>
-        <w:t>Cada ciclo procesa como máximo 25 mensajes. Los listados se limitan a 200 filas y 50.000 caracteres.</w:t>
+        <w:t>La creación del primer DECANO exige que remitente, nuevo correo y BOOTSTRAP_ADMIN_EMAIL coincidan.</w:t>
+      </w:r>
+    </w:p>
+    <w:p>
+      <w:pPr>
+        <w:pStyle w:val="ListBullet"/>
+        <w:spacing w:after="60"/>
+      </w:pPr>
+      <w:r>
+        <w:t>Cada ciclo procesa como máximo 25 mensajes. Los IDs históricos se consultan por lotes y no se cargan todos en memoria.</w:t>
       </w:r>
     </w:p>
     <w:p>
@@ -4650,7 +4659,7 @@
                 <w:color w:val="000000"/>
                 <w:sz w:val="17"/>
               </w:rPr>
-              <w:t>22 pruebas de analizador, permisos, configuración, límites y reintentos sin fallos.</w:t>
+              <w:t>25 pruebas de analizador, permisos, bootstrap, configuración, límites y reintentos sin fallos.</w:t>
             </w:r>
           </w:p>
         </w:tc>
@@ -4944,7 +4953,7 @@
           </w:tcPr>
           <w:p>
             <w:pPr>
-              <w:jc w:val="left"/>
+              <w:jc w:val="center"/>
             </w:pPr>
             <w:r/>
             <w:r>
@@ -4953,7 +4962,7 @@
                 <w:color w:val="000000"/>
                 <w:sz w:val="17"/>
               </w:rPr>
-              <w:t>Catálogo desde Gmail</w:t>
+              <w:t>Filtro real</w:t>
             </w:r>
           </w:p>
         </w:tc>
@@ -4980,7 +4989,7 @@
                 <w:color w:val="000000"/>
                 <w:sz w:val="17"/>
               </w:rPr>
-              <w:t>Procesado y respondido con el catálogo de órdenes.</w:t>
+              <w:t>LISCON["C"] ejecutó SQL parametrizado y respondió: Sin resultados.</w:t>
             </w:r>
           </w:p>
         </w:tc>
@@ -4999,7 +5008,7 @@
           </w:tcPr>
           <w:p>
             <w:pPr>
-              <w:jc w:val="left"/>
+              <w:jc w:val="center"/>
             </w:pPr>
             <w:r/>
             <w:r>
@@ -5008,7 +5017,7 @@
                 <w:color w:val="000000"/>
                 <w:sz w:val="17"/>
               </w:rPr>
-              <w:t>LISCON["*"] desde Gmail</w:t>
+              <w:t>Dependencias</w:t>
             </w:r>
           </w:p>
         </w:tc>
@@ -5034,7 +5043,7 @@
                 <w:color w:val="000000"/>
                 <w:sz w:val="17"/>
               </w:rPr>
-              <w:t>Consulta SQL ejecutada; respuesta: Sin resultados.</w:t>
+              <w:t>Jackson 2.22.3, JDBC 42.7.14 y HttpClient 5.6.</w:t>
             </w:r>
           </w:p>
         </w:tc>

--- a/entrega/PUDS_INF513_P1_Grupo09SA.docx
+++ b/entrega/PUDS_INF513_P1_Grupo09SA.docx
@@ -96,10 +96,110 @@
         <w:gridCol w:w="3312"/>
       </w:tblGrid>
       <w:tr>
+        <w:trPr>
+          <w:tblHeader/>
+        </w:trPr>
         <w:tc>
           <w:tcPr>
-            <w:tcW w:type="dxa" w:w="1728"/>
+            <w:tcW w:type="dxa" w:w="3312"/>
             <w:shd w:fill="17365D"/>
+            <w:vAlign w:val="center"/>
+            <w:tcMar>
+              <w:top w:w="90" w:type="dxa"/>
+              <w:left w:w="90" w:type="dxa"/>
+              <w:bottom w:w="90" w:type="dxa"/>
+              <w:right w:w="90" w:type="dxa"/>
+            </w:tcMar>
+          </w:tcPr>
+          <w:p>
+            <w:pPr>
+              <w:keepNext/>
+              <w:jc w:val="center"/>
+            </w:pPr>
+            <w:r>
+              <w:rPr>
+                <w:sz w:val="18"/>
+              </w:rPr>
+            </w:r>
+            <w:r>
+              <w:rPr>
+                <w:b/>
+                <w:color w:val="FFFFFF"/>
+                <w:sz w:val="18"/>
+              </w:rPr>
+              <w:t>Registro</w:t>
+            </w:r>
+          </w:p>
+        </w:tc>
+        <w:tc>
+          <w:tcPr>
+            <w:tcW w:type="dxa" w:w="3312"/>
+            <w:shd w:fill="17365D"/>
+            <w:vAlign w:val="center"/>
+            <w:tcMar>
+              <w:top w:w="90" w:type="dxa"/>
+              <w:left w:w="90" w:type="dxa"/>
+              <w:bottom w:w="90" w:type="dxa"/>
+              <w:right w:w="90" w:type="dxa"/>
+            </w:tcMar>
+          </w:tcPr>
+          <w:p>
+            <w:pPr>
+              <w:keepNext/>
+              <w:jc w:val="center"/>
+            </w:pPr>
+            <w:r>
+              <w:rPr>
+                <w:sz w:val="18"/>
+              </w:rPr>
+            </w:r>
+            <w:r>
+              <w:rPr>
+                <w:b/>
+                <w:color w:val="FFFFFF"/>
+                <w:sz w:val="18"/>
+              </w:rPr>
+              <w:t>Integrante</w:t>
+            </w:r>
+          </w:p>
+        </w:tc>
+        <w:tc>
+          <w:tcPr>
+            <w:tcW w:type="dxa" w:w="3312"/>
+            <w:shd w:fill="17365D"/>
+            <w:vAlign w:val="center"/>
+            <w:tcMar>
+              <w:top w:w="90" w:type="dxa"/>
+              <w:left w:w="90" w:type="dxa"/>
+              <w:bottom w:w="90" w:type="dxa"/>
+              <w:right w:w="90" w:type="dxa"/>
+            </w:tcMar>
+          </w:tcPr>
+          <w:p>
+            <w:pPr>
+              <w:keepNext/>
+              <w:jc w:val="center"/>
+            </w:pPr>
+            <w:r>
+              <w:rPr>
+                <w:sz w:val="18"/>
+              </w:rPr>
+            </w:r>
+            <w:r>
+              <w:rPr>
+                <w:b/>
+                <w:color w:val="FFFFFF"/>
+                <w:sz w:val="18"/>
+              </w:rPr>
+              <w:t>Carrera</w:t>
+            </w:r>
+          </w:p>
+        </w:tc>
+      </w:tr>
+      <w:tr>
+        <w:tc>
+          <w:tcPr>
+            <w:tcW w:type="dxa" w:w="3312"/>
             <w:vAlign w:val="center"/>
             <w:tcMar>
               <w:top w:w="90" w:type="dxa"/>
@@ -112,102 +212,24 @@
             <w:pPr>
               <w:jc w:val="center"/>
             </w:pPr>
-            <w:r/>
-            <w:r>
-              <w:rPr>
-                <w:b/>
-                <w:color w:val="FFFFFF"/>
-                <w:sz w:val="18"/>
-              </w:rPr>
-              <w:t>Registro</w:t>
+            <w:r>
+              <w:rPr>
+                <w:sz w:val="18"/>
+              </w:rPr>
+            </w:r>
+            <w:r>
+              <w:rPr>
+                <w:b w:val="0"/>
+                <w:color w:val="000000"/>
+                <w:sz w:val="18"/>
+              </w:rPr>
+              <w:t>223045888</w:t>
             </w:r>
           </w:p>
         </w:tc>
         <w:tc>
           <w:tcPr>
-            <w:tcW w:type="dxa" w:w="4896"/>
-            <w:shd w:fill="17365D"/>
-            <w:vAlign w:val="center"/>
-            <w:tcMar>
-              <w:top w:w="90" w:type="dxa"/>
-              <w:left w:w="90" w:type="dxa"/>
-              <w:bottom w:w="90" w:type="dxa"/>
-              <w:right w:w="90" w:type="dxa"/>
-            </w:tcMar>
-          </w:tcPr>
-          <w:p>
-            <w:pPr>
-              <w:jc w:val="center"/>
-            </w:pPr>
-            <w:r/>
-            <w:r>
-              <w:rPr>
-                <w:b/>
-                <w:color w:val="FFFFFF"/>
-                <w:sz w:val="18"/>
-              </w:rPr>
-              <w:t>Integrante</w:t>
-            </w:r>
-          </w:p>
-        </w:tc>
-        <w:tc>
-          <w:tcPr>
-            <w:tcW w:type="dxa" w:w="2880"/>
-            <w:shd w:fill="17365D"/>
-            <w:vAlign w:val="center"/>
-            <w:tcMar>
-              <w:top w:w="90" w:type="dxa"/>
-              <w:left w:w="90" w:type="dxa"/>
-              <w:bottom w:w="90" w:type="dxa"/>
-              <w:right w:w="90" w:type="dxa"/>
-            </w:tcMar>
-          </w:tcPr>
-          <w:p>
-            <w:pPr>
-              <w:jc w:val="center"/>
-            </w:pPr>
-            <w:r/>
-            <w:r>
-              <w:rPr>
-                <w:b/>
-                <w:color w:val="FFFFFF"/>
-                <w:sz w:val="18"/>
-              </w:rPr>
-              <w:t>Carrera</w:t>
-            </w:r>
-          </w:p>
-        </w:tc>
-      </w:tr>
-      <w:tr>
-        <w:tc>
-          <w:tcPr>
-            <w:tcW w:type="dxa" w:w="1728"/>
-            <w:vAlign w:val="center"/>
-            <w:tcMar>
-              <w:top w:w="90" w:type="dxa"/>
-              <w:left w:w="90" w:type="dxa"/>
-              <w:bottom w:w="90" w:type="dxa"/>
-              <w:right w:w="90" w:type="dxa"/>
-            </w:tcMar>
-          </w:tcPr>
-          <w:p>
-            <w:pPr>
-              <w:jc w:val="center"/>
-            </w:pPr>
-            <w:r/>
-            <w:r>
-              <w:rPr>
-                <w:b w:val="0"/>
-                <w:color w:val="000000"/>
-                <w:sz w:val="17"/>
-              </w:rPr>
-              <w:t>223045888</w:t>
-            </w:r>
-          </w:p>
-        </w:tc>
-        <w:tc>
-          <w:tcPr>
-            <w:tcW w:type="dxa" w:w="4896"/>
+            <w:tcW w:type="dxa" w:w="3312"/>
             <w:vAlign w:val="center"/>
             <w:tcMar>
               <w:top w:w="90" w:type="dxa"/>
@@ -220,12 +242,16 @@
             <w:pPr>
               <w:jc w:val="left"/>
             </w:pPr>
-            <w:r/>
+            <w:r>
+              <w:rPr>
+                <w:sz w:val="18"/>
+              </w:rPr>
+            </w:r>
             <w:r>
               <w:rPr>
                 <w:b w:val="0"/>
                 <w:color w:val="000000"/>
-                <w:sz w:val="17"/>
+                <w:sz w:val="18"/>
               </w:rPr>
               <w:t>Acosta Osorio Lin Fernanda</w:t>
             </w:r>
@@ -233,7 +259,7 @@
         </w:tc>
         <w:tc>
           <w:tcPr>
-            <w:tcW w:type="dxa" w:w="2880"/>
+            <w:tcW w:type="dxa" w:w="3312"/>
             <w:vAlign w:val="center"/>
             <w:tcMar>
               <w:top w:w="90" w:type="dxa"/>
@@ -246,12 +272,16 @@
             <w:pPr>
               <w:jc w:val="left"/>
             </w:pPr>
-            <w:r/>
+            <w:r>
+              <w:rPr>
+                <w:sz w:val="18"/>
+              </w:rPr>
+            </w:r>
             <w:r>
               <w:rPr>
                 <w:b w:val="0"/>
                 <w:color w:val="000000"/>
-                <w:sz w:val="17"/>
+                <w:sz w:val="18"/>
               </w:rPr>
               <w:t>Ingeniería en Sistemas</w:t>
             </w:r>
@@ -261,7 +291,7 @@
       <w:tr>
         <w:tc>
           <w:tcPr>
-            <w:tcW w:type="dxa" w:w="1728"/>
+            <w:tcW w:type="dxa" w:w="3312"/>
             <w:shd w:fill="F4F7FB"/>
             <w:vAlign w:val="center"/>
             <w:tcMar>
@@ -275,12 +305,16 @@
             <w:pPr>
               <w:jc w:val="center"/>
             </w:pPr>
-            <w:r/>
+            <w:r>
+              <w:rPr>
+                <w:sz w:val="18"/>
+              </w:rPr>
+            </w:r>
             <w:r>
               <w:rPr>
                 <w:b w:val="0"/>
                 <w:color w:val="000000"/>
-                <w:sz w:val="17"/>
+                <w:sz w:val="18"/>
               </w:rPr>
               <w:t>223043982</w:t>
             </w:r>
@@ -288,7 +322,7 @@
         </w:tc>
         <w:tc>
           <w:tcPr>
-            <w:tcW w:type="dxa" w:w="4896"/>
+            <w:tcW w:type="dxa" w:w="3312"/>
             <w:shd w:fill="F4F7FB"/>
             <w:vAlign w:val="center"/>
             <w:tcMar>
@@ -302,12 +336,16 @@
             <w:pPr>
               <w:jc w:val="left"/>
             </w:pPr>
-            <w:r/>
+            <w:r>
+              <w:rPr>
+                <w:sz w:val="18"/>
+              </w:rPr>
+            </w:r>
             <w:r>
               <w:rPr>
                 <w:b w:val="0"/>
                 <w:color w:val="000000"/>
-                <w:sz w:val="17"/>
+                <w:sz w:val="18"/>
               </w:rPr>
               <w:t>Ramos Vargas Brayan Joel</w:t>
             </w:r>
@@ -315,7 +353,7 @@
         </w:tc>
         <w:tc>
           <w:tcPr>
-            <w:tcW w:type="dxa" w:w="2880"/>
+            <w:tcW w:type="dxa" w:w="3312"/>
             <w:shd w:fill="F4F7FB"/>
             <w:vAlign w:val="center"/>
             <w:tcMar>
@@ -329,12 +367,16 @@
             <w:pPr>
               <w:jc w:val="left"/>
             </w:pPr>
-            <w:r/>
+            <w:r>
+              <w:rPr>
+                <w:sz w:val="18"/>
+              </w:rPr>
+            </w:r>
             <w:r>
               <w:rPr>
                 <w:b w:val="0"/>
                 <w:color w:val="000000"/>
-                <w:sz w:val="17"/>
+                <w:sz w:val="18"/>
               </w:rPr>
               <w:t>Ingeniería en Sistemas</w:t>
             </w:r>
@@ -344,7 +386,7 @@
       <w:tr>
         <w:tc>
           <w:tcPr>
-            <w:tcW w:type="dxa" w:w="1728"/>
+            <w:tcW w:type="dxa" w:w="3312"/>
             <w:vAlign w:val="center"/>
             <w:tcMar>
               <w:top w:w="90" w:type="dxa"/>
@@ -357,12 +399,16 @@
             <w:pPr>
               <w:jc w:val="center"/>
             </w:pPr>
-            <w:r/>
+            <w:r>
+              <w:rPr>
+                <w:sz w:val="18"/>
+              </w:rPr>
+            </w:r>
             <w:r>
               <w:rPr>
                 <w:b w:val="0"/>
                 <w:color w:val="000000"/>
-                <w:sz w:val="17"/>
+                <w:sz w:val="18"/>
               </w:rPr>
               <w:t>213114976</w:t>
             </w:r>
@@ -370,7 +416,7 @@
         </w:tc>
         <w:tc>
           <w:tcPr>
-            <w:tcW w:type="dxa" w:w="4896"/>
+            <w:tcW w:type="dxa" w:w="3312"/>
             <w:vAlign w:val="center"/>
             <w:tcMar>
               <w:top w:w="90" w:type="dxa"/>
@@ -383,12 +429,16 @@
             <w:pPr>
               <w:jc w:val="left"/>
             </w:pPr>
-            <w:r/>
+            <w:r>
+              <w:rPr>
+                <w:sz w:val="18"/>
+              </w:rPr>
+            </w:r>
             <w:r>
               <w:rPr>
                 <w:b w:val="0"/>
                 <w:color w:val="000000"/>
-                <w:sz w:val="17"/>
+                <w:sz w:val="18"/>
               </w:rPr>
               <w:t>Rodriguez Aguilera Walter</w:t>
             </w:r>
@@ -396,7 +446,7 @@
         </w:tc>
         <w:tc>
           <w:tcPr>
-            <w:tcW w:type="dxa" w:w="2880"/>
+            <w:tcW w:type="dxa" w:w="3312"/>
             <w:vAlign w:val="center"/>
             <w:tcMar>
               <w:top w:w="90" w:type="dxa"/>
@@ -409,12 +459,16 @@
             <w:pPr>
               <w:jc w:val="left"/>
             </w:pPr>
-            <w:r/>
+            <w:r>
+              <w:rPr>
+                <w:sz w:val="18"/>
+              </w:rPr>
+            </w:r>
             <w:r>
               <w:rPr>
                 <w:b w:val="0"/>
                 <w:color w:val="000000"/>
-                <w:sz w:val="17"/>
+                <w:sz w:val="18"/>
               </w:rPr>
               <w:t>Ingeniería en Sistemas</w:t>
             </w:r>
@@ -455,7 +509,7 @@
         <w:spacing w:after="120" w:line="259" w:lineRule="auto"/>
       </w:pPr>
       <w:r>
-        <w:t>Desarrollamos un servicio Java que recibe órdenes en el asunto de correos enviados a la cuenta del Grupo 09 SA. El servicio valida la sintaxis, los parámetros y el rol del remitente, ejecuta la operación en PostgreSQL y devuelve un correo con el resultado. La solución cubre los ocho casos de uso aprobados para convocatorias de auxiliaturas.</w:t>
+        <w:t>Desarrollamos un servicio Java que recibe órdenes en el asunto de correos enviados a la cuenta del Grupo 09 SA. Validamos sintaxis, parámetros y permisos. Las operaciones privadas o de modificación requieren un código enviado al correo del solicitante antes de ejecutar la orden en PostgreSQL. Las consultas públicas responden directamente.</w:t>
       </w:r>
     </w:p>
     <w:p>
@@ -558,10 +612,110 @@
         <w:gridCol w:w="3312"/>
       </w:tblGrid>
       <w:tr>
+        <w:trPr>
+          <w:tblHeader/>
+        </w:trPr>
         <w:tc>
           <w:tcPr>
-            <w:tcW w:type="dxa" w:w="1872"/>
+            <w:tcW w:type="dxa" w:w="3312"/>
             <w:shd w:fill="17365D"/>
+            <w:vAlign w:val="center"/>
+            <w:tcMar>
+              <w:top w:w="90" w:type="dxa"/>
+              <w:left w:w="90" w:type="dxa"/>
+              <w:bottom w:w="90" w:type="dxa"/>
+              <w:right w:w="90" w:type="dxa"/>
+            </w:tcMar>
+          </w:tcPr>
+          <w:p>
+            <w:pPr>
+              <w:keepNext/>
+              <w:jc w:val="center"/>
+            </w:pPr>
+            <w:r>
+              <w:rPr>
+                <w:sz w:val="18"/>
+              </w:rPr>
+            </w:r>
+            <w:r>
+              <w:rPr>
+                <w:b/>
+                <w:color w:val="FFFFFF"/>
+                <w:sz w:val="18"/>
+              </w:rPr>
+              <w:t>Componente</w:t>
+            </w:r>
+          </w:p>
+        </w:tc>
+        <w:tc>
+          <w:tcPr>
+            <w:tcW w:type="dxa" w:w="3312"/>
+            <w:shd w:fill="17365D"/>
+            <w:vAlign w:val="center"/>
+            <w:tcMar>
+              <w:top w:w="90" w:type="dxa"/>
+              <w:left w:w="90" w:type="dxa"/>
+              <w:bottom w:w="90" w:type="dxa"/>
+              <w:right w:w="90" w:type="dxa"/>
+            </w:tcMar>
+          </w:tcPr>
+          <w:p>
+            <w:pPr>
+              <w:keepNext/>
+              <w:jc w:val="center"/>
+            </w:pPr>
+            <w:r>
+              <w:rPr>
+                <w:sz w:val="18"/>
+              </w:rPr>
+            </w:r>
+            <w:r>
+              <w:rPr>
+                <w:b/>
+                <w:color w:val="FFFFFF"/>
+                <w:sz w:val="18"/>
+              </w:rPr>
+              <w:t>Tecnología</w:t>
+            </w:r>
+          </w:p>
+        </w:tc>
+        <w:tc>
+          <w:tcPr>
+            <w:tcW w:type="dxa" w:w="3312"/>
+            <w:shd w:fill="17365D"/>
+            <w:vAlign w:val="center"/>
+            <w:tcMar>
+              <w:top w:w="90" w:type="dxa"/>
+              <w:left w:w="90" w:type="dxa"/>
+              <w:bottom w:w="90" w:type="dxa"/>
+              <w:right w:w="90" w:type="dxa"/>
+            </w:tcMar>
+          </w:tcPr>
+          <w:p>
+            <w:pPr>
+              <w:keepNext/>
+              <w:jc w:val="center"/>
+            </w:pPr>
+            <w:r>
+              <w:rPr>
+                <w:sz w:val="18"/>
+              </w:rPr>
+            </w:r>
+            <w:r>
+              <w:rPr>
+                <w:b/>
+                <w:color w:val="FFFFFF"/>
+                <w:sz w:val="18"/>
+              </w:rPr>
+              <w:t>Responsabilidad</w:t>
+            </w:r>
+          </w:p>
+        </w:tc>
+      </w:tr>
+      <w:tr>
+        <w:tc>
+          <w:tcPr>
+            <w:tcW w:type="dxa" w:w="3312"/>
             <w:vAlign w:val="center"/>
             <w:tcMar>
               <w:top w:w="90" w:type="dxa"/>
@@ -574,102 +728,24 @@
             <w:pPr>
               <w:jc w:val="center"/>
             </w:pPr>
-            <w:r/>
-            <w:r>
-              <w:rPr>
-                <w:b/>
-                <w:color w:val="FFFFFF"/>
-                <w:sz w:val="18"/>
-              </w:rPr>
-              <w:t>Componente</w:t>
+            <w:r>
+              <w:rPr>
+                <w:sz w:val="18"/>
+              </w:rPr>
+            </w:r>
+            <w:r>
+              <w:rPr>
+                <w:b w:val="0"/>
+                <w:color w:val="000000"/>
+                <w:sz w:val="18"/>
+              </w:rPr>
+              <w:t>Cliente externo</w:t>
             </w:r>
           </w:p>
         </w:tc>
         <w:tc>
           <w:tcPr>
-            <w:tcW w:type="dxa" w:w="2160"/>
-            <w:shd w:fill="17365D"/>
-            <w:vAlign w:val="center"/>
-            <w:tcMar>
-              <w:top w:w="90" w:type="dxa"/>
-              <w:left w:w="90" w:type="dxa"/>
-              <w:bottom w:w="90" w:type="dxa"/>
-              <w:right w:w="90" w:type="dxa"/>
-            </w:tcMar>
-          </w:tcPr>
-          <w:p>
-            <w:pPr>
-              <w:jc w:val="center"/>
-            </w:pPr>
-            <w:r/>
-            <w:r>
-              <w:rPr>
-                <w:b/>
-                <w:color w:val="FFFFFF"/>
-                <w:sz w:val="18"/>
-              </w:rPr>
-              <w:t>Tecnología</w:t>
-            </w:r>
-          </w:p>
-        </w:tc>
-        <w:tc>
-          <w:tcPr>
-            <w:tcW w:type="dxa" w:w="5472"/>
-            <w:shd w:fill="17365D"/>
-            <w:vAlign w:val="center"/>
-            <w:tcMar>
-              <w:top w:w="90" w:type="dxa"/>
-              <w:left w:w="90" w:type="dxa"/>
-              <w:bottom w:w="90" w:type="dxa"/>
-              <w:right w:w="90" w:type="dxa"/>
-            </w:tcMar>
-          </w:tcPr>
-          <w:p>
-            <w:pPr>
-              <w:jc w:val="center"/>
-            </w:pPr>
-            <w:r/>
-            <w:r>
-              <w:rPr>
-                <w:b/>
-                <w:color w:val="FFFFFF"/>
-                <w:sz w:val="18"/>
-              </w:rPr>
-              <w:t>Responsabilidad</w:t>
-            </w:r>
-          </w:p>
-        </w:tc>
-      </w:tr>
-      <w:tr>
-        <w:tc>
-          <w:tcPr>
-            <w:tcW w:type="dxa" w:w="1872"/>
-            <w:vAlign w:val="center"/>
-            <w:tcMar>
-              <w:top w:w="90" w:type="dxa"/>
-              <w:left w:w="90" w:type="dxa"/>
-              <w:bottom w:w="90" w:type="dxa"/>
-              <w:right w:w="90" w:type="dxa"/>
-            </w:tcMar>
-          </w:tcPr>
-          <w:p>
-            <w:pPr>
-              <w:jc w:val="center"/>
-            </w:pPr>
-            <w:r/>
-            <w:r>
-              <w:rPr>
-                <w:b w:val="0"/>
-                <w:color w:val="000000"/>
-                <w:sz w:val="17"/>
-              </w:rPr>
-              <w:t>Cliente externo</w:t>
-            </w:r>
-          </w:p>
-        </w:tc>
-        <w:tc>
-          <w:tcPr>
-            <w:tcW w:type="dxa" w:w="2160"/>
+            <w:tcW w:type="dxa" w:w="3312"/>
             <w:vAlign w:val="center"/>
             <w:tcMar>
               <w:top w:w="90" w:type="dxa"/>
@@ -682,12 +758,16 @@
             <w:pPr>
               <w:jc w:val="left"/>
             </w:pPr>
-            <w:r/>
+            <w:r>
+              <w:rPr>
+                <w:sz w:val="18"/>
+              </w:rPr>
+            </w:r>
             <w:r>
               <w:rPr>
                 <w:b w:val="0"/>
                 <w:color w:val="000000"/>
-                <w:sz w:val="17"/>
+                <w:sz w:val="18"/>
               </w:rPr>
               <w:t>Gmail u otro correo</w:t>
             </w:r>
@@ -695,7 +775,7 @@
         </w:tc>
         <w:tc>
           <w:tcPr>
-            <w:tcW w:type="dxa" w:w="5472"/>
+            <w:tcW w:type="dxa" w:w="3312"/>
             <w:vAlign w:val="center"/>
             <w:tcMar>
               <w:top w:w="90" w:type="dxa"/>
@@ -708,12 +788,16 @@
             <w:pPr>
               <w:jc w:val="left"/>
             </w:pPr>
-            <w:r/>
+            <w:r>
+              <w:rPr>
+                <w:sz w:val="18"/>
+              </w:rPr>
+            </w:r>
             <w:r>
               <w:rPr>
                 <w:b w:val="0"/>
                 <w:color w:val="000000"/>
-                <w:sz w:val="17"/>
+                <w:sz w:val="18"/>
               </w:rPr>
               <w:t>Envía la orden en el asunto y recibe la respuesta.</w:t>
             </w:r>
@@ -723,7 +807,7 @@
       <w:tr>
         <w:tc>
           <w:tcPr>
-            <w:tcW w:type="dxa" w:w="1872"/>
+            <w:tcW w:type="dxa" w:w="3312"/>
             <w:shd w:fill="F4F7FB"/>
             <w:vAlign w:val="center"/>
             <w:tcMar>
@@ -737,12 +821,16 @@
             <w:pPr>
               <w:jc w:val="center"/>
             </w:pPr>
-            <w:r/>
+            <w:r>
+              <w:rPr>
+                <w:sz w:val="18"/>
+              </w:rPr>
+            </w:r>
             <w:r>
               <w:rPr>
                 <w:b w:val="0"/>
                 <w:color w:val="000000"/>
-                <w:sz w:val="17"/>
+                <w:sz w:val="18"/>
               </w:rPr>
               <w:t>Entrada</w:t>
             </w:r>
@@ -750,7 +838,7 @@
         </w:tc>
         <w:tc>
           <w:tcPr>
-            <w:tcW w:type="dxa" w:w="2160"/>
+            <w:tcW w:type="dxa" w:w="3312"/>
             <w:shd w:fill="F4F7FB"/>
             <w:vAlign w:val="center"/>
             <w:tcMar>
@@ -764,12 +852,16 @@
             <w:pPr>
               <w:jc w:val="center"/>
             </w:pPr>
-            <w:r/>
+            <w:r>
+              <w:rPr>
+                <w:sz w:val="18"/>
+              </w:rPr>
+            </w:r>
             <w:r>
               <w:rPr>
                 <w:b w:val="0"/>
                 <w:color w:val="000000"/>
-                <w:sz w:val="17"/>
+                <w:sz w:val="18"/>
               </w:rPr>
               <w:t>Roundcube HTTPS</w:t>
             </w:r>
@@ -777,7 +869,7 @@
         </w:tc>
         <w:tc>
           <w:tcPr>
-            <w:tcW w:type="dxa" w:w="5472"/>
+            <w:tcW w:type="dxa" w:w="3312"/>
             <w:shd w:fill="F4F7FB"/>
             <w:vAlign w:val="center"/>
             <w:tcMar>
@@ -791,12 +883,16 @@
             <w:pPr>
               <w:jc w:val="left"/>
             </w:pPr>
-            <w:r/>
+            <w:r>
+              <w:rPr>
+                <w:sz w:val="18"/>
+              </w:rPr>
+            </w:r>
             <w:r>
               <w:rPr>
                 <w:b w:val="0"/>
                 <w:color w:val="000000"/>
-                <w:sz w:val="17"/>
+                <w:sz w:val="18"/>
               </w:rPr>
               <w:t>Lista la bandeja con identificadores estables y tráfico cifrado.</w:t>
             </w:r>
@@ -806,7 +902,7 @@
       <w:tr>
         <w:tc>
           <w:tcPr>
-            <w:tcW w:type="dxa" w:w="1872"/>
+            <w:tcW w:type="dxa" w:w="3312"/>
             <w:vAlign w:val="center"/>
             <w:tcMar>
               <w:top w:w="90" w:type="dxa"/>
@@ -819,12 +915,16 @@
             <w:pPr>
               <w:jc w:val="center"/>
             </w:pPr>
-            <w:r/>
+            <w:r>
+              <w:rPr>
+                <w:sz w:val="18"/>
+              </w:rPr>
+            </w:r>
             <w:r>
               <w:rPr>
                 <w:b w:val="0"/>
                 <w:color w:val="000000"/>
-                <w:sz w:val="17"/>
+                <w:sz w:val="18"/>
               </w:rPr>
               <w:t>Servicio</w:t>
             </w:r>
@@ -832,7 +932,7 @@
         </w:tc>
         <w:tc>
           <w:tcPr>
-            <w:tcW w:type="dxa" w:w="2160"/>
+            <w:tcW w:type="dxa" w:w="3312"/>
             <w:vAlign w:val="center"/>
             <w:tcMar>
               <w:top w:w="90" w:type="dxa"/>
@@ -845,12 +945,16 @@
             <w:pPr>
               <w:jc w:val="center"/>
             </w:pPr>
-            <w:r/>
+            <w:r>
+              <w:rPr>
+                <w:sz w:val="18"/>
+              </w:rPr>
+            </w:r>
             <w:r>
               <w:rPr>
                 <w:b w:val="0"/>
                 <w:color w:val="000000"/>
-                <w:sz w:val="17"/>
+                <w:sz w:val="18"/>
               </w:rPr>
               <w:t>Java 17 y Maven</w:t>
             </w:r>
@@ -858,7 +962,7 @@
         </w:tc>
         <w:tc>
           <w:tcPr>
-            <w:tcW w:type="dxa" w:w="5472"/>
+            <w:tcW w:type="dxa" w:w="3312"/>
             <w:vAlign w:val="center"/>
             <w:tcMar>
               <w:top w:w="90" w:type="dxa"/>
@@ -871,12 +975,16 @@
             <w:pPr>
               <w:jc w:val="left"/>
             </w:pPr>
-            <w:r/>
+            <w:r>
+              <w:rPr>
+                <w:sz w:val="18"/>
+              </w:rPr>
+            </w:r>
             <w:r>
               <w:rPr>
                 <w:b w:val="0"/>
                 <w:color w:val="000000"/>
-                <w:sz w:val="17"/>
+                <w:sz w:val="18"/>
               </w:rPr>
               <w:t>Analiza, valida, autoriza y coordina cada orden.</w:t>
             </w:r>
@@ -886,7 +994,7 @@
       <w:tr>
         <w:tc>
           <w:tcPr>
-            <w:tcW w:type="dxa" w:w="1872"/>
+            <w:tcW w:type="dxa" w:w="3312"/>
             <w:shd w:fill="F4F7FB"/>
             <w:vAlign w:val="center"/>
             <w:tcMar>
@@ -900,12 +1008,16 @@
             <w:pPr>
               <w:jc w:val="center"/>
             </w:pPr>
-            <w:r/>
+            <w:r>
+              <w:rPr>
+                <w:sz w:val="18"/>
+              </w:rPr>
+            </w:r>
             <w:r>
               <w:rPr>
                 <w:b w:val="0"/>
                 <w:color w:val="000000"/>
-                <w:sz w:val="17"/>
+                <w:sz w:val="18"/>
               </w:rPr>
               <w:t>Persistencia</w:t>
             </w:r>
@@ -913,7 +1025,7 @@
         </w:tc>
         <w:tc>
           <w:tcPr>
-            <w:tcW w:type="dxa" w:w="2160"/>
+            <w:tcW w:type="dxa" w:w="3312"/>
             <w:shd w:fill="F4F7FB"/>
             <w:vAlign w:val="center"/>
             <w:tcMar>
@@ -927,12 +1039,16 @@
             <w:pPr>
               <w:jc w:val="center"/>
             </w:pPr>
-            <w:r/>
+            <w:r>
+              <w:rPr>
+                <w:sz w:val="18"/>
+              </w:rPr>
+            </w:r>
             <w:r>
               <w:rPr>
                 <w:b w:val="0"/>
                 <w:color w:val="000000"/>
-                <w:sz w:val="17"/>
+                <w:sz w:val="18"/>
               </w:rPr>
               <w:t>PostgreSQL</w:t>
             </w:r>
@@ -940,7 +1056,7 @@
         </w:tc>
         <w:tc>
           <w:tcPr>
-            <w:tcW w:type="dxa" w:w="5472"/>
+            <w:tcW w:type="dxa" w:w="3312"/>
             <w:shd w:fill="F4F7FB"/>
             <w:vAlign w:val="center"/>
             <w:tcMar>
@@ -954,12 +1070,16 @@
             <w:pPr>
               <w:jc w:val="left"/>
             </w:pPr>
-            <w:r/>
+            <w:r>
+              <w:rPr>
+                <w:sz w:val="18"/>
+              </w:rPr>
+            </w:r>
             <w:r>
               <w:rPr>
                 <w:b w:val="0"/>
                 <w:color w:val="000000"/>
-                <w:sz w:val="17"/>
+                <w:sz w:val="18"/>
               </w:rPr>
               <w:t>Ejecuta operaciones transaccionales y conserva auditoría.</w:t>
             </w:r>
@@ -969,7 +1089,7 @@
       <w:tr>
         <w:tc>
           <w:tcPr>
-            <w:tcW w:type="dxa" w:w="1872"/>
+            <w:tcW w:type="dxa" w:w="3312"/>
             <w:vAlign w:val="center"/>
             <w:tcMar>
               <w:top w:w="90" w:type="dxa"/>
@@ -982,12 +1102,16 @@
             <w:pPr>
               <w:jc w:val="center"/>
             </w:pPr>
-            <w:r/>
+            <w:r>
+              <w:rPr>
+                <w:sz w:val="18"/>
+              </w:rPr>
+            </w:r>
             <w:r>
               <w:rPr>
                 <w:b w:val="0"/>
                 <w:color w:val="000000"/>
-                <w:sz w:val="17"/>
+                <w:sz w:val="18"/>
               </w:rPr>
               <w:t>Salida</w:t>
             </w:r>
@@ -995,7 +1119,7 @@
         </w:tc>
         <w:tc>
           <w:tcPr>
-            <w:tcW w:type="dxa" w:w="2160"/>
+            <w:tcW w:type="dxa" w:w="3312"/>
             <w:vAlign w:val="center"/>
             <w:tcMar>
               <w:top w:w="90" w:type="dxa"/>
@@ -1008,12 +1132,16 @@
             <w:pPr>
               <w:jc w:val="left"/>
             </w:pPr>
-            <w:r/>
+            <w:r>
+              <w:rPr>
+                <w:sz w:val="18"/>
+              </w:rPr>
+            </w:r>
             <w:r>
               <w:rPr>
                 <w:b w:val="0"/>
                 <w:color w:val="000000"/>
-                <w:sz w:val="17"/>
+                <w:sz w:val="18"/>
               </w:rPr>
               <w:t>Roundcube institucional</w:t>
             </w:r>
@@ -1021,7 +1149,7 @@
         </w:tc>
         <w:tc>
           <w:tcPr>
-            <w:tcW w:type="dxa" w:w="5472"/>
+            <w:tcW w:type="dxa" w:w="3312"/>
             <w:vAlign w:val="center"/>
             <w:tcMar>
               <w:top w:w="90" w:type="dxa"/>
@@ -1034,12 +1162,16 @@
             <w:pPr>
               <w:jc w:val="left"/>
             </w:pPr>
-            <w:r/>
+            <w:r>
+              <w:rPr>
+                <w:sz w:val="18"/>
+              </w:rPr>
+            </w:r>
             <w:r>
               <w:rPr>
                 <w:b w:val="0"/>
                 <w:color w:val="000000"/>
-                <w:sz w:val="17"/>
+                <w:sz w:val="18"/>
               </w:rPr>
               <w:t>Entrega la respuesta desde el servidor Tecnoweb.</w:t>
             </w:r>
@@ -1049,7 +1181,7 @@
       <w:tr>
         <w:tc>
           <w:tcPr>
-            <w:tcW w:type="dxa" w:w="1872"/>
+            <w:tcW w:type="dxa" w:w="3312"/>
             <w:shd w:fill="F4F7FB"/>
             <w:vAlign w:val="center"/>
             <w:tcMar>
@@ -1063,12 +1195,16 @@
             <w:pPr>
               <w:jc w:val="center"/>
             </w:pPr>
-            <w:r/>
+            <w:r>
+              <w:rPr>
+                <w:sz w:val="18"/>
+              </w:rPr>
+            </w:r>
             <w:r>
               <w:rPr>
                 <w:b w:val="0"/>
                 <w:color w:val="000000"/>
-                <w:sz w:val="17"/>
+                <w:sz w:val="18"/>
               </w:rPr>
               <w:t>Empaquetado</w:t>
             </w:r>
@@ -1076,7 +1212,7 @@
         </w:tc>
         <w:tc>
           <w:tcPr>
-            <w:tcW w:type="dxa" w:w="2160"/>
+            <w:tcW w:type="dxa" w:w="3312"/>
             <w:shd w:fill="F4F7FB"/>
             <w:vAlign w:val="center"/>
             <w:tcMar>
@@ -1090,12 +1226,16 @@
             <w:pPr>
               <w:jc w:val="center"/>
             </w:pPr>
-            <w:r/>
+            <w:r>
+              <w:rPr>
+                <w:sz w:val="18"/>
+              </w:rPr>
+            </w:r>
             <w:r>
               <w:rPr>
                 <w:b w:val="0"/>
                 <w:color w:val="000000"/>
-                <w:sz w:val="17"/>
+                <w:sz w:val="18"/>
               </w:rPr>
               <w:t>Maven Shade</w:t>
             </w:r>
@@ -1103,7 +1243,7 @@
         </w:tc>
         <w:tc>
           <w:tcPr>
-            <w:tcW w:type="dxa" w:w="5472"/>
+            <w:tcW w:type="dxa" w:w="3312"/>
             <w:shd w:fill="F4F7FB"/>
             <w:vAlign w:val="center"/>
             <w:tcMar>
@@ -1117,12 +1257,16 @@
             <w:pPr>
               <w:jc w:val="left"/>
             </w:pPr>
-            <w:r/>
+            <w:r>
+              <w:rPr>
+                <w:sz w:val="18"/>
+              </w:rPr>
+            </w:r>
             <w:r>
               <w:rPr>
                 <w:b w:val="0"/>
                 <w:color w:val="000000"/>
-                <w:sz w:val="17"/>
+                <w:sz w:val="18"/>
               </w:rPr>
               <w:t>Genera un JAR ejecutable con sus dependencias.</w:t>
             </w:r>
@@ -1140,7 +1284,7 @@
         <w:spacing w:after="120" w:line="259" w:lineRule="auto"/>
       </w:pPr>
       <w:r>
-        <w:t>Flujo de ejecución: correo entrante, lectura del asunto, análisis sintáctico, validación de parámetros, autorización por rol, transacción SQL, registro del identificador procesado y respuesta al remitente.</w:t>
+        <w:t>Flujo de ejecución: recepción y registro durable, análisis del asunto, validación, solicitud de confirmación cuando corresponde, verificación del código y del rol vigente, operación SQL transaccional y envío de la respuesta. Ante un corte, conservamos la cola y reintentamos sin repetir el cambio de negocio.</w:t>
       </w:r>
     </w:p>
     <w:p>
@@ -1173,10 +1317,110 @@
         <w:gridCol w:w="3312"/>
       </w:tblGrid>
       <w:tr>
+        <w:trPr>
+          <w:tblHeader/>
+        </w:trPr>
         <w:tc>
           <w:tcPr>
-            <w:tcW w:type="dxa" w:w="792"/>
+            <w:tcW w:type="dxa" w:w="3312"/>
             <w:shd w:fill="17365D"/>
+            <w:vAlign w:val="center"/>
+            <w:tcMar>
+              <w:top w:w="90" w:type="dxa"/>
+              <w:left w:w="90" w:type="dxa"/>
+              <w:bottom w:w="90" w:type="dxa"/>
+              <w:right w:w="90" w:type="dxa"/>
+            </w:tcMar>
+          </w:tcPr>
+          <w:p>
+            <w:pPr>
+              <w:keepNext/>
+              <w:jc w:val="center"/>
+            </w:pPr>
+            <w:r>
+              <w:rPr>
+                <w:sz w:val="18"/>
+              </w:rPr>
+            </w:r>
+            <w:r>
+              <w:rPr>
+                <w:b/>
+                <w:color w:val="FFFFFF"/>
+                <w:sz w:val="18"/>
+              </w:rPr>
+              <w:t>Caso</w:t>
+            </w:r>
+          </w:p>
+        </w:tc>
+        <w:tc>
+          <w:tcPr>
+            <w:tcW w:type="dxa" w:w="3312"/>
+            <w:shd w:fill="17365D"/>
+            <w:vAlign w:val="center"/>
+            <w:tcMar>
+              <w:top w:w="90" w:type="dxa"/>
+              <w:left w:w="90" w:type="dxa"/>
+              <w:bottom w:w="90" w:type="dxa"/>
+              <w:right w:w="90" w:type="dxa"/>
+            </w:tcMar>
+          </w:tcPr>
+          <w:p>
+            <w:pPr>
+              <w:keepNext/>
+              <w:jc w:val="center"/>
+            </w:pPr>
+            <w:r>
+              <w:rPr>
+                <w:sz w:val="18"/>
+              </w:rPr>
+            </w:r>
+            <w:r>
+              <w:rPr>
+                <w:b/>
+                <w:color w:val="FFFFFF"/>
+                <w:sz w:val="18"/>
+              </w:rPr>
+              <w:t>Cobertura implementada</w:t>
+            </w:r>
+          </w:p>
+        </w:tc>
+        <w:tc>
+          <w:tcPr>
+            <w:tcW w:type="dxa" w:w="3312"/>
+            <w:shd w:fill="17365D"/>
+            <w:vAlign w:val="center"/>
+            <w:tcMar>
+              <w:top w:w="90" w:type="dxa"/>
+              <w:left w:w="90" w:type="dxa"/>
+              <w:bottom w:w="90" w:type="dxa"/>
+              <w:right w:w="90" w:type="dxa"/>
+            </w:tcMar>
+          </w:tcPr>
+          <w:p>
+            <w:pPr>
+              <w:keepNext/>
+              <w:jc w:val="center"/>
+            </w:pPr>
+            <w:r>
+              <w:rPr>
+                <w:sz w:val="18"/>
+              </w:rPr>
+            </w:r>
+            <w:r>
+              <w:rPr>
+                <w:b/>
+                <w:color w:val="FFFFFF"/>
+                <w:sz w:val="18"/>
+              </w:rPr>
+              <w:t>Comandos</w:t>
+            </w:r>
+          </w:p>
+        </w:tc>
+      </w:tr>
+      <w:tr>
+        <w:tc>
+          <w:tcPr>
+            <w:tcW w:type="dxa" w:w="3312"/>
             <w:vAlign w:val="center"/>
             <w:tcMar>
               <w:top w:w="90" w:type="dxa"/>
@@ -1189,21 +1433,54 @@
             <w:pPr>
               <w:jc w:val="center"/>
             </w:pPr>
-            <w:r/>
-            <w:r>
-              <w:rPr>
-                <w:b/>
-                <w:color w:val="FFFFFF"/>
-                <w:sz w:val="18"/>
-              </w:rPr>
-              <w:t>Caso</w:t>
+            <w:r>
+              <w:rPr>
+                <w:sz w:val="18"/>
+              </w:rPr>
+            </w:r>
+            <w:r>
+              <w:rPr>
+                <w:b w:val="0"/>
+                <w:color w:val="000000"/>
+                <w:sz w:val="18"/>
+              </w:rPr>
+              <w:t>CU1</w:t>
             </w:r>
           </w:p>
         </w:tc>
         <w:tc>
           <w:tcPr>
-            <w:tcW w:type="dxa" w:w="5328"/>
-            <w:shd w:fill="17365D"/>
+            <w:tcW w:type="dxa" w:w="3312"/>
+            <w:vAlign w:val="center"/>
+            <w:tcMar>
+              <w:top w:w="90" w:type="dxa"/>
+              <w:left w:w="90" w:type="dxa"/>
+              <w:bottom w:w="90" w:type="dxa"/>
+              <w:right w:w="90" w:type="dxa"/>
+            </w:tcMar>
+          </w:tcPr>
+          <w:p>
+            <w:pPr>
+              <w:jc w:val="left"/>
+            </w:pPr>
+            <w:r>
+              <w:rPr>
+                <w:sz w:val="18"/>
+              </w:rPr>
+            </w:r>
+            <w:r>
+              <w:rPr>
+                <w:b w:val="0"/>
+                <w:color w:val="000000"/>
+                <w:sz w:val="18"/>
+              </w:rPr>
+              <w:t>Alta y listado de usuarios; roles y activación.</w:t>
+            </w:r>
+          </w:p>
+        </w:tc>
+        <w:tc>
+          <w:tcPr>
+            <w:tcW w:type="dxa" w:w="3312"/>
             <w:vAlign w:val="center"/>
             <w:tcMar>
               <w:top w:w="90" w:type="dxa"/>
@@ -1216,41 +1493,18 @@
             <w:pPr>
               <w:jc w:val="center"/>
             </w:pPr>
-            <w:r/>
-            <w:r>
-              <w:rPr>
-                <w:b/>
-                <w:color w:val="FFFFFF"/>
-                <w:sz w:val="18"/>
-              </w:rPr>
-              <w:t>Cobertura implementada</w:t>
-            </w:r>
-          </w:p>
-        </w:tc>
-        <w:tc>
-          <w:tcPr>
-            <w:tcW w:type="dxa" w:w="3024"/>
-            <w:shd w:fill="17365D"/>
-            <w:vAlign w:val="center"/>
-            <w:tcMar>
-              <w:top w:w="90" w:type="dxa"/>
-              <w:left w:w="90" w:type="dxa"/>
-              <w:bottom w:w="90" w:type="dxa"/>
-              <w:right w:w="90" w:type="dxa"/>
-            </w:tcMar>
-          </w:tcPr>
-          <w:p>
-            <w:pPr>
-              <w:jc w:val="center"/>
-            </w:pPr>
-            <w:r/>
-            <w:r>
-              <w:rPr>
-                <w:b/>
-                <w:color w:val="FFFFFF"/>
-                <w:sz w:val="18"/>
-              </w:rPr>
-              <w:t>Comandos</w:t>
+            <w:r>
+              <w:rPr>
+                <w:sz w:val="18"/>
+              </w:rPr>
+            </w:r>
+            <w:r>
+              <w:rPr>
+                <w:b w:val="0"/>
+                <w:color w:val="000000"/>
+                <w:sz w:val="18"/>
+              </w:rPr>
+              <w:t>INSUSU, LISUSU</w:t>
             </w:r>
           </w:p>
         </w:tc>
@@ -1258,87 +1512,7 @@
       <w:tr>
         <w:tc>
           <w:tcPr>
-            <w:tcW w:type="dxa" w:w="792"/>
-            <w:vAlign w:val="center"/>
-            <w:tcMar>
-              <w:top w:w="90" w:type="dxa"/>
-              <w:left w:w="90" w:type="dxa"/>
-              <w:bottom w:w="90" w:type="dxa"/>
-              <w:right w:w="90" w:type="dxa"/>
-            </w:tcMar>
-          </w:tcPr>
-          <w:p>
-            <w:pPr>
-              <w:jc w:val="center"/>
-            </w:pPr>
-            <w:r/>
-            <w:r>
-              <w:rPr>
-                <w:b w:val="0"/>
-                <w:color w:val="000000"/>
-                <w:sz w:val="17"/>
-              </w:rPr>
-              <w:t>CU1</w:t>
-            </w:r>
-          </w:p>
-        </w:tc>
-        <w:tc>
-          <w:tcPr>
-            <w:tcW w:type="dxa" w:w="5328"/>
-            <w:vAlign w:val="center"/>
-            <w:tcMar>
-              <w:top w:w="90" w:type="dxa"/>
-              <w:left w:w="90" w:type="dxa"/>
-              <w:bottom w:w="90" w:type="dxa"/>
-              <w:right w:w="90" w:type="dxa"/>
-            </w:tcMar>
-          </w:tcPr>
-          <w:p>
-            <w:pPr>
-              <w:jc w:val="left"/>
-            </w:pPr>
-            <w:r/>
-            <w:r>
-              <w:rPr>
-                <w:b w:val="0"/>
-                <w:color w:val="000000"/>
-                <w:sz w:val="17"/>
-              </w:rPr>
-              <w:t>Alta y listado de usuarios; roles y activación.</w:t>
-            </w:r>
-          </w:p>
-        </w:tc>
-        <w:tc>
-          <w:tcPr>
-            <w:tcW w:type="dxa" w:w="3024"/>
-            <w:vAlign w:val="center"/>
-            <w:tcMar>
-              <w:top w:w="90" w:type="dxa"/>
-              <w:left w:w="90" w:type="dxa"/>
-              <w:bottom w:w="90" w:type="dxa"/>
-              <w:right w:w="90" w:type="dxa"/>
-            </w:tcMar>
-          </w:tcPr>
-          <w:p>
-            <w:pPr>
-              <w:jc w:val="center"/>
-            </w:pPr>
-            <w:r/>
-            <w:r>
-              <w:rPr>
-                <w:b w:val="0"/>
-                <w:color w:val="000000"/>
-                <w:sz w:val="17"/>
-              </w:rPr>
-              <w:t>INSUSU, LISUSU</w:t>
-            </w:r>
-          </w:p>
-        </w:tc>
-      </w:tr>
-      <w:tr>
-        <w:tc>
-          <w:tcPr>
-            <w:tcW w:type="dxa" w:w="792"/>
+            <w:tcW w:type="dxa" w:w="3312"/>
             <w:shd w:fill="F4F7FB"/>
             <w:vAlign w:val="center"/>
             <w:tcMar>
@@ -1352,12 +1526,16 @@
             <w:pPr>
               <w:jc w:val="center"/>
             </w:pPr>
-            <w:r/>
+            <w:r>
+              <w:rPr>
+                <w:sz w:val="18"/>
+              </w:rPr>
+            </w:r>
             <w:r>
               <w:rPr>
                 <w:b w:val="0"/>
                 <w:color w:val="000000"/>
-                <w:sz w:val="17"/>
+                <w:sz w:val="18"/>
               </w:rPr>
               <w:t>CU2</w:t>
             </w:r>
@@ -1365,7 +1543,7 @@
         </w:tc>
         <w:tc>
           <w:tcPr>
-            <w:tcW w:type="dxa" w:w="5328"/>
+            <w:tcW w:type="dxa" w:w="3312"/>
             <w:shd w:fill="F4F7FB"/>
             <w:vAlign w:val="center"/>
             <w:tcMar>
@@ -1379,12 +1557,16 @@
             <w:pPr>
               <w:jc w:val="left"/>
             </w:pPr>
-            <w:r/>
+            <w:r>
+              <w:rPr>
+                <w:sz w:val="18"/>
+              </w:rPr>
+            </w:r>
             <w:r>
               <w:rPr>
                 <w:b w:val="0"/>
                 <w:color w:val="000000"/>
-                <w:sz w:val="17"/>
+                <w:sz w:val="18"/>
               </w:rPr>
               <w:t>Convocatorias y cargos de auxiliatura.</w:t>
             </w:r>
@@ -1392,7 +1574,7 @@
         </w:tc>
         <w:tc>
           <w:tcPr>
-            <w:tcW w:type="dxa" w:w="3024"/>
+            <w:tcW w:type="dxa" w:w="3312"/>
             <w:shd w:fill="F4F7FB"/>
             <w:vAlign w:val="center"/>
             <w:tcMar>
@@ -1406,12 +1588,16 @@
             <w:pPr>
               <w:jc w:val="left"/>
             </w:pPr>
-            <w:r/>
+            <w:r>
+              <w:rPr>
+                <w:sz w:val="18"/>
+              </w:rPr>
+            </w:r>
             <w:r>
               <w:rPr>
                 <w:b w:val="0"/>
                 <w:color w:val="000000"/>
-                <w:sz w:val="17"/>
+                <w:sz w:val="18"/>
               </w:rPr>
               <w:t>INSCON, LISCON, INSCAR, LISCAR</w:t>
             </w:r>
@@ -1421,7 +1607,7 @@
       <w:tr>
         <w:tc>
           <w:tcPr>
-            <w:tcW w:type="dxa" w:w="792"/>
+            <w:tcW w:type="dxa" w:w="3312"/>
             <w:vAlign w:val="center"/>
             <w:tcMar>
               <w:top w:w="90" w:type="dxa"/>
@@ -1434,12 +1620,16 @@
             <w:pPr>
               <w:jc w:val="center"/>
             </w:pPr>
-            <w:r/>
+            <w:r>
+              <w:rPr>
+                <w:sz w:val="18"/>
+              </w:rPr>
+            </w:r>
             <w:r>
               <w:rPr>
                 <w:b w:val="0"/>
                 <w:color w:val="000000"/>
-                <w:sz w:val="17"/>
+                <w:sz w:val="18"/>
               </w:rPr>
               <w:t>CU3</w:t>
             </w:r>
@@ -1447,7 +1637,7 @@
         </w:tc>
         <w:tc>
           <w:tcPr>
-            <w:tcW w:type="dxa" w:w="5328"/>
+            <w:tcW w:type="dxa" w:w="3312"/>
             <w:vAlign w:val="center"/>
             <w:tcMar>
               <w:top w:w="90" w:type="dxa"/>
@@ -1460,12 +1650,16 @@
             <w:pPr>
               <w:jc w:val="left"/>
             </w:pPr>
-            <w:r/>
+            <w:r>
+              <w:rPr>
+                <w:sz w:val="18"/>
+              </w:rPr>
+            </w:r>
             <w:r>
               <w:rPr>
                 <w:b w:val="0"/>
                 <w:color w:val="000000"/>
-                <w:sz w:val="17"/>
+                <w:sz w:val="18"/>
               </w:rPr>
               <w:t>Postulación múltiple y expediente digital.</w:t>
             </w:r>
@@ -1473,7 +1667,7 @@
         </w:tc>
         <w:tc>
           <w:tcPr>
-            <w:tcW w:type="dxa" w:w="3024"/>
+            <w:tcW w:type="dxa" w:w="3312"/>
             <w:vAlign w:val="center"/>
             <w:tcMar>
               <w:top w:w="90" w:type="dxa"/>
@@ -1486,12 +1680,16 @@
             <w:pPr>
               <w:jc w:val="center"/>
             </w:pPr>
-            <w:r/>
+            <w:r>
+              <w:rPr>
+                <w:sz w:val="18"/>
+              </w:rPr>
+            </w:r>
             <w:r>
               <w:rPr>
                 <w:b w:val="0"/>
                 <w:color w:val="000000"/>
-                <w:sz w:val="17"/>
+                <w:sz w:val="18"/>
               </w:rPr>
               <w:t>INSPOST, LISPOST</w:t>
             </w:r>
@@ -1501,7 +1699,7 @@
       <w:tr>
         <w:tc>
           <w:tcPr>
-            <w:tcW w:type="dxa" w:w="792"/>
+            <w:tcW w:type="dxa" w:w="3312"/>
             <w:shd w:fill="F4F7FB"/>
             <w:vAlign w:val="center"/>
             <w:tcMar>
@@ -1515,12 +1713,16 @@
             <w:pPr>
               <w:jc w:val="center"/>
             </w:pPr>
-            <w:r/>
+            <w:r>
+              <w:rPr>
+                <w:sz w:val="18"/>
+              </w:rPr>
+            </w:r>
             <w:r>
               <w:rPr>
                 <w:b w:val="0"/>
                 <w:color w:val="000000"/>
-                <w:sz w:val="17"/>
+                <w:sz w:val="18"/>
               </w:rPr>
               <w:t>CU4</w:t>
             </w:r>
@@ -1528,7 +1730,7 @@
         </w:tc>
         <w:tc>
           <w:tcPr>
-            <w:tcW w:type="dxa" w:w="5328"/>
+            <w:tcW w:type="dxa" w:w="3312"/>
             <w:shd w:fill="F4F7FB"/>
             <w:vAlign w:val="center"/>
             <w:tcMar>
@@ -1542,12 +1744,16 @@
             <w:pPr>
               <w:jc w:val="left"/>
             </w:pPr>
-            <w:r/>
+            <w:r>
+              <w:rPr>
+                <w:sz w:val="18"/>
+              </w:rPr>
+            </w:r>
             <w:r>
               <w:rPr>
                 <w:b w:val="0"/>
                 <w:color w:val="000000"/>
-                <w:sz w:val="17"/>
+                <w:sz w:val="18"/>
               </w:rPr>
               <w:t>Evaluación de requisitos y estado de habilitación.</w:t>
             </w:r>
@@ -1555,7 +1761,7 @@
         </w:tc>
         <w:tc>
           <w:tcPr>
-            <w:tcW w:type="dxa" w:w="3024"/>
+            <w:tcW w:type="dxa" w:w="3312"/>
             <w:shd w:fill="F4F7FB"/>
             <w:vAlign w:val="center"/>
             <w:tcMar>
@@ -1569,12 +1775,16 @@
             <w:pPr>
               <w:jc w:val="center"/>
             </w:pPr>
-            <w:r/>
+            <w:r>
+              <w:rPr>
+                <w:sz w:val="18"/>
+              </w:rPr>
+            </w:r>
             <w:r>
               <w:rPr>
                 <w:b w:val="0"/>
                 <w:color w:val="000000"/>
-                <w:sz w:val="17"/>
+                <w:sz w:val="18"/>
               </w:rPr>
               <w:t>EVAREQ, HABPOS</w:t>
             </w:r>
@@ -1584,7 +1794,7 @@
       <w:tr>
         <w:tc>
           <w:tcPr>
-            <w:tcW w:type="dxa" w:w="792"/>
+            <w:tcW w:type="dxa" w:w="3312"/>
             <w:vAlign w:val="center"/>
             <w:tcMar>
               <w:top w:w="90" w:type="dxa"/>
@@ -1597,12 +1807,16 @@
             <w:pPr>
               <w:jc w:val="center"/>
             </w:pPr>
-            <w:r/>
+            <w:r>
+              <w:rPr>
+                <w:sz w:val="18"/>
+              </w:rPr>
+            </w:r>
             <w:r>
               <w:rPr>
                 <w:b w:val="0"/>
                 <w:color w:val="000000"/>
-                <w:sz w:val="17"/>
+                <w:sz w:val="18"/>
               </w:rPr>
               <w:t>CU5</w:t>
             </w:r>
@@ -1610,7 +1824,7 @@
         </w:tc>
         <w:tc>
           <w:tcPr>
-            <w:tcW w:type="dxa" w:w="5328"/>
+            <w:tcW w:type="dxa" w:w="3312"/>
             <w:vAlign w:val="center"/>
             <w:tcMar>
               <w:top w:w="90" w:type="dxa"/>
@@ -1623,12 +1837,16 @@
             <w:pPr>
               <w:jc w:val="left"/>
             </w:pPr>
-            <w:r/>
+            <w:r>
+              <w:rPr>
+                <w:sz w:val="18"/>
+              </w:rPr>
+            </w:r>
             <w:r>
               <w:rPr>
                 <w:b w:val="0"/>
                 <w:color w:val="000000"/>
-                <w:sz w:val="17"/>
+                <w:sz w:val="18"/>
               </w:rPr>
               <w:t>Méritos, examen y asignación de evaluadores.</w:t>
             </w:r>
@@ -1636,7 +1854,7 @@
         </w:tc>
         <w:tc>
           <w:tcPr>
-            <w:tcW w:type="dxa" w:w="3024"/>
+            <w:tcW w:type="dxa" w:w="3312"/>
             <w:vAlign w:val="center"/>
             <w:tcMar>
               <w:top w:w="90" w:type="dxa"/>
@@ -1649,12 +1867,16 @@
             <w:pPr>
               <w:jc w:val="left"/>
             </w:pPr>
-            <w:r/>
+            <w:r>
+              <w:rPr>
+                <w:sz w:val="18"/>
+              </w:rPr>
+            </w:r>
             <w:r>
               <w:rPr>
                 <w:b w:val="0"/>
                 <w:color w:val="000000"/>
-                <w:sz w:val="17"/>
+                <w:sz w:val="18"/>
               </w:rPr>
               <w:t>REGMER, REGEXA, ASIEVA</w:t>
             </w:r>
@@ -1664,7 +1886,7 @@
       <w:tr>
         <w:tc>
           <w:tcPr>
-            <w:tcW w:type="dxa" w:w="792"/>
+            <w:tcW w:type="dxa" w:w="3312"/>
             <w:shd w:fill="F4F7FB"/>
             <w:vAlign w:val="center"/>
             <w:tcMar>
@@ -1678,12 +1900,16 @@
             <w:pPr>
               <w:jc w:val="center"/>
             </w:pPr>
-            <w:r/>
+            <w:r>
+              <w:rPr>
+                <w:sz w:val="18"/>
+              </w:rPr>
+            </w:r>
             <w:r>
               <w:rPr>
                 <w:b w:val="0"/>
                 <w:color w:val="000000"/>
-                <w:sz w:val="17"/>
+                <w:sz w:val="18"/>
               </w:rPr>
               <w:t>CU6</w:t>
             </w:r>
@@ -1691,7 +1917,7 @@
         </w:tc>
         <w:tc>
           <w:tcPr>
-            <w:tcW w:type="dxa" w:w="5328"/>
+            <w:tcW w:type="dxa" w:w="3312"/>
             <w:shd w:fill="F4F7FB"/>
             <w:vAlign w:val="center"/>
             <w:tcMar>
@@ -1705,12 +1931,16 @@
             <w:pPr>
               <w:jc w:val="left"/>
             </w:pPr>
-            <w:r/>
+            <w:r>
+              <w:rPr>
+                <w:sz w:val="18"/>
+              </w:rPr>
+            </w:r>
             <w:r>
               <w:rPr>
                 <w:b w:val="0"/>
                 <w:color w:val="000000"/>
-                <w:sz w:val="17"/>
+                <w:sz w:val="18"/>
               </w:rPr>
               <w:t>Ranking por puntaje y asignación de plazas.</w:t>
             </w:r>
@@ -1718,7 +1948,7 @@
         </w:tc>
         <w:tc>
           <w:tcPr>
-            <w:tcW w:type="dxa" w:w="3024"/>
+            <w:tcW w:type="dxa" w:w="3312"/>
             <w:shd w:fill="F4F7FB"/>
             <w:vAlign w:val="center"/>
             <w:tcMar>
@@ -1732,12 +1962,16 @@
             <w:pPr>
               <w:jc w:val="center"/>
             </w:pPr>
-            <w:r/>
+            <w:r>
+              <w:rPr>
+                <w:sz w:val="18"/>
+              </w:rPr>
+            </w:r>
             <w:r>
               <w:rPr>
                 <w:b w:val="0"/>
                 <w:color w:val="000000"/>
-                <w:sz w:val="17"/>
+                <w:sz w:val="18"/>
               </w:rPr>
               <w:t>GENRAN, ASIPLA</w:t>
             </w:r>
@@ -1747,7 +1981,7 @@
       <w:tr>
         <w:tc>
           <w:tcPr>
-            <w:tcW w:type="dxa" w:w="792"/>
+            <w:tcW w:type="dxa" w:w="3312"/>
             <w:vAlign w:val="center"/>
             <w:tcMar>
               <w:top w:w="90" w:type="dxa"/>
@@ -1760,12 +1994,16 @@
             <w:pPr>
               <w:jc w:val="center"/>
             </w:pPr>
-            <w:r/>
+            <w:r>
+              <w:rPr>
+                <w:sz w:val="18"/>
+              </w:rPr>
+            </w:r>
             <w:r>
               <w:rPr>
                 <w:b w:val="0"/>
                 <w:color w:val="000000"/>
-                <w:sz w:val="17"/>
+                <w:sz w:val="18"/>
               </w:rPr>
               <w:t>CU7</w:t>
             </w:r>
@@ -1773,7 +2011,7 @@
         </w:tc>
         <w:tc>
           <w:tcPr>
-            <w:tcW w:type="dxa" w:w="5328"/>
+            <w:tcW w:type="dxa" w:w="3312"/>
             <w:vAlign w:val="center"/>
             <w:tcMar>
               <w:top w:w="90" w:type="dxa"/>
@@ -1786,12 +2024,16 @@
             <w:pPr>
               <w:jc w:val="left"/>
             </w:pPr>
-            <w:r/>
+            <w:r>
+              <w:rPr>
+                <w:sz w:val="18"/>
+              </w:rPr>
+            </w:r>
             <w:r>
               <w:rPr>
                 <w:b w:val="0"/>
                 <w:color w:val="000000"/>
-                <w:sz w:val="17"/>
+                <w:sz w:val="18"/>
               </w:rPr>
               <w:t>Registro y consulta de acciones realizadas.</w:t>
             </w:r>
@@ -1799,7 +2041,7 @@
         </w:tc>
         <w:tc>
           <w:tcPr>
-            <w:tcW w:type="dxa" w:w="3024"/>
+            <w:tcW w:type="dxa" w:w="3312"/>
             <w:vAlign w:val="center"/>
             <w:tcMar>
               <w:top w:w="90" w:type="dxa"/>
@@ -1812,12 +2054,16 @@
             <w:pPr>
               <w:jc w:val="center"/>
             </w:pPr>
-            <w:r/>
+            <w:r>
+              <w:rPr>
+                <w:sz w:val="18"/>
+              </w:rPr>
+            </w:r>
             <w:r>
               <w:rPr>
                 <w:b w:val="0"/>
                 <w:color w:val="000000"/>
-                <w:sz w:val="17"/>
+                <w:sz w:val="18"/>
               </w:rPr>
               <w:t>AUDCAL</w:t>
             </w:r>
@@ -1827,7 +2073,7 @@
       <w:tr>
         <w:tc>
           <w:tcPr>
-            <w:tcW w:type="dxa" w:w="792"/>
+            <w:tcW w:type="dxa" w:w="3312"/>
             <w:shd w:fill="F4F7FB"/>
             <w:vAlign w:val="center"/>
             <w:tcMar>
@@ -1841,12 +2087,16 @@
             <w:pPr>
               <w:jc w:val="center"/>
             </w:pPr>
-            <w:r/>
+            <w:r>
+              <w:rPr>
+                <w:sz w:val="18"/>
+              </w:rPr>
+            </w:r>
             <w:r>
               <w:rPr>
                 <w:b w:val="0"/>
                 <w:color w:val="000000"/>
-                <w:sz w:val="17"/>
+                <w:sz w:val="18"/>
               </w:rPr>
               <w:t>CU8</w:t>
             </w:r>
@@ -1854,7 +2104,7 @@
         </w:tc>
         <w:tc>
           <w:tcPr>
-            <w:tcW w:type="dxa" w:w="5328"/>
+            <w:tcW w:type="dxa" w:w="3312"/>
             <w:shd w:fill="F4F7FB"/>
             <w:vAlign w:val="center"/>
             <w:tcMar>
@@ -1868,12 +2118,16 @@
             <w:pPr>
               <w:jc w:val="left"/>
             </w:pPr>
-            <w:r/>
+            <w:r>
+              <w:rPr>
+                <w:sz w:val="18"/>
+              </w:rPr>
+            </w:r>
             <w:r>
               <w:rPr>
                 <w:b w:val="0"/>
                 <w:color w:val="000000"/>
-                <w:sz w:val="17"/>
+                <w:sz w:val="18"/>
               </w:rPr>
               <w:t>Cantidad y promedio por estado.</w:t>
             </w:r>
@@ -1881,7 +2135,7 @@
         </w:tc>
         <w:tc>
           <w:tcPr>
-            <w:tcW w:type="dxa" w:w="3024"/>
+            <w:tcW w:type="dxa" w:w="3312"/>
             <w:shd w:fill="F4F7FB"/>
             <w:vAlign w:val="center"/>
             <w:tcMar>
@@ -1895,12 +2149,16 @@
             <w:pPr>
               <w:jc w:val="center"/>
             </w:pPr>
-            <w:r/>
+            <w:r>
+              <w:rPr>
+                <w:sz w:val="18"/>
+              </w:rPr>
+            </w:r>
             <w:r>
               <w:rPr>
                 <w:b w:val="0"/>
                 <w:color w:val="000000"/>
-                <w:sz w:val="17"/>
+                <w:sz w:val="18"/>
               </w:rPr>
               <w:t>REPEST</w:t>
             </w:r>
@@ -1938,15 +2196,115 @@
         </w:tblBorders>
       </w:tblPr>
       <w:tblGrid>
-        <w:gridCol w:w="3312"/>
-        <w:gridCol w:w="3312"/>
-        <w:gridCol w:w="3312"/>
+        <w:gridCol w:w="1681"/>
+        <w:gridCol w:w="6267"/>
+        <w:gridCol w:w="1987"/>
       </w:tblGrid>
+      <w:tr>
+        <w:trPr>
+          <w:tblHeader/>
+        </w:trPr>
+        <w:tc>
+          <w:tcPr>
+            <w:tcW w:type="dxa" w:w="1681"/>
+            <w:shd w:fill="17365D"/>
+            <w:vAlign w:val="center"/>
+            <w:tcMar>
+              <w:top w:w="90" w:type="dxa"/>
+              <w:left w:w="90" w:type="dxa"/>
+              <w:bottom w:w="90" w:type="dxa"/>
+              <w:right w:w="90" w:type="dxa"/>
+            </w:tcMar>
+          </w:tcPr>
+          <w:p>
+            <w:pPr>
+              <w:keepNext/>
+              <w:jc w:val="center"/>
+            </w:pPr>
+            <w:r>
+              <w:rPr>
+                <w:sz w:val="18"/>
+              </w:rPr>
+            </w:r>
+            <w:r>
+              <w:rPr>
+                <w:b/>
+                <w:color w:val="FFFFFF"/>
+                <w:sz w:val="18"/>
+              </w:rPr>
+              <w:t>Orden</w:t>
+            </w:r>
+          </w:p>
+        </w:tc>
+        <w:tc>
+          <w:tcPr>
+            <w:tcW w:type="dxa" w:w="6267"/>
+            <w:shd w:fill="17365D"/>
+            <w:vAlign w:val="center"/>
+            <w:tcMar>
+              <w:top w:w="90" w:type="dxa"/>
+              <w:left w:w="90" w:type="dxa"/>
+              <w:bottom w:w="90" w:type="dxa"/>
+              <w:right w:w="90" w:type="dxa"/>
+            </w:tcMar>
+          </w:tcPr>
+          <w:p>
+            <w:pPr>
+              <w:keepNext/>
+              <w:jc w:val="center"/>
+            </w:pPr>
+            <w:r>
+              <w:rPr>
+                <w:sz w:val="18"/>
+              </w:rPr>
+            </w:r>
+            <w:r>
+              <w:rPr>
+                <w:b/>
+                <w:color w:val="FFFFFF"/>
+                <w:sz w:val="18"/>
+              </w:rPr>
+              <w:t>Parámetros</w:t>
+            </w:r>
+          </w:p>
+        </w:tc>
+        <w:tc>
+          <w:tcPr>
+            <w:tcW w:type="dxa" w:w="1987"/>
+            <w:shd w:fill="17365D"/>
+            <w:vAlign w:val="center"/>
+            <w:tcMar>
+              <w:top w:w="90" w:type="dxa"/>
+              <w:left w:w="90" w:type="dxa"/>
+              <w:bottom w:w="90" w:type="dxa"/>
+              <w:right w:w="90" w:type="dxa"/>
+            </w:tcMar>
+          </w:tcPr>
+          <w:p>
+            <w:pPr>
+              <w:keepNext/>
+              <w:jc w:val="center"/>
+            </w:pPr>
+            <w:r>
+              <w:rPr>
+                <w:sz w:val="18"/>
+              </w:rPr>
+            </w:r>
+            <w:r>
+              <w:rPr>
+                <w:b/>
+                <w:color w:val="FFFFFF"/>
+                <w:sz w:val="18"/>
+              </w:rPr>
+              <w:t>Rol requerido</w:t>
+            </w:r>
+          </w:p>
+        </w:tc>
+      </w:tr>
       <w:tr>
         <w:tc>
           <w:tcPr>
-            <w:tcW w:type="dxa" w:w="1512"/>
-            <w:shd w:fill="17365D"/>
+            <w:tcW w:type="dxa" w:w="1681"/>
             <w:vAlign w:val="center"/>
             <w:tcMar>
               <w:top w:w="90" w:type="dxa"/>
@@ -1959,21 +2317,54 @@
             <w:pPr>
               <w:jc w:val="center"/>
             </w:pPr>
-            <w:r/>
-            <w:r>
-              <w:rPr>
-                <w:b/>
-                <w:color w:val="FFFFFF"/>
-                <w:sz w:val="18"/>
-              </w:rPr>
-              <w:t>Orden</w:t>
+            <w:r>
+              <w:rPr>
+                <w:sz w:val="18"/>
+              </w:rPr>
+            </w:r>
+            <w:r>
+              <w:rPr>
+                <w:b w:val="0"/>
+                <w:color w:val="000000"/>
+                <w:sz w:val="18"/>
+              </w:rPr>
+              <w:t>INSUSU</w:t>
             </w:r>
           </w:p>
         </w:tc>
         <w:tc>
           <w:tcPr>
-            <w:tcW w:type="dxa" w:w="5904"/>
-            <w:shd w:fill="17365D"/>
+            <w:tcW w:type="dxa" w:w="6267"/>
+            <w:vAlign w:val="center"/>
+            <w:tcMar>
+              <w:top w:w="90" w:type="dxa"/>
+              <w:left w:w="90" w:type="dxa"/>
+              <w:bottom w:w="90" w:type="dxa"/>
+              <w:right w:w="90" w:type="dxa"/>
+            </w:tcMar>
+          </w:tcPr>
+          <w:p>
+            <w:pPr>
+              <w:jc w:val="left"/>
+            </w:pPr>
+            <w:r>
+              <w:rPr>
+                <w:sz w:val="18"/>
+              </w:rPr>
+            </w:r>
+            <w:r>
+              <w:rPr>
+                <w:b w:val="0"/>
+                <w:color w:val="000000"/>
+                <w:sz w:val="18"/>
+              </w:rPr>
+              <w:t>registro, nombres, apellidos, rol, teléfono, correo, activo</w:t>
+            </w:r>
+          </w:p>
+        </w:tc>
+        <w:tc>
+          <w:tcPr>
+            <w:tcW w:type="dxa" w:w="1987"/>
             <w:vAlign w:val="center"/>
             <w:tcMar>
               <w:top w:w="90" w:type="dxa"/>
@@ -1986,41 +2377,18 @@
             <w:pPr>
               <w:jc w:val="center"/>
             </w:pPr>
-            <w:r/>
-            <w:r>
-              <w:rPr>
-                <w:b/>
-                <w:color w:val="FFFFFF"/>
-                <w:sz w:val="18"/>
-              </w:rPr>
-              <w:t>Parámetros</w:t>
-            </w:r>
-          </w:p>
-        </w:tc>
-        <w:tc>
-          <w:tcPr>
-            <w:tcW w:type="dxa" w:w="1800"/>
-            <w:shd w:fill="17365D"/>
-            <w:vAlign w:val="center"/>
-            <w:tcMar>
-              <w:top w:w="90" w:type="dxa"/>
-              <w:left w:w="90" w:type="dxa"/>
-              <w:bottom w:w="90" w:type="dxa"/>
-              <w:right w:w="90" w:type="dxa"/>
-            </w:tcMar>
-          </w:tcPr>
-          <w:p>
-            <w:pPr>
-              <w:jc w:val="center"/>
-            </w:pPr>
-            <w:r/>
-            <w:r>
-              <w:rPr>
-                <w:b/>
-                <w:color w:val="FFFFFF"/>
-                <w:sz w:val="18"/>
-              </w:rPr>
-              <w:t>Rol requerido</w:t>
+            <w:r>
+              <w:rPr>
+                <w:sz w:val="18"/>
+              </w:rPr>
+            </w:r>
+            <w:r>
+              <w:rPr>
+                <w:b w:val="0"/>
+                <w:color w:val="000000"/>
+                <w:sz w:val="18"/>
+              </w:rPr>
+              <w:t>Decano</w:t>
             </w:r>
           </w:p>
         </w:tc>
@@ -2028,87 +2396,7 @@
       <w:tr>
         <w:tc>
           <w:tcPr>
-            <w:tcW w:type="dxa" w:w="1512"/>
-            <w:vAlign w:val="center"/>
-            <w:tcMar>
-              <w:top w:w="90" w:type="dxa"/>
-              <w:left w:w="90" w:type="dxa"/>
-              <w:bottom w:w="90" w:type="dxa"/>
-              <w:right w:w="90" w:type="dxa"/>
-            </w:tcMar>
-          </w:tcPr>
-          <w:p>
-            <w:pPr>
-              <w:jc w:val="center"/>
-            </w:pPr>
-            <w:r/>
-            <w:r>
-              <w:rPr>
-                <w:b w:val="0"/>
-                <w:color w:val="000000"/>
-                <w:sz w:val="17"/>
-              </w:rPr>
-              <w:t>INSUSU</w:t>
-            </w:r>
-          </w:p>
-        </w:tc>
-        <w:tc>
-          <w:tcPr>
-            <w:tcW w:type="dxa" w:w="5904"/>
-            <w:vAlign w:val="center"/>
-            <w:tcMar>
-              <w:top w:w="90" w:type="dxa"/>
-              <w:left w:w="90" w:type="dxa"/>
-              <w:bottom w:w="90" w:type="dxa"/>
-              <w:right w:w="90" w:type="dxa"/>
-            </w:tcMar>
-          </w:tcPr>
-          <w:p>
-            <w:pPr>
-              <w:jc w:val="left"/>
-            </w:pPr>
-            <w:r/>
-            <w:r>
-              <w:rPr>
-                <w:b w:val="0"/>
-                <w:color w:val="000000"/>
-                <w:sz w:val="17"/>
-              </w:rPr>
-              <w:t>registro, nombres, apellidos, rol, teléfono, correo, activo</w:t>
-            </w:r>
-          </w:p>
-        </w:tc>
-        <w:tc>
-          <w:tcPr>
-            <w:tcW w:type="dxa" w:w="1800"/>
-            <w:vAlign w:val="center"/>
-            <w:tcMar>
-              <w:top w:w="90" w:type="dxa"/>
-              <w:left w:w="90" w:type="dxa"/>
-              <w:bottom w:w="90" w:type="dxa"/>
-              <w:right w:w="90" w:type="dxa"/>
-            </w:tcMar>
-          </w:tcPr>
-          <w:p>
-            <w:pPr>
-              <w:jc w:val="center"/>
-            </w:pPr>
-            <w:r/>
-            <w:r>
-              <w:rPr>
-                <w:b w:val="0"/>
-                <w:color w:val="000000"/>
-                <w:sz w:val="17"/>
-              </w:rPr>
-              <w:t>Decano</w:t>
-            </w:r>
-          </w:p>
-        </w:tc>
-      </w:tr>
-      <w:tr>
-        <w:tc>
-          <w:tcPr>
-            <w:tcW w:type="dxa" w:w="1512"/>
+            <w:tcW w:type="dxa" w:w="1681"/>
             <w:shd w:fill="F4F7FB"/>
             <w:vAlign w:val="center"/>
             <w:tcMar>
@@ -2122,12 +2410,16 @@
             <w:pPr>
               <w:jc w:val="center"/>
             </w:pPr>
-            <w:r/>
+            <w:r>
+              <w:rPr>
+                <w:sz w:val="18"/>
+              </w:rPr>
+            </w:r>
             <w:r>
               <w:rPr>
                 <w:b w:val="0"/>
                 <w:color w:val="000000"/>
-                <w:sz w:val="17"/>
+                <w:sz w:val="18"/>
               </w:rPr>
               <w:t>LISUSU</w:t>
             </w:r>
@@ -2135,7 +2427,7 @@
         </w:tc>
         <w:tc>
           <w:tcPr>
-            <w:tcW w:type="dxa" w:w="5904"/>
+            <w:tcW w:type="dxa" w:w="6267"/>
             <w:shd w:fill="F4F7FB"/>
             <w:vAlign w:val="center"/>
             <w:tcMar>
@@ -2149,12 +2441,16 @@
             <w:pPr>
               <w:jc w:val="center"/>
             </w:pPr>
-            <w:r/>
+            <w:r>
+              <w:rPr>
+                <w:sz w:val="18"/>
+              </w:rPr>
+            </w:r>
             <w:r>
               <w:rPr>
                 <w:b w:val="0"/>
                 <w:color w:val="000000"/>
-                <w:sz w:val="17"/>
+                <w:sz w:val="18"/>
               </w:rPr>
               <w:t>filtro</w:t>
             </w:r>
@@ -2162,7 +2458,7 @@
         </w:tc>
         <w:tc>
           <w:tcPr>
-            <w:tcW w:type="dxa" w:w="1800"/>
+            <w:tcW w:type="dxa" w:w="1987"/>
             <w:shd w:fill="F4F7FB"/>
             <w:vAlign w:val="center"/>
             <w:tcMar>
@@ -2176,12 +2472,16 @@
             <w:pPr>
               <w:jc w:val="center"/>
             </w:pPr>
-            <w:r/>
+            <w:r>
+              <w:rPr>
+                <w:sz w:val="18"/>
+              </w:rPr>
+            </w:r>
             <w:r>
               <w:rPr>
                 <w:b w:val="0"/>
                 <w:color w:val="000000"/>
-                <w:sz w:val="17"/>
+                <w:sz w:val="18"/>
               </w:rPr>
               <w:t>Decano</w:t>
             </w:r>
@@ -2191,7 +2491,7 @@
       <w:tr>
         <w:tc>
           <w:tcPr>
-            <w:tcW w:type="dxa" w:w="1512"/>
+            <w:tcW w:type="dxa" w:w="1681"/>
             <w:vAlign w:val="center"/>
             <w:tcMar>
               <w:top w:w="90" w:type="dxa"/>
@@ -2204,12 +2504,16 @@
             <w:pPr>
               <w:jc w:val="center"/>
             </w:pPr>
-            <w:r/>
+            <w:r>
+              <w:rPr>
+                <w:sz w:val="18"/>
+              </w:rPr>
+            </w:r>
             <w:r>
               <w:rPr>
                 <w:b w:val="0"/>
                 <w:color w:val="000000"/>
-                <w:sz w:val="17"/>
+                <w:sz w:val="18"/>
               </w:rPr>
               <w:t>INSCON</w:t>
             </w:r>
@@ -2217,7 +2521,7 @@
         </w:tc>
         <w:tc>
           <w:tcPr>
-            <w:tcW w:type="dxa" w:w="5904"/>
+            <w:tcW w:type="dxa" w:w="6267"/>
             <w:vAlign w:val="center"/>
             <w:tcMar>
               <w:top w:w="90" w:type="dxa"/>
@@ -2230,12 +2534,16 @@
             <w:pPr>
               <w:jc w:val="left"/>
             </w:pPr>
-            <w:r/>
+            <w:r>
+              <w:rPr>
+                <w:sz w:val="18"/>
+              </w:rPr>
+            </w:r>
             <w:r>
               <w:rPr>
                 <w:b w:val="0"/>
                 <w:color w:val="000000"/>
-                <w:sz w:val="17"/>
+                <w:sz w:val="18"/>
               </w:rPr>
               <w:t>código, título, inicio, fin, estado, plazas</w:t>
             </w:r>
@@ -2243,7 +2551,7 @@
         </w:tc>
         <w:tc>
           <w:tcPr>
-            <w:tcW w:type="dxa" w:w="1800"/>
+            <w:tcW w:type="dxa" w:w="1987"/>
             <w:vAlign w:val="center"/>
             <w:tcMar>
               <w:top w:w="90" w:type="dxa"/>
@@ -2256,12 +2564,16 @@
             <w:pPr>
               <w:jc w:val="center"/>
             </w:pPr>
-            <w:r/>
+            <w:r>
+              <w:rPr>
+                <w:sz w:val="18"/>
+              </w:rPr>
+            </w:r>
             <w:r>
               <w:rPr>
                 <w:b w:val="0"/>
                 <w:color w:val="000000"/>
-                <w:sz w:val="17"/>
+                <w:sz w:val="18"/>
               </w:rPr>
               <w:t>Decano</w:t>
             </w:r>
@@ -2271,7 +2583,7 @@
       <w:tr>
         <w:tc>
           <w:tcPr>
-            <w:tcW w:type="dxa" w:w="1512"/>
+            <w:tcW w:type="dxa" w:w="1681"/>
             <w:shd w:fill="F4F7FB"/>
             <w:vAlign w:val="center"/>
             <w:tcMar>
@@ -2285,12 +2597,16 @@
             <w:pPr>
               <w:jc w:val="center"/>
             </w:pPr>
-            <w:r/>
+            <w:r>
+              <w:rPr>
+                <w:sz w:val="18"/>
+              </w:rPr>
+            </w:r>
             <w:r>
               <w:rPr>
                 <w:b w:val="0"/>
                 <w:color w:val="000000"/>
-                <w:sz w:val="17"/>
+                <w:sz w:val="18"/>
               </w:rPr>
               <w:t>LISCON</w:t>
             </w:r>
@@ -2298,7 +2614,7 @@
         </w:tc>
         <w:tc>
           <w:tcPr>
-            <w:tcW w:type="dxa" w:w="5904"/>
+            <w:tcW w:type="dxa" w:w="6267"/>
             <w:shd w:fill="F4F7FB"/>
             <w:vAlign w:val="center"/>
             <w:tcMar>
@@ -2312,12 +2628,16 @@
             <w:pPr>
               <w:jc w:val="center"/>
             </w:pPr>
-            <w:r/>
+            <w:r>
+              <w:rPr>
+                <w:sz w:val="18"/>
+              </w:rPr>
+            </w:r>
             <w:r>
               <w:rPr>
                 <w:b w:val="0"/>
                 <w:color w:val="000000"/>
-                <w:sz w:val="17"/>
+                <w:sz w:val="18"/>
               </w:rPr>
               <w:t>filtro</w:t>
             </w:r>
@@ -2325,7 +2645,7 @@
         </w:tc>
         <w:tc>
           <w:tcPr>
-            <w:tcW w:type="dxa" w:w="1800"/>
+            <w:tcW w:type="dxa" w:w="1987"/>
             <w:shd w:fill="F4F7FB"/>
             <w:vAlign w:val="center"/>
             <w:tcMar>
@@ -2339,12 +2659,16 @@
             <w:pPr>
               <w:jc w:val="center"/>
             </w:pPr>
-            <w:r/>
+            <w:r>
+              <w:rPr>
+                <w:sz w:val="18"/>
+              </w:rPr>
+            </w:r>
             <w:r>
               <w:rPr>
                 <w:b w:val="0"/>
                 <w:color w:val="000000"/>
-                <w:sz w:val="17"/>
+                <w:sz w:val="18"/>
               </w:rPr>
               <w:t>Público</w:t>
             </w:r>
@@ -2354,7 +2678,7 @@
       <w:tr>
         <w:tc>
           <w:tcPr>
-            <w:tcW w:type="dxa" w:w="1512"/>
+            <w:tcW w:type="dxa" w:w="1681"/>
             <w:vAlign w:val="center"/>
             <w:tcMar>
               <w:top w:w="90" w:type="dxa"/>
@@ -2367,12 +2691,16 @@
             <w:pPr>
               <w:jc w:val="center"/>
             </w:pPr>
-            <w:r/>
+            <w:r>
+              <w:rPr>
+                <w:sz w:val="18"/>
+              </w:rPr>
+            </w:r>
             <w:r>
               <w:rPr>
                 <w:b w:val="0"/>
                 <w:color w:val="000000"/>
-                <w:sz w:val="17"/>
+                <w:sz w:val="18"/>
               </w:rPr>
               <w:t>INSCAR</w:t>
             </w:r>
@@ -2380,7 +2708,7 @@
         </w:tc>
         <w:tc>
           <w:tcPr>
-            <w:tcW w:type="dxa" w:w="5904"/>
+            <w:tcW w:type="dxa" w:w="6267"/>
             <w:vAlign w:val="center"/>
             <w:tcMar>
               <w:top w:w="90" w:type="dxa"/>
@@ -2393,12 +2721,16 @@
             <w:pPr>
               <w:jc w:val="left"/>
             </w:pPr>
-            <w:r/>
+            <w:r>
+              <w:rPr>
+                <w:sz w:val="18"/>
+              </w:rPr>
+            </w:r>
             <w:r>
               <w:rPr>
                 <w:b w:val="0"/>
                 <w:color w:val="000000"/>
-                <w:sz w:val="17"/>
+                <w:sz w:val="18"/>
               </w:rPr>
               <w:t>nombre, unidad, activo</w:t>
             </w:r>
@@ -2406,7 +2738,7 @@
         </w:tc>
         <w:tc>
           <w:tcPr>
-            <w:tcW w:type="dxa" w:w="1800"/>
+            <w:tcW w:type="dxa" w:w="1987"/>
             <w:vAlign w:val="center"/>
             <w:tcMar>
               <w:top w:w="90" w:type="dxa"/>
@@ -2419,12 +2751,16 @@
             <w:pPr>
               <w:jc w:val="center"/>
             </w:pPr>
-            <w:r/>
+            <w:r>
+              <w:rPr>
+                <w:sz w:val="18"/>
+              </w:rPr>
+            </w:r>
             <w:r>
               <w:rPr>
                 <w:b w:val="0"/>
                 <w:color w:val="000000"/>
-                <w:sz w:val="17"/>
+                <w:sz w:val="18"/>
               </w:rPr>
               <w:t>Decano</w:t>
             </w:r>
@@ -2434,7 +2770,7 @@
       <w:tr>
         <w:tc>
           <w:tcPr>
-            <w:tcW w:type="dxa" w:w="1512"/>
+            <w:tcW w:type="dxa" w:w="1681"/>
             <w:shd w:fill="F4F7FB"/>
             <w:vAlign w:val="center"/>
             <w:tcMar>
@@ -2448,12 +2784,16 @@
             <w:pPr>
               <w:jc w:val="center"/>
             </w:pPr>
-            <w:r/>
+            <w:r>
+              <w:rPr>
+                <w:sz w:val="18"/>
+              </w:rPr>
+            </w:r>
             <w:r>
               <w:rPr>
                 <w:b w:val="0"/>
                 <w:color w:val="000000"/>
-                <w:sz w:val="17"/>
+                <w:sz w:val="18"/>
               </w:rPr>
               <w:t>LISCAR</w:t>
             </w:r>
@@ -2461,7 +2801,7 @@
         </w:tc>
         <w:tc>
           <w:tcPr>
-            <w:tcW w:type="dxa" w:w="5904"/>
+            <w:tcW w:type="dxa" w:w="6267"/>
             <w:shd w:fill="F4F7FB"/>
             <w:vAlign w:val="center"/>
             <w:tcMar>
@@ -2475,12 +2815,16 @@
             <w:pPr>
               <w:jc w:val="center"/>
             </w:pPr>
-            <w:r/>
+            <w:r>
+              <w:rPr>
+                <w:sz w:val="18"/>
+              </w:rPr>
+            </w:r>
             <w:r>
               <w:rPr>
                 <w:b w:val="0"/>
                 <w:color w:val="000000"/>
-                <w:sz w:val="17"/>
+                <w:sz w:val="18"/>
               </w:rPr>
               <w:t>filtro</w:t>
             </w:r>
@@ -2488,7 +2832,7 @@
         </w:tc>
         <w:tc>
           <w:tcPr>
-            <w:tcW w:type="dxa" w:w="1800"/>
+            <w:tcW w:type="dxa" w:w="1987"/>
             <w:shd w:fill="F4F7FB"/>
             <w:vAlign w:val="center"/>
             <w:tcMar>
@@ -2502,12 +2846,16 @@
             <w:pPr>
               <w:jc w:val="center"/>
             </w:pPr>
-            <w:r/>
+            <w:r>
+              <w:rPr>
+                <w:sz w:val="18"/>
+              </w:rPr>
+            </w:r>
             <w:r>
               <w:rPr>
                 <w:b w:val="0"/>
                 <w:color w:val="000000"/>
-                <w:sz w:val="17"/>
+                <w:sz w:val="18"/>
               </w:rPr>
               <w:t>Público</w:t>
             </w:r>
@@ -2517,7 +2865,7 @@
       <w:tr>
         <w:tc>
           <w:tcPr>
-            <w:tcW w:type="dxa" w:w="1512"/>
+            <w:tcW w:type="dxa" w:w="1681"/>
             <w:vAlign w:val="center"/>
             <w:tcMar>
               <w:top w:w="90" w:type="dxa"/>
@@ -2530,12 +2878,16 @@
             <w:pPr>
               <w:jc w:val="center"/>
             </w:pPr>
-            <w:r/>
+            <w:r>
+              <w:rPr>
+                <w:sz w:val="18"/>
+              </w:rPr>
+            </w:r>
             <w:r>
               <w:rPr>
                 <w:b w:val="0"/>
                 <w:color w:val="000000"/>
-                <w:sz w:val="17"/>
+                <w:sz w:val="18"/>
               </w:rPr>
               <w:t>INSPOST</w:t>
             </w:r>
@@ -2543,7 +2895,7 @@
         </w:tc>
         <w:tc>
           <w:tcPr>
-            <w:tcW w:type="dxa" w:w="5904"/>
+            <w:tcW w:type="dxa" w:w="6267"/>
             <w:vAlign w:val="center"/>
             <w:tcMar>
               <w:top w:w="90" w:type="dxa"/>
@@ -2556,12 +2908,16 @@
             <w:pPr>
               <w:jc w:val="left"/>
             </w:pPr>
-            <w:r/>
+            <w:r>
+              <w:rPr>
+                <w:sz w:val="18"/>
+              </w:rPr>
+            </w:r>
             <w:r>
               <w:rPr>
                 <w:b w:val="0"/>
                 <w:color w:val="000000"/>
-                <w:sz w:val="17"/>
+                <w:sz w:val="18"/>
               </w:rPr>
               <w:t>convocatoria ID, cargo ID, ruta del expediente</w:t>
             </w:r>
@@ -2569,7 +2925,7 @@
         </w:tc>
         <w:tc>
           <w:tcPr>
-            <w:tcW w:type="dxa" w:w="1800"/>
+            <w:tcW w:type="dxa" w:w="1987"/>
             <w:vAlign w:val="center"/>
             <w:tcMar>
               <w:top w:w="90" w:type="dxa"/>
@@ -2582,12 +2938,16 @@
             <w:pPr>
               <w:jc w:val="center"/>
             </w:pPr>
-            <w:r/>
+            <w:r>
+              <w:rPr>
+                <w:sz w:val="18"/>
+              </w:rPr>
+            </w:r>
             <w:r>
               <w:rPr>
                 <w:b w:val="0"/>
                 <w:color w:val="000000"/>
-                <w:sz w:val="17"/>
+                <w:sz w:val="18"/>
               </w:rPr>
               <w:t>Postulante</w:t>
             </w:r>
@@ -2597,7 +2957,7 @@
       <w:tr>
         <w:tc>
           <w:tcPr>
-            <w:tcW w:type="dxa" w:w="1512"/>
+            <w:tcW w:type="dxa" w:w="1681"/>
             <w:shd w:fill="F4F7FB"/>
             <w:vAlign w:val="center"/>
             <w:tcMar>
@@ -2611,12 +2971,16 @@
             <w:pPr>
               <w:jc w:val="center"/>
             </w:pPr>
-            <w:r/>
+            <w:r>
+              <w:rPr>
+                <w:sz w:val="18"/>
+              </w:rPr>
+            </w:r>
             <w:r>
               <w:rPr>
                 <w:b w:val="0"/>
                 <w:color w:val="000000"/>
-                <w:sz w:val="17"/>
+                <w:sz w:val="18"/>
               </w:rPr>
               <w:t>LISPOST</w:t>
             </w:r>
@@ -2624,7 +2988,7 @@
         </w:tc>
         <w:tc>
           <w:tcPr>
-            <w:tcW w:type="dxa" w:w="5904"/>
+            <w:tcW w:type="dxa" w:w="6267"/>
             <w:shd w:fill="F4F7FB"/>
             <w:vAlign w:val="center"/>
             <w:tcMar>
@@ -2638,12 +3002,16 @@
             <w:pPr>
               <w:jc w:val="center"/>
             </w:pPr>
-            <w:r/>
+            <w:r>
+              <w:rPr>
+                <w:sz w:val="18"/>
+              </w:rPr>
+            </w:r>
             <w:r>
               <w:rPr>
                 <w:b w:val="0"/>
                 <w:color w:val="000000"/>
-                <w:sz w:val="17"/>
+                <w:sz w:val="18"/>
               </w:rPr>
               <w:t>filtro</w:t>
             </w:r>
@@ -2651,7 +3019,7 @@
         </w:tc>
         <w:tc>
           <w:tcPr>
-            <w:tcW w:type="dxa" w:w="1800"/>
+            <w:tcW w:type="dxa" w:w="1987"/>
             <w:shd w:fill="F4F7FB"/>
             <w:vAlign w:val="center"/>
             <w:tcMar>
@@ -2665,12 +3033,16 @@
             <w:pPr>
               <w:jc w:val="center"/>
             </w:pPr>
-            <w:r/>
+            <w:r>
+              <w:rPr>
+                <w:sz w:val="18"/>
+              </w:rPr>
+            </w:r>
             <w:r>
               <w:rPr>
                 <w:b w:val="0"/>
                 <w:color w:val="000000"/>
-                <w:sz w:val="17"/>
+                <w:sz w:val="18"/>
               </w:rPr>
               <w:t>Postulante</w:t>
             </w:r>
@@ -2680,7 +3052,7 @@
       <w:tr>
         <w:tc>
           <w:tcPr>
-            <w:tcW w:type="dxa" w:w="1512"/>
+            <w:tcW w:type="dxa" w:w="1681"/>
             <w:vAlign w:val="center"/>
             <w:tcMar>
               <w:top w:w="90" w:type="dxa"/>
@@ -2693,12 +3065,16 @@
             <w:pPr>
               <w:jc w:val="center"/>
             </w:pPr>
-            <w:r/>
+            <w:r>
+              <w:rPr>
+                <w:sz w:val="18"/>
+              </w:rPr>
+            </w:r>
             <w:r>
               <w:rPr>
                 <w:b w:val="0"/>
                 <w:color w:val="000000"/>
-                <w:sz w:val="17"/>
+                <w:sz w:val="18"/>
               </w:rPr>
               <w:t>EVAREQ</w:t>
             </w:r>
@@ -2706,7 +3082,7 @@
         </w:tc>
         <w:tc>
           <w:tcPr>
-            <w:tcW w:type="dxa" w:w="5904"/>
+            <w:tcW w:type="dxa" w:w="6267"/>
             <w:vAlign w:val="center"/>
             <w:tcMar>
               <w:top w:w="90" w:type="dxa"/>
@@ -2719,12 +3095,16 @@
             <w:pPr>
               <w:jc w:val="left"/>
             </w:pPr>
-            <w:r/>
+            <w:r>
+              <w:rPr>
+                <w:sz w:val="18"/>
+              </w:rPr>
+            </w:r>
             <w:r>
               <w:rPr>
                 <w:b w:val="0"/>
                 <w:color w:val="000000"/>
-                <w:sz w:val="17"/>
+                <w:sz w:val="18"/>
               </w:rPr>
               <w:t>postulación ID, requisito, cumple, observación</w:t>
             </w:r>
@@ -2732,7 +3112,7 @@
         </w:tc>
         <w:tc>
           <w:tcPr>
-            <w:tcW w:type="dxa" w:w="1800"/>
+            <w:tcW w:type="dxa" w:w="1987"/>
             <w:vAlign w:val="center"/>
             <w:tcMar>
               <w:top w:w="90" w:type="dxa"/>
@@ -2745,12 +3125,16 @@
             <w:pPr>
               <w:jc w:val="center"/>
             </w:pPr>
-            <w:r/>
+            <w:r>
+              <w:rPr>
+                <w:sz w:val="18"/>
+              </w:rPr>
+            </w:r>
             <w:r>
               <w:rPr>
                 <w:b w:val="0"/>
                 <w:color w:val="000000"/>
-                <w:sz w:val="17"/>
+                <w:sz w:val="18"/>
               </w:rPr>
               <w:t>Evaluador</w:t>
             </w:r>
@@ -2760,7 +3144,7 @@
       <w:tr>
         <w:tc>
           <w:tcPr>
-            <w:tcW w:type="dxa" w:w="1512"/>
+            <w:tcW w:type="dxa" w:w="1681"/>
             <w:shd w:fill="F4F7FB"/>
             <w:vAlign w:val="center"/>
             <w:tcMar>
@@ -2774,12 +3158,16 @@
             <w:pPr>
               <w:jc w:val="center"/>
             </w:pPr>
-            <w:r/>
+            <w:r>
+              <w:rPr>
+                <w:sz w:val="18"/>
+              </w:rPr>
+            </w:r>
             <w:r>
               <w:rPr>
                 <w:b w:val="0"/>
                 <w:color w:val="000000"/>
-                <w:sz w:val="17"/>
+                <w:sz w:val="18"/>
               </w:rPr>
               <w:t>HABPOS</w:t>
             </w:r>
@@ -2787,7 +3175,7 @@
         </w:tc>
         <w:tc>
           <w:tcPr>
-            <w:tcW w:type="dxa" w:w="5904"/>
+            <w:tcW w:type="dxa" w:w="6267"/>
             <w:shd w:fill="F4F7FB"/>
             <w:vAlign w:val="center"/>
             <w:tcMar>
@@ -2801,12 +3189,16 @@
             <w:pPr>
               <w:jc w:val="left"/>
             </w:pPr>
-            <w:r/>
+            <w:r>
+              <w:rPr>
+                <w:sz w:val="18"/>
+              </w:rPr>
+            </w:r>
             <w:r>
               <w:rPr>
                 <w:b w:val="0"/>
                 <w:color w:val="000000"/>
-                <w:sz w:val="17"/>
+                <w:sz w:val="18"/>
               </w:rPr>
               <w:t>postulación ID, estado, observación</w:t>
             </w:r>
@@ -2814,7 +3206,7 @@
         </w:tc>
         <w:tc>
           <w:tcPr>
-            <w:tcW w:type="dxa" w:w="1800"/>
+            <w:tcW w:type="dxa" w:w="1987"/>
             <w:shd w:fill="F4F7FB"/>
             <w:vAlign w:val="center"/>
             <w:tcMar>
@@ -2828,12 +3220,16 @@
             <w:pPr>
               <w:jc w:val="center"/>
             </w:pPr>
-            <w:r/>
+            <w:r>
+              <w:rPr>
+                <w:sz w:val="18"/>
+              </w:rPr>
+            </w:r>
             <w:r>
               <w:rPr>
                 <w:b w:val="0"/>
                 <w:color w:val="000000"/>
-                <w:sz w:val="17"/>
+                <w:sz w:val="18"/>
               </w:rPr>
               <w:t>Decano</w:t>
             </w:r>
@@ -2843,7 +3239,7 @@
       <w:tr>
         <w:tc>
           <w:tcPr>
-            <w:tcW w:type="dxa" w:w="1512"/>
+            <w:tcW w:type="dxa" w:w="1681"/>
             <w:vAlign w:val="center"/>
             <w:tcMar>
               <w:top w:w="90" w:type="dxa"/>
@@ -2856,12 +3252,16 @@
             <w:pPr>
               <w:jc w:val="center"/>
             </w:pPr>
-            <w:r/>
+            <w:r>
+              <w:rPr>
+                <w:sz w:val="18"/>
+              </w:rPr>
+            </w:r>
             <w:r>
               <w:rPr>
                 <w:b w:val="0"/>
                 <w:color w:val="000000"/>
-                <w:sz w:val="17"/>
+                <w:sz w:val="18"/>
               </w:rPr>
               <w:t>REGMER</w:t>
             </w:r>
@@ -2869,7 +3269,7 @@
         </w:tc>
         <w:tc>
           <w:tcPr>
-            <w:tcW w:type="dxa" w:w="5904"/>
+            <w:tcW w:type="dxa" w:w="6267"/>
             <w:vAlign w:val="center"/>
             <w:tcMar>
               <w:top w:w="90" w:type="dxa"/>
@@ -2882,12 +3282,16 @@
             <w:pPr>
               <w:jc w:val="left"/>
             </w:pPr>
-            <w:r/>
+            <w:r>
+              <w:rPr>
+                <w:sz w:val="18"/>
+              </w:rPr>
+            </w:r>
             <w:r>
               <w:rPr>
                 <w:b w:val="0"/>
                 <w:color w:val="000000"/>
-                <w:sz w:val="17"/>
+                <w:sz w:val="18"/>
               </w:rPr>
               <w:t>postulación ID, criterio, puntaje, observación</w:t>
             </w:r>
@@ -2895,7 +3299,7 @@
         </w:tc>
         <w:tc>
           <w:tcPr>
-            <w:tcW w:type="dxa" w:w="1800"/>
+            <w:tcW w:type="dxa" w:w="1987"/>
             <w:vAlign w:val="center"/>
             <w:tcMar>
               <w:top w:w="90" w:type="dxa"/>
@@ -2908,12 +3312,16 @@
             <w:pPr>
               <w:jc w:val="center"/>
             </w:pPr>
-            <w:r/>
+            <w:r>
+              <w:rPr>
+                <w:sz w:val="18"/>
+              </w:rPr>
+            </w:r>
             <w:r>
               <w:rPr>
                 <w:b w:val="0"/>
                 <w:color w:val="000000"/>
-                <w:sz w:val="17"/>
+                <w:sz w:val="18"/>
               </w:rPr>
               <w:t>Evaluador</w:t>
             </w:r>
@@ -2923,7 +3331,7 @@
       <w:tr>
         <w:tc>
           <w:tcPr>
-            <w:tcW w:type="dxa" w:w="1512"/>
+            <w:tcW w:type="dxa" w:w="1681"/>
             <w:shd w:fill="F4F7FB"/>
             <w:vAlign w:val="center"/>
             <w:tcMar>
@@ -2937,12 +3345,16 @@
             <w:pPr>
               <w:jc w:val="center"/>
             </w:pPr>
-            <w:r/>
+            <w:r>
+              <w:rPr>
+                <w:sz w:val="18"/>
+              </w:rPr>
+            </w:r>
             <w:r>
               <w:rPr>
                 <w:b w:val="0"/>
                 <w:color w:val="000000"/>
-                <w:sz w:val="17"/>
+                <w:sz w:val="18"/>
               </w:rPr>
               <w:t>REGEXA</w:t>
             </w:r>
@@ -2950,7 +3362,7 @@
         </w:tc>
         <w:tc>
           <w:tcPr>
-            <w:tcW w:type="dxa" w:w="5904"/>
+            <w:tcW w:type="dxa" w:w="6267"/>
             <w:shd w:fill="F4F7FB"/>
             <w:vAlign w:val="center"/>
             <w:tcMar>
@@ -2964,12 +3376,16 @@
             <w:pPr>
               <w:jc w:val="left"/>
             </w:pPr>
-            <w:r/>
+            <w:r>
+              <w:rPr>
+                <w:sz w:val="18"/>
+              </w:rPr>
+            </w:r>
             <w:r>
               <w:rPr>
                 <w:b w:val="0"/>
                 <w:color w:val="000000"/>
-                <w:sz w:val="17"/>
+                <w:sz w:val="18"/>
               </w:rPr>
               <w:t>postulación ID, puntaje, observación</w:t>
             </w:r>
@@ -2977,7 +3393,7 @@
         </w:tc>
         <w:tc>
           <w:tcPr>
-            <w:tcW w:type="dxa" w:w="1800"/>
+            <w:tcW w:type="dxa" w:w="1987"/>
             <w:shd w:fill="F4F7FB"/>
             <w:vAlign w:val="center"/>
             <w:tcMar>
@@ -2991,12 +3407,16 @@
             <w:pPr>
               <w:jc w:val="center"/>
             </w:pPr>
-            <w:r/>
+            <w:r>
+              <w:rPr>
+                <w:sz w:val="18"/>
+              </w:rPr>
+            </w:r>
             <w:r>
               <w:rPr>
                 <w:b w:val="0"/>
                 <w:color w:val="000000"/>
-                <w:sz w:val="17"/>
+                <w:sz w:val="18"/>
               </w:rPr>
               <w:t>Evaluador</w:t>
             </w:r>
@@ -3006,7 +3426,7 @@
       <w:tr>
         <w:tc>
           <w:tcPr>
-            <w:tcW w:type="dxa" w:w="1512"/>
+            <w:tcW w:type="dxa" w:w="1681"/>
             <w:vAlign w:val="center"/>
             <w:tcMar>
               <w:top w:w="90" w:type="dxa"/>
@@ -3019,12 +3439,16 @@
             <w:pPr>
               <w:jc w:val="center"/>
             </w:pPr>
-            <w:r/>
+            <w:r>
+              <w:rPr>
+                <w:sz w:val="18"/>
+              </w:rPr>
+            </w:r>
             <w:r>
               <w:rPr>
                 <w:b w:val="0"/>
                 <w:color w:val="000000"/>
-                <w:sz w:val="17"/>
+                <w:sz w:val="18"/>
               </w:rPr>
               <w:t>ASIEVA</w:t>
             </w:r>
@@ -3032,7 +3456,7 @@
         </w:tc>
         <w:tc>
           <w:tcPr>
-            <w:tcW w:type="dxa" w:w="5904"/>
+            <w:tcW w:type="dxa" w:w="6267"/>
             <w:vAlign w:val="center"/>
             <w:tcMar>
               <w:top w:w="90" w:type="dxa"/>
@@ -3045,12 +3469,16 @@
             <w:pPr>
               <w:jc w:val="left"/>
             </w:pPr>
-            <w:r/>
+            <w:r>
+              <w:rPr>
+                <w:sz w:val="18"/>
+              </w:rPr>
+            </w:r>
             <w:r>
               <w:rPr>
                 <w:b w:val="0"/>
                 <w:color w:val="000000"/>
-                <w:sz w:val="17"/>
+                <w:sz w:val="18"/>
               </w:rPr>
               <w:t>postulación ID, evaluador ID, tipo</w:t>
             </w:r>
@@ -3058,7 +3486,7 @@
         </w:tc>
         <w:tc>
           <w:tcPr>
-            <w:tcW w:type="dxa" w:w="1800"/>
+            <w:tcW w:type="dxa" w:w="1987"/>
             <w:vAlign w:val="center"/>
             <w:tcMar>
               <w:top w:w="90" w:type="dxa"/>
@@ -3071,12 +3499,16 @@
             <w:pPr>
               <w:jc w:val="center"/>
             </w:pPr>
-            <w:r/>
+            <w:r>
+              <w:rPr>
+                <w:sz w:val="18"/>
+              </w:rPr>
+            </w:r>
             <w:r>
               <w:rPr>
                 <w:b w:val="0"/>
                 <w:color w:val="000000"/>
-                <w:sz w:val="17"/>
+                <w:sz w:val="18"/>
               </w:rPr>
               <w:t>Decano</w:t>
             </w:r>
@@ -3086,7 +3518,7 @@
       <w:tr>
         <w:tc>
           <w:tcPr>
-            <w:tcW w:type="dxa" w:w="1512"/>
+            <w:tcW w:type="dxa" w:w="1681"/>
             <w:shd w:fill="F4F7FB"/>
             <w:vAlign w:val="center"/>
             <w:tcMar>
@@ -3100,12 +3532,16 @@
             <w:pPr>
               <w:jc w:val="center"/>
             </w:pPr>
-            <w:r/>
+            <w:r>
+              <w:rPr>
+                <w:sz w:val="18"/>
+              </w:rPr>
+            </w:r>
             <w:r>
               <w:rPr>
                 <w:b w:val="0"/>
                 <w:color w:val="000000"/>
-                <w:sz w:val="17"/>
+                <w:sz w:val="18"/>
               </w:rPr>
               <w:t>GENRAN</w:t>
             </w:r>
@@ -3113,7 +3549,7 @@
         </w:tc>
         <w:tc>
           <w:tcPr>
-            <w:tcW w:type="dxa" w:w="5904"/>
+            <w:tcW w:type="dxa" w:w="6267"/>
             <w:shd w:fill="F4F7FB"/>
             <w:vAlign w:val="center"/>
             <w:tcMar>
@@ -3127,12 +3563,16 @@
             <w:pPr>
               <w:jc w:val="center"/>
             </w:pPr>
-            <w:r/>
+            <w:r>
+              <w:rPr>
+                <w:sz w:val="18"/>
+              </w:rPr>
+            </w:r>
             <w:r>
               <w:rPr>
                 <w:b w:val="0"/>
                 <w:color w:val="000000"/>
-                <w:sz w:val="17"/>
+                <w:sz w:val="18"/>
               </w:rPr>
               <w:t>convocatoria ID</w:t>
             </w:r>
@@ -3140,7 +3580,7 @@
         </w:tc>
         <w:tc>
           <w:tcPr>
-            <w:tcW w:type="dxa" w:w="1800"/>
+            <w:tcW w:type="dxa" w:w="1987"/>
             <w:shd w:fill="F4F7FB"/>
             <w:vAlign w:val="center"/>
             <w:tcMar>
@@ -3154,12 +3594,16 @@
             <w:pPr>
               <w:jc w:val="center"/>
             </w:pPr>
-            <w:r/>
+            <w:r>
+              <w:rPr>
+                <w:sz w:val="18"/>
+              </w:rPr>
+            </w:r>
             <w:r>
               <w:rPr>
                 <w:b w:val="0"/>
                 <w:color w:val="000000"/>
-                <w:sz w:val="17"/>
+                <w:sz w:val="18"/>
               </w:rPr>
               <w:t>Decano</w:t>
             </w:r>
@@ -3169,7 +3613,7 @@
       <w:tr>
         <w:tc>
           <w:tcPr>
-            <w:tcW w:type="dxa" w:w="1512"/>
+            <w:tcW w:type="dxa" w:w="1681"/>
             <w:vAlign w:val="center"/>
             <w:tcMar>
               <w:top w:w="90" w:type="dxa"/>
@@ -3182,12 +3626,16 @@
             <w:pPr>
               <w:jc w:val="center"/>
             </w:pPr>
-            <w:r/>
+            <w:r>
+              <w:rPr>
+                <w:sz w:val="18"/>
+              </w:rPr>
+            </w:r>
             <w:r>
               <w:rPr>
                 <w:b w:val="0"/>
                 <w:color w:val="000000"/>
-                <w:sz w:val="17"/>
+                <w:sz w:val="18"/>
               </w:rPr>
               <w:t>ASIPLA</w:t>
             </w:r>
@@ -3195,7 +3643,7 @@
         </w:tc>
         <w:tc>
           <w:tcPr>
-            <w:tcW w:type="dxa" w:w="5904"/>
+            <w:tcW w:type="dxa" w:w="6267"/>
             <w:vAlign w:val="center"/>
             <w:tcMar>
               <w:top w:w="90" w:type="dxa"/>
@@ -3208,12 +3656,16 @@
             <w:pPr>
               <w:jc w:val="left"/>
             </w:pPr>
-            <w:r/>
+            <w:r>
+              <w:rPr>
+                <w:sz w:val="18"/>
+              </w:rPr>
+            </w:r>
             <w:r>
               <w:rPr>
                 <w:b w:val="0"/>
                 <w:color w:val="000000"/>
-                <w:sz w:val="17"/>
+                <w:sz w:val="18"/>
               </w:rPr>
               <w:t>postulación ID, asignar true o false</w:t>
             </w:r>
@@ -3221,7 +3673,7 @@
         </w:tc>
         <w:tc>
           <w:tcPr>
-            <w:tcW w:type="dxa" w:w="1800"/>
+            <w:tcW w:type="dxa" w:w="1987"/>
             <w:vAlign w:val="center"/>
             <w:tcMar>
               <w:top w:w="90" w:type="dxa"/>
@@ -3234,12 +3686,16 @@
             <w:pPr>
               <w:jc w:val="center"/>
             </w:pPr>
-            <w:r/>
+            <w:r>
+              <w:rPr>
+                <w:sz w:val="18"/>
+              </w:rPr>
+            </w:r>
             <w:r>
               <w:rPr>
                 <w:b w:val="0"/>
                 <w:color w:val="000000"/>
-                <w:sz w:val="17"/>
+                <w:sz w:val="18"/>
               </w:rPr>
               <w:t>Decano</w:t>
             </w:r>
@@ -3249,7 +3705,7 @@
       <w:tr>
         <w:tc>
           <w:tcPr>
-            <w:tcW w:type="dxa" w:w="1512"/>
+            <w:tcW w:type="dxa" w:w="1681"/>
             <w:shd w:fill="F4F7FB"/>
             <w:vAlign w:val="center"/>
             <w:tcMar>
@@ -3263,12 +3719,16 @@
             <w:pPr>
               <w:jc w:val="center"/>
             </w:pPr>
-            <w:r/>
+            <w:r>
+              <w:rPr>
+                <w:sz w:val="18"/>
+              </w:rPr>
+            </w:r>
             <w:r>
               <w:rPr>
                 <w:b w:val="0"/>
                 <w:color w:val="000000"/>
-                <w:sz w:val="17"/>
+                <w:sz w:val="18"/>
               </w:rPr>
               <w:t>AUDCAL</w:t>
             </w:r>
@@ -3276,7 +3736,7 @@
         </w:tc>
         <w:tc>
           <w:tcPr>
-            <w:tcW w:type="dxa" w:w="5904"/>
+            <w:tcW w:type="dxa" w:w="6267"/>
             <w:shd w:fill="F4F7FB"/>
             <w:vAlign w:val="center"/>
             <w:tcMar>
@@ -3290,12 +3750,16 @@
             <w:pPr>
               <w:jc w:val="left"/>
             </w:pPr>
-            <w:r/>
+            <w:r>
+              <w:rPr>
+                <w:sz w:val="18"/>
+              </w:rPr>
+            </w:r>
             <w:r>
               <w:rPr>
                 <w:b w:val="0"/>
                 <w:color w:val="000000"/>
-                <w:sz w:val="17"/>
+                <w:sz w:val="18"/>
               </w:rPr>
               <w:t>entidad, entidad ID</w:t>
             </w:r>
@@ -3303,7 +3767,7 @@
         </w:tc>
         <w:tc>
           <w:tcPr>
-            <w:tcW w:type="dxa" w:w="1800"/>
+            <w:tcW w:type="dxa" w:w="1987"/>
             <w:shd w:fill="F4F7FB"/>
             <w:vAlign w:val="center"/>
             <w:tcMar>
@@ -3317,12 +3781,16 @@
             <w:pPr>
               <w:jc w:val="center"/>
             </w:pPr>
-            <w:r/>
+            <w:r>
+              <w:rPr>
+                <w:sz w:val="18"/>
+              </w:rPr>
+            </w:r>
             <w:r>
               <w:rPr>
                 <w:b w:val="0"/>
                 <w:color w:val="000000"/>
-                <w:sz w:val="17"/>
+                <w:sz w:val="18"/>
               </w:rPr>
               <w:t>Decano</w:t>
             </w:r>
@@ -3332,7 +3800,7 @@
       <w:tr>
         <w:tc>
           <w:tcPr>
-            <w:tcW w:type="dxa" w:w="1512"/>
+            <w:tcW w:type="dxa" w:w="1681"/>
             <w:vAlign w:val="center"/>
             <w:tcMar>
               <w:top w:w="90" w:type="dxa"/>
@@ -3345,12 +3813,16 @@
             <w:pPr>
               <w:jc w:val="center"/>
             </w:pPr>
-            <w:r/>
+            <w:r>
+              <w:rPr>
+                <w:sz w:val="18"/>
+              </w:rPr>
+            </w:r>
             <w:r>
               <w:rPr>
                 <w:b w:val="0"/>
                 <w:color w:val="000000"/>
-                <w:sz w:val="17"/>
+                <w:sz w:val="18"/>
               </w:rPr>
               <w:t>REPEST</w:t>
             </w:r>
@@ -3358,7 +3830,7 @@
         </w:tc>
         <w:tc>
           <w:tcPr>
-            <w:tcW w:type="dxa" w:w="5904"/>
+            <w:tcW w:type="dxa" w:w="6267"/>
             <w:vAlign w:val="center"/>
             <w:tcMar>
               <w:top w:w="90" w:type="dxa"/>
@@ -3371,12 +3843,16 @@
             <w:pPr>
               <w:jc w:val="center"/>
             </w:pPr>
-            <w:r/>
+            <w:r>
+              <w:rPr>
+                <w:sz w:val="18"/>
+              </w:rPr>
+            </w:r>
             <w:r>
               <w:rPr>
                 <w:b w:val="0"/>
                 <w:color w:val="000000"/>
-                <w:sz w:val="17"/>
+                <w:sz w:val="18"/>
               </w:rPr>
               <w:t>convocatoria ID</w:t>
             </w:r>
@@ -3384,7 +3860,7 @@
         </w:tc>
         <w:tc>
           <w:tcPr>
-            <w:tcW w:type="dxa" w:w="1800"/>
+            <w:tcW w:type="dxa" w:w="1987"/>
             <w:vAlign w:val="center"/>
             <w:tcMar>
               <w:top w:w="90" w:type="dxa"/>
@@ -3397,12 +3873,16 @@
             <w:pPr>
               <w:jc w:val="center"/>
             </w:pPr>
-            <w:r/>
+            <w:r>
+              <w:rPr>
+                <w:sz w:val="18"/>
+              </w:rPr>
+            </w:r>
             <w:r>
               <w:rPr>
                 <w:b w:val="0"/>
                 <w:color w:val="000000"/>
-                <w:sz w:val="17"/>
+                <w:sz w:val="18"/>
               </w:rPr>
               <w:t>Decano</w:t>
             </w:r>
@@ -3412,7 +3892,7 @@
       <w:tr>
         <w:tc>
           <w:tcPr>
-            <w:tcW w:type="dxa" w:w="1512"/>
+            <w:tcW w:type="dxa" w:w="1681"/>
             <w:shd w:fill="F4F7FB"/>
             <w:vAlign w:val="center"/>
             <w:tcMar>
@@ -3426,12 +3906,16 @@
             <w:pPr>
               <w:jc w:val="center"/>
             </w:pPr>
-            <w:r/>
+            <w:r>
+              <w:rPr>
+                <w:sz w:val="18"/>
+              </w:rPr>
+            </w:r>
             <w:r>
               <w:rPr>
                 <w:b w:val="0"/>
                 <w:color w:val="000000"/>
-                <w:sz w:val="17"/>
+                <w:sz w:val="18"/>
               </w:rPr>
               <w:t>AYUDA</w:t>
             </w:r>
@@ -3439,7 +3923,7 @@
         </w:tc>
         <w:tc>
           <w:tcPr>
-            <w:tcW w:type="dxa" w:w="5904"/>
+            <w:tcW w:type="dxa" w:w="6267"/>
             <w:shd w:fill="F4F7FB"/>
             <w:vAlign w:val="center"/>
             <w:tcMar>
@@ -3453,12 +3937,16 @@
             <w:pPr>
               <w:jc w:val="center"/>
             </w:pPr>
-            <w:r/>
+            <w:r>
+              <w:rPr>
+                <w:sz w:val="18"/>
+              </w:rPr>
+            </w:r>
             <w:r>
               <w:rPr>
                 <w:b w:val="0"/>
                 <w:color w:val="000000"/>
-                <w:sz w:val="17"/>
+                <w:sz w:val="18"/>
               </w:rPr>
               <w:t>sin parámetros</w:t>
             </w:r>
@@ -3466,7 +3954,7 @@
         </w:tc>
         <w:tc>
           <w:tcPr>
-            <w:tcW w:type="dxa" w:w="1800"/>
+            <w:tcW w:type="dxa" w:w="1987"/>
             <w:shd w:fill="F4F7FB"/>
             <w:vAlign w:val="center"/>
             <w:tcMar>
@@ -3480,14 +3968,59 @@
             <w:pPr>
               <w:jc w:val="center"/>
             </w:pPr>
-            <w:r/>
+            <w:r>
+              <w:rPr>
+                <w:sz w:val="18"/>
+              </w:rPr>
+            </w:r>
             <w:r>
               <w:rPr>
                 <w:b w:val="0"/>
                 <w:color w:val="000000"/>
-                <w:sz w:val="17"/>
+                <w:sz w:val="18"/>
               </w:rPr>
               <w:t>Público</w:t>
+            </w:r>
+          </w:p>
+        </w:tc>
+      </w:tr>
+      <w:tr>
+        <w:tc>
+          <w:tcPr>
+            <w:tcW w:type="dxa" w:w="1681"/>
+          </w:tcPr>
+          <w:p>
+            <w:r>
+              <w:rPr>
+                <w:sz w:val="18"/>
+              </w:rPr>
+              <w:t>CONFIRMAR</w:t>
+            </w:r>
+          </w:p>
+        </w:tc>
+        <w:tc>
+          <w:tcPr>
+            <w:tcW w:type="dxa" w:w="6267"/>
+          </w:tcPr>
+          <w:p>
+            <w:r>
+              <w:rPr>
+                <w:sz w:val="18"/>
+              </w:rPr>
+              <w:t>código de un solo uso recibido por correo</w:t>
+            </w:r>
+          </w:p>
+        </w:tc>
+        <w:tc>
+          <w:tcPr>
+            <w:tcW w:type="dxa" w:w="1987"/>
+          </w:tcPr>
+          <w:p>
+            <w:r>
+              <w:rPr>
+                <w:sz w:val="18"/>
+              </w:rPr>
+              <w:t>Solicitante original</w:t>
             </w:r>
           </w:p>
         </w:tc>
@@ -3513,7 +4046,7 @@
         <w:spacing w:after="60"/>
       </w:pPr>
       <w:r>
-        <w:t>El asunto debe contener un comando en mayúsculas seguido por corchetes. Cada parámetro debe estar entre comillas dobles.</w:t>
+        <w:t>Escribimos los comandos en mayúsculas como convención. El analizador también reconoce minúsculas y espacios alrededor del comando. Cada parámetro va entre comillas dobles y no admite espacios accidentales en sus extremos.</w:t>
       </w:r>
     </w:p>
     <w:p>
@@ -3576,7 +4109,7 @@
         <w:spacing w:after="60"/>
       </w:pPr>
       <w:r>
-        <w:t>El primer usuario Decano puede registrarse cuando la tabla de usuarios está vacía.</w:t>
+        <w:t>El primer DECANO requiere la tabla de usuarios vacía, coincidencia entre remitente, correo nuevo y BOOTSTRAP_ADMIN_EMAIL, y confirmación del código recibido en esa cuenta.</w:t>
       </w:r>
     </w:p>
     <w:p>
@@ -3608,10 +4141,78 @@
         <w:gridCol w:w="4968"/>
       </w:tblGrid>
       <w:tr>
+        <w:trPr>
+          <w:tblHeader/>
+        </w:trPr>
         <w:tc>
           <w:tcPr>
-            <w:tcW w:type="dxa" w:w="3024"/>
+            <w:tcW w:type="dxa" w:w="4968"/>
             <w:shd w:fill="17365D"/>
+            <w:vAlign w:val="center"/>
+            <w:tcMar>
+              <w:top w:w="90" w:type="dxa"/>
+              <w:left w:w="90" w:type="dxa"/>
+              <w:bottom w:w="90" w:type="dxa"/>
+              <w:right w:w="90" w:type="dxa"/>
+            </w:tcMar>
+          </w:tcPr>
+          <w:p>
+            <w:pPr>
+              <w:keepNext/>
+              <w:jc w:val="center"/>
+            </w:pPr>
+            <w:r>
+              <w:rPr>
+                <w:sz w:val="18"/>
+              </w:rPr>
+            </w:r>
+            <w:r>
+              <w:rPr>
+                <w:b/>
+                <w:color w:val="FFFFFF"/>
+                <w:sz w:val="18"/>
+              </w:rPr>
+              <w:t>Tabla</w:t>
+            </w:r>
+          </w:p>
+        </w:tc>
+        <w:tc>
+          <w:tcPr>
+            <w:tcW w:type="dxa" w:w="4968"/>
+            <w:shd w:fill="17365D"/>
+            <w:vAlign w:val="center"/>
+            <w:tcMar>
+              <w:top w:w="90" w:type="dxa"/>
+              <w:left w:w="90" w:type="dxa"/>
+              <w:bottom w:w="90" w:type="dxa"/>
+              <w:right w:w="90" w:type="dxa"/>
+            </w:tcMar>
+          </w:tcPr>
+          <w:p>
+            <w:pPr>
+              <w:keepNext/>
+              <w:jc w:val="center"/>
+            </w:pPr>
+            <w:r>
+              <w:rPr>
+                <w:sz w:val="18"/>
+              </w:rPr>
+            </w:r>
+            <w:r>
+              <w:rPr>
+                <w:b/>
+                <w:color w:val="FFFFFF"/>
+                <w:sz w:val="18"/>
+              </w:rPr>
+              <w:t>Contenido principal</w:t>
+            </w:r>
+          </w:p>
+        </w:tc>
+      </w:tr>
+      <w:tr>
+        <w:tc>
+          <w:tcPr>
+            <w:tcW w:type="dxa" w:w="4968"/>
             <w:vAlign w:val="center"/>
             <w:tcMar>
               <w:top w:w="90" w:type="dxa"/>
@@ -3624,75 +4225,24 @@
             <w:pPr>
               <w:jc w:val="center"/>
             </w:pPr>
-            <w:r/>
-            <w:r>
-              <w:rPr>
-                <w:b/>
-                <w:color w:val="FFFFFF"/>
-                <w:sz w:val="18"/>
-              </w:rPr>
-              <w:t>Tabla</w:t>
+            <w:r>
+              <w:rPr>
+                <w:sz w:val="18"/>
+              </w:rPr>
+            </w:r>
+            <w:r>
+              <w:rPr>
+                <w:b w:val="0"/>
+                <w:color w:val="000000"/>
+                <w:sz w:val="18"/>
+              </w:rPr>
+              <w:t>p1_usuario</w:t>
             </w:r>
           </w:p>
         </w:tc>
         <w:tc>
           <w:tcPr>
-            <w:tcW w:type="dxa" w:w="6480"/>
-            <w:shd w:fill="17365D"/>
-            <w:vAlign w:val="center"/>
-            <w:tcMar>
-              <w:top w:w="90" w:type="dxa"/>
-              <w:left w:w="90" w:type="dxa"/>
-              <w:bottom w:w="90" w:type="dxa"/>
-              <w:right w:w="90" w:type="dxa"/>
-            </w:tcMar>
-          </w:tcPr>
-          <w:p>
-            <w:pPr>
-              <w:jc w:val="center"/>
-            </w:pPr>
-            <w:r/>
-            <w:r>
-              <w:rPr>
-                <w:b/>
-                <w:color w:val="FFFFFF"/>
-                <w:sz w:val="18"/>
-              </w:rPr>
-              <w:t>Contenido principal</w:t>
-            </w:r>
-          </w:p>
-        </w:tc>
-      </w:tr>
-      <w:tr>
-        <w:tc>
-          <w:tcPr>
-            <w:tcW w:type="dxa" w:w="3024"/>
-            <w:vAlign w:val="center"/>
-            <w:tcMar>
-              <w:top w:w="90" w:type="dxa"/>
-              <w:left w:w="90" w:type="dxa"/>
-              <w:bottom w:w="90" w:type="dxa"/>
-              <w:right w:w="90" w:type="dxa"/>
-            </w:tcMar>
-          </w:tcPr>
-          <w:p>
-            <w:pPr>
-              <w:jc w:val="center"/>
-            </w:pPr>
-            <w:r/>
-            <w:r>
-              <w:rPr>
-                <w:b w:val="0"/>
-                <w:color w:val="000000"/>
-                <w:sz w:val="17"/>
-              </w:rPr>
-              <w:t>p1_usuario</w:t>
-            </w:r>
-          </w:p>
-        </w:tc>
-        <w:tc>
-          <w:tcPr>
-            <w:tcW w:type="dxa" w:w="6480"/>
+            <w:tcW w:type="dxa" w:w="4968"/>
             <w:vAlign w:val="center"/>
             <w:tcMar>
               <w:top w:w="90" w:type="dxa"/>
@@ -3705,12 +4255,16 @@
             <w:pPr>
               <w:jc w:val="left"/>
             </w:pPr>
-            <w:r/>
+            <w:r>
+              <w:rPr>
+                <w:sz w:val="18"/>
+              </w:rPr>
+            </w:r>
             <w:r>
               <w:rPr>
                 <w:b w:val="0"/>
                 <w:color w:val="000000"/>
-                <w:sz w:val="17"/>
+                <w:sz w:val="18"/>
               </w:rPr>
               <w:t>Registro, nombres, rol, correo y estado.</w:t>
             </w:r>
@@ -3720,7 +4274,7 @@
       <w:tr>
         <w:tc>
           <w:tcPr>
-            <w:tcW w:type="dxa" w:w="3024"/>
+            <w:tcW w:type="dxa" w:w="4968"/>
             <w:shd w:fill="F4F7FB"/>
             <w:vAlign w:val="center"/>
             <w:tcMar>
@@ -3734,12 +4288,16 @@
             <w:pPr>
               <w:jc w:val="center"/>
             </w:pPr>
-            <w:r/>
+            <w:r>
+              <w:rPr>
+                <w:sz w:val="18"/>
+              </w:rPr>
+            </w:r>
             <w:r>
               <w:rPr>
                 <w:b w:val="0"/>
                 <w:color w:val="000000"/>
-                <w:sz w:val="17"/>
+                <w:sz w:val="18"/>
               </w:rPr>
               <w:t>p1_convocatoria</w:t>
             </w:r>
@@ -3747,7 +4305,7 @@
         </w:tc>
         <w:tc>
           <w:tcPr>
-            <w:tcW w:type="dxa" w:w="6480"/>
+            <w:tcW w:type="dxa" w:w="4968"/>
             <w:shd w:fill="F4F7FB"/>
             <w:vAlign w:val="center"/>
             <w:tcMar>
@@ -3761,12 +4319,16 @@
             <w:pPr>
               <w:jc w:val="left"/>
             </w:pPr>
-            <w:r/>
+            <w:r>
+              <w:rPr>
+                <w:sz w:val="18"/>
+              </w:rPr>
+            </w:r>
             <w:r>
               <w:rPr>
                 <w:b w:val="0"/>
                 <w:color w:val="000000"/>
-                <w:sz w:val="17"/>
+                <w:sz w:val="18"/>
               </w:rPr>
               <w:t>Periodo, estado y cantidad de plazas.</w:t>
             </w:r>
@@ -3776,7 +4338,7 @@
       <w:tr>
         <w:tc>
           <w:tcPr>
-            <w:tcW w:type="dxa" w:w="3024"/>
+            <w:tcW w:type="dxa" w:w="4968"/>
             <w:vAlign w:val="center"/>
             <w:tcMar>
               <w:top w:w="90" w:type="dxa"/>
@@ -3789,12 +4351,16 @@
             <w:pPr>
               <w:jc w:val="center"/>
             </w:pPr>
-            <w:r/>
+            <w:r>
+              <w:rPr>
+                <w:sz w:val="18"/>
+              </w:rPr>
+            </w:r>
             <w:r>
               <w:rPr>
                 <w:b w:val="0"/>
                 <w:color w:val="000000"/>
-                <w:sz w:val="17"/>
+                <w:sz w:val="18"/>
               </w:rPr>
               <w:t>p1_cargo</w:t>
             </w:r>
@@ -3802,7 +4368,7 @@
         </w:tc>
         <w:tc>
           <w:tcPr>
-            <w:tcW w:type="dxa" w:w="6480"/>
+            <w:tcW w:type="dxa" w:w="4968"/>
             <w:vAlign w:val="center"/>
             <w:tcMar>
               <w:top w:w="90" w:type="dxa"/>
@@ -3815,12 +4381,16 @@
             <w:pPr>
               <w:jc w:val="left"/>
             </w:pPr>
-            <w:r/>
+            <w:r>
+              <w:rPr>
+                <w:sz w:val="18"/>
+              </w:rPr>
+            </w:r>
             <w:r>
               <w:rPr>
                 <w:b w:val="0"/>
                 <w:color w:val="000000"/>
-                <w:sz w:val="17"/>
+                <w:sz w:val="18"/>
               </w:rPr>
               <w:t>Cargo y unidad académica.</w:t>
             </w:r>
@@ -3830,7 +4400,7 @@
       <w:tr>
         <w:tc>
           <w:tcPr>
-            <w:tcW w:type="dxa" w:w="3024"/>
+            <w:tcW w:type="dxa" w:w="4968"/>
             <w:shd w:fill="F4F7FB"/>
             <w:vAlign w:val="center"/>
             <w:tcMar>
@@ -3844,12 +4414,16 @@
             <w:pPr>
               <w:jc w:val="center"/>
             </w:pPr>
-            <w:r/>
+            <w:r>
+              <w:rPr>
+                <w:sz w:val="18"/>
+              </w:rPr>
+            </w:r>
             <w:r>
               <w:rPr>
                 <w:b w:val="0"/>
                 <w:color w:val="000000"/>
-                <w:sz w:val="17"/>
+                <w:sz w:val="18"/>
               </w:rPr>
               <w:t>p1_postulacion</w:t>
             </w:r>
@@ -3857,7 +4431,7 @@
         </w:tc>
         <w:tc>
           <w:tcPr>
-            <w:tcW w:type="dxa" w:w="6480"/>
+            <w:tcW w:type="dxa" w:w="4968"/>
             <w:shd w:fill="F4F7FB"/>
             <w:vAlign w:val="center"/>
             <w:tcMar>
@@ -3871,12 +4445,16 @@
             <w:pPr>
               <w:jc w:val="left"/>
             </w:pPr>
-            <w:r/>
+            <w:r>
+              <w:rPr>
+                <w:sz w:val="18"/>
+              </w:rPr>
+            </w:r>
             <w:r>
               <w:rPr>
                 <w:b w:val="0"/>
                 <w:color w:val="000000"/>
-                <w:sz w:val="17"/>
+                <w:sz w:val="18"/>
               </w:rPr>
               <w:t>Relación entre convocatoria, postulante y cargo; puntajes y plaza.</w:t>
             </w:r>
@@ -3886,7 +4464,7 @@
       <w:tr>
         <w:tc>
           <w:tcPr>
-            <w:tcW w:type="dxa" w:w="3024"/>
+            <w:tcW w:type="dxa" w:w="4968"/>
             <w:vAlign w:val="center"/>
             <w:tcMar>
               <w:top w:w="90" w:type="dxa"/>
@@ -3899,12 +4477,16 @@
             <w:pPr>
               <w:jc w:val="center"/>
             </w:pPr>
-            <w:r/>
+            <w:r>
+              <w:rPr>
+                <w:sz w:val="18"/>
+              </w:rPr>
+            </w:r>
             <w:r>
               <w:rPr>
                 <w:b w:val="0"/>
                 <w:color w:val="000000"/>
-                <w:sz w:val="17"/>
+                <w:sz w:val="18"/>
               </w:rPr>
               <w:t>p1_expediente</w:t>
             </w:r>
@@ -3912,7 +4494,7 @@
         </w:tc>
         <w:tc>
           <w:tcPr>
-            <w:tcW w:type="dxa" w:w="6480"/>
+            <w:tcW w:type="dxa" w:w="4968"/>
             <w:vAlign w:val="center"/>
             <w:tcMar>
               <w:top w:w="90" w:type="dxa"/>
@@ -3925,12 +4507,16 @@
             <w:pPr>
               <w:jc w:val="left"/>
             </w:pPr>
-            <w:r/>
+            <w:r>
+              <w:rPr>
+                <w:sz w:val="18"/>
+              </w:rPr>
+            </w:r>
             <w:r>
               <w:rPr>
                 <w:b w:val="0"/>
                 <w:color w:val="000000"/>
-                <w:sz w:val="17"/>
+                <w:sz w:val="18"/>
               </w:rPr>
               <w:t>Ruta y tipo del documento digital.</w:t>
             </w:r>
@@ -3940,7 +4526,7 @@
       <w:tr>
         <w:tc>
           <w:tcPr>
-            <w:tcW w:type="dxa" w:w="3024"/>
+            <w:tcW w:type="dxa" w:w="4968"/>
             <w:shd w:fill="F4F7FB"/>
             <w:vAlign w:val="center"/>
             <w:tcMar>
@@ -3954,12 +4540,16 @@
             <w:pPr>
               <w:jc w:val="left"/>
             </w:pPr>
-            <w:r/>
+            <w:r>
+              <w:rPr>
+                <w:sz w:val="18"/>
+              </w:rPr>
+            </w:r>
             <w:r>
               <w:rPr>
                 <w:b w:val="0"/>
                 <w:color w:val="000000"/>
-                <w:sz w:val="17"/>
+                <w:sz w:val="18"/>
               </w:rPr>
               <w:t>p1_evaluacion_requisito</w:t>
             </w:r>
@@ -3967,7 +4557,7 @@
         </w:tc>
         <w:tc>
           <w:tcPr>
-            <w:tcW w:type="dxa" w:w="6480"/>
+            <w:tcW w:type="dxa" w:w="4968"/>
             <w:shd w:fill="F4F7FB"/>
             <w:vAlign w:val="center"/>
             <w:tcMar>
@@ -3981,12 +4571,16 @@
             <w:pPr>
               <w:jc w:val="left"/>
             </w:pPr>
-            <w:r/>
+            <w:r>
+              <w:rPr>
+                <w:sz w:val="18"/>
+              </w:rPr>
+            </w:r>
             <w:r>
               <w:rPr>
                 <w:b w:val="0"/>
                 <w:color w:val="000000"/>
-                <w:sz w:val="17"/>
+                <w:sz w:val="18"/>
               </w:rPr>
               <w:t>Cumplimiento, observación y evaluador.</w:t>
             </w:r>
@@ -3996,7 +4590,7 @@
       <w:tr>
         <w:tc>
           <w:tcPr>
-            <w:tcW w:type="dxa" w:w="3024"/>
+            <w:tcW w:type="dxa" w:w="4968"/>
             <w:vAlign w:val="center"/>
             <w:tcMar>
               <w:top w:w="90" w:type="dxa"/>
@@ -4009,12 +4603,16 @@
             <w:pPr>
               <w:jc w:val="left"/>
             </w:pPr>
-            <w:r/>
+            <w:r>
+              <w:rPr>
+                <w:sz w:val="18"/>
+              </w:rPr>
+            </w:r>
             <w:r>
               <w:rPr>
                 <w:b w:val="0"/>
                 <w:color w:val="000000"/>
-                <w:sz w:val="17"/>
+                <w:sz w:val="18"/>
               </w:rPr>
               <w:t>p1_merito / p1_examen</w:t>
             </w:r>
@@ -4022,7 +4620,7 @@
         </w:tc>
         <w:tc>
           <w:tcPr>
-            <w:tcW w:type="dxa" w:w="6480"/>
+            <w:tcW w:type="dxa" w:w="4968"/>
             <w:vAlign w:val="center"/>
             <w:tcMar>
               <w:top w:w="90" w:type="dxa"/>
@@ -4035,12 +4633,16 @@
             <w:pPr>
               <w:jc w:val="left"/>
             </w:pPr>
-            <w:r/>
+            <w:r>
+              <w:rPr>
+                <w:sz w:val="18"/>
+              </w:rPr>
+            </w:r>
             <w:r>
               <w:rPr>
                 <w:b w:val="0"/>
                 <w:color w:val="000000"/>
-                <w:sz w:val="17"/>
+                <w:sz w:val="18"/>
               </w:rPr>
               <w:t>Calificaciones que alimentan el resultado final.</w:t>
             </w:r>
@@ -4050,7 +4652,7 @@
       <w:tr>
         <w:tc>
           <w:tcPr>
-            <w:tcW w:type="dxa" w:w="3024"/>
+            <w:tcW w:type="dxa" w:w="4968"/>
             <w:shd w:fill="F4F7FB"/>
             <w:vAlign w:val="center"/>
             <w:tcMar>
@@ -4064,12 +4666,16 @@
             <w:pPr>
               <w:jc w:val="left"/>
             </w:pPr>
-            <w:r/>
+            <w:r>
+              <w:rPr>
+                <w:sz w:val="18"/>
+              </w:rPr>
+            </w:r>
             <w:r>
               <w:rPr>
                 <w:b w:val="0"/>
                 <w:color w:val="000000"/>
-                <w:sz w:val="17"/>
+                <w:sz w:val="18"/>
               </w:rPr>
               <w:t>p1_asignacion_evaluador</w:t>
             </w:r>
@@ -4077,7 +4683,7 @@
         </w:tc>
         <w:tc>
           <w:tcPr>
-            <w:tcW w:type="dxa" w:w="6480"/>
+            <w:tcW w:type="dxa" w:w="4968"/>
             <w:shd w:fill="F4F7FB"/>
             <w:vAlign w:val="center"/>
             <w:tcMar>
@@ -4091,12 +4697,16 @@
             <w:pPr>
               <w:jc w:val="left"/>
             </w:pPr>
-            <w:r/>
+            <w:r>
+              <w:rPr>
+                <w:sz w:val="18"/>
+              </w:rPr>
+            </w:r>
             <w:r>
               <w:rPr>
                 <w:b w:val="0"/>
                 <w:color w:val="000000"/>
-                <w:sz w:val="17"/>
+                <w:sz w:val="18"/>
               </w:rPr>
               <w:t>Evaluadores asignados a cada postulación.</w:t>
             </w:r>
@@ -4106,7 +4716,7 @@
       <w:tr>
         <w:tc>
           <w:tcPr>
-            <w:tcW w:type="dxa" w:w="3024"/>
+            <w:tcW w:type="dxa" w:w="4968"/>
             <w:vAlign w:val="center"/>
             <w:tcMar>
               <w:top w:w="90" w:type="dxa"/>
@@ -4119,12 +4729,16 @@
             <w:pPr>
               <w:jc w:val="center"/>
             </w:pPr>
-            <w:r/>
+            <w:r>
+              <w:rPr>
+                <w:sz w:val="18"/>
+              </w:rPr>
+            </w:r>
             <w:r>
               <w:rPr>
                 <w:b w:val="0"/>
                 <w:color w:val="000000"/>
-                <w:sz w:val="17"/>
+                <w:sz w:val="18"/>
               </w:rPr>
               <w:t>p1_auditoria</w:t>
             </w:r>
@@ -4132,7 +4746,7 @@
         </w:tc>
         <w:tc>
           <w:tcPr>
-            <w:tcW w:type="dxa" w:w="6480"/>
+            <w:tcW w:type="dxa" w:w="4968"/>
             <w:vAlign w:val="center"/>
             <w:tcMar>
               <w:top w:w="90" w:type="dxa"/>
@@ -4145,12 +4759,16 @@
             <w:pPr>
               <w:jc w:val="left"/>
             </w:pPr>
-            <w:r/>
+            <w:r>
+              <w:rPr>
+                <w:sz w:val="18"/>
+              </w:rPr>
+            </w:r>
             <w:r>
               <w:rPr>
                 <w:b w:val="0"/>
                 <w:color w:val="000000"/>
-                <w:sz w:val="17"/>
+                <w:sz w:val="18"/>
               </w:rPr>
               <w:t>Actor, comando, entidad, detalle y fecha.</w:t>
             </w:r>
@@ -4160,7 +4778,7 @@
       <w:tr>
         <w:tc>
           <w:tcPr>
-            <w:tcW w:type="dxa" w:w="3024"/>
+            <w:tcW w:type="dxa" w:w="4968"/>
             <w:shd w:fill="F4F7FB"/>
             <w:vAlign w:val="center"/>
             <w:tcMar>
@@ -4174,12 +4792,16 @@
             <w:pPr>
               <w:jc w:val="center"/>
             </w:pPr>
-            <w:r/>
+            <w:r>
+              <w:rPr>
+                <w:sz w:val="18"/>
+              </w:rPr>
+            </w:r>
             <w:r>
               <w:rPr>
                 <w:b w:val="0"/>
                 <w:color w:val="000000"/>
-                <w:sz w:val="17"/>
+                <w:sz w:val="18"/>
               </w:rPr>
               <w:t>p1_correo_control</w:t>
             </w:r>
@@ -4187,7 +4809,7 @@
         </w:tc>
         <w:tc>
           <w:tcPr>
-            <w:tcW w:type="dxa" w:w="6480"/>
+            <w:tcW w:type="dxa" w:w="4968"/>
             <w:shd w:fill="F4F7FB"/>
             <w:vAlign w:val="center"/>
             <w:tcMar>
@@ -4201,12 +4823,16 @@
             <w:pPr>
               <w:jc w:val="left"/>
             </w:pPr>
-            <w:r/>
+            <w:r>
+              <w:rPr>
+                <w:sz w:val="18"/>
+              </w:rPr>
+            </w:r>
             <w:r>
               <w:rPr>
                 <w:b w:val="0"/>
                 <w:color w:val="000000"/>
-                <w:sz w:val="17"/>
+                <w:sz w:val="18"/>
               </w:rPr>
               <w:t>Estado, reintentos y respuesta pendiente.</w:t>
             </w:r>
@@ -4216,7 +4842,7 @@
       <w:tr>
         <w:tc>
           <w:tcPr>
-            <w:tcW w:type="dxa" w:w="3024"/>
+            <w:tcW w:type="dxa" w:w="4968"/>
             <w:vAlign w:val="center"/>
             <w:tcMar>
               <w:top w:w="90" w:type="dxa"/>
@@ -4229,12 +4855,16 @@
             <w:pPr>
               <w:jc w:val="left"/>
             </w:pPr>
-            <w:r/>
+            <w:r>
+              <w:rPr>
+                <w:sz w:val="18"/>
+              </w:rPr>
+            </w:r>
             <w:r>
               <w:rPr>
                 <w:b w:val="0"/>
                 <w:color w:val="000000"/>
-                <w:sz w:val="17"/>
+                <w:sz w:val="18"/>
               </w:rPr>
               <w:t>p1_resultado_orden</w:t>
             </w:r>
@@ -4242,7 +4872,7 @@
         </w:tc>
         <w:tc>
           <w:tcPr>
-            <w:tcW w:type="dxa" w:w="6480"/>
+            <w:tcW w:type="dxa" w:w="4968"/>
             <w:vAlign w:val="center"/>
             <w:tcMar>
               <w:top w:w="90" w:type="dxa"/>
@@ -4255,12 +4885,16 @@
             <w:pPr>
               <w:jc w:val="left"/>
             </w:pPr>
-            <w:r/>
+            <w:r>
+              <w:rPr>
+                <w:sz w:val="18"/>
+              </w:rPr>
+            </w:r>
             <w:r>
               <w:rPr>
                 <w:b w:val="0"/>
                 <w:color w:val="000000"/>
-                <w:sz w:val="17"/>
+                <w:sz w:val="18"/>
               </w:rPr>
               <w:t>Resultado idempotente transaccional.</w:t>
             </w:r>
@@ -4270,7 +4904,7 @@
       <w:tr>
         <w:tc>
           <w:tcPr>
-            <w:tcW w:type="dxa" w:w="3024"/>
+            <w:tcW w:type="dxa" w:w="4968"/>
             <w:shd w:fill="F4F7FB"/>
             <w:vAlign w:val="center"/>
             <w:tcMar>
@@ -4284,12 +4918,16 @@
             <w:pPr>
               <w:jc w:val="left"/>
             </w:pPr>
-            <w:r/>
+            <w:r>
+              <w:rPr>
+                <w:sz w:val="18"/>
+              </w:rPr>
+            </w:r>
             <w:r>
               <w:rPr>
                 <w:b w:val="0"/>
                 <w:color w:val="000000"/>
-                <w:sz w:val="17"/>
+                <w:sz w:val="18"/>
               </w:rPr>
               <w:t>p1_correo_procesado</w:t>
             </w:r>
@@ -4297,7 +4935,7 @@
         </w:tc>
         <w:tc>
           <w:tcPr>
-            <w:tcW w:type="dxa" w:w="6480"/>
+            <w:tcW w:type="dxa" w:w="4968"/>
             <w:shd w:fill="F4F7FB"/>
             <w:vAlign w:val="center"/>
             <w:tcMar>
@@ -4311,14 +4949,46 @@
             <w:pPr>
               <w:jc w:val="left"/>
             </w:pPr>
-            <w:r/>
+            <w:r>
+              <w:rPr>
+                <w:sz w:val="18"/>
+              </w:rPr>
+            </w:r>
             <w:r>
               <w:rPr>
                 <w:b w:val="0"/>
                 <w:color w:val="000000"/>
-                <w:sz w:val="17"/>
+                <w:sz w:val="18"/>
               </w:rPr>
               <w:t>UID de los correos respondidos.</w:t>
+            </w:r>
+          </w:p>
+        </w:tc>
+      </w:tr>
+      <w:tr>
+        <w:tc>
+          <w:tcPr>
+            <w:tcW w:type="dxa" w:w="4968"/>
+          </w:tcPr>
+          <w:p>
+            <w:r>
+              <w:rPr>
+                <w:sz w:val="18"/>
+              </w:rPr>
+              <w:t>p1_confirmacion</w:t>
+            </w:r>
+          </w:p>
+        </w:tc>
+        <w:tc>
+          <w:tcPr>
+            <w:tcW w:type="dxa" w:w="4968"/>
+          </w:tcPr>
+          <w:p>
+            <w:r>
+              <w:rPr>
+                <w:sz w:val="18"/>
+              </w:rPr>
+              <w:t>Hash del código, orden original, solicitante, vencimiento y consumo.</w:t>
             </w:r>
           </w:p>
         </w:tc>
@@ -4359,7 +5029,7 @@
         <w:spacing w:after="120" w:line="259" w:lineRule="auto"/>
       </w:pPr>
       <w:r>
-        <w:t>La asignación de plaza cambia el estado a GANADOR cuando recibe true. Cuando recibe false, retira la asignación y devuelve el estado a HABILITADO.</w:t>
+        <w:t>ASIPLA con true exige habilitación y disponibilidad de plazas y cambia el estado a GANADOR. Con false retira la plaza y devuelve un GANADOR a HABILITADO sin habilitar una postulación rechazada. REGEXA exige una postulación habilitada o ganadora y un evaluador asignado.</w:t>
       </w:r>
     </w:p>
     <w:p>
@@ -4395,7 +5065,13 @@
         <w:spacing w:after="60"/>
       </w:pPr>
       <w:r>
-        <w:t>La creación del primer DECANO exige que remitente, nuevo correo y BOOTSTRAP_ADMIN_EMAIL coincidan.</w:t>
+        <w:t>Confirmamos cada operación sensible con CONFIRMAR["codigo"]. El código aleatorio autoriza solo la orden guardada, se vincula al solicitante y se consume en la misma transacción que el negocio. Volvemos a verificar su rol al confirmar.</w:t>
+      </w:r>
+    </w:p>
+    <w:p>
+      <w:pPr/>
+      <w:r>
+        <w:t>El código tiene un plazo de recepción de 30 minutos. Una confirmación registrada a tiempo conserva su validez mientras espera en la cola. Rechazamos códigos incorrectos, vencidos, reutilizados y remitentes que no coinciden. La cola difiere las ráfagas y no descarta definitivamente una orden por saturación temporal.</w:t>
       </w:r>
     </w:p>
     <w:p>
@@ -4499,10 +5175,78 @@
         <w:gridCol w:w="4968"/>
       </w:tblGrid>
       <w:tr>
+        <w:trPr>
+          <w:tblHeader/>
+        </w:trPr>
         <w:tc>
           <w:tcPr>
-            <w:tcW w:type="dxa" w:w="3096"/>
+            <w:tcW w:type="dxa" w:w="4968"/>
             <w:shd w:fill="17365D"/>
+            <w:vAlign w:val="center"/>
+            <w:tcMar>
+              <w:top w:w="90" w:type="dxa"/>
+              <w:left w:w="90" w:type="dxa"/>
+              <w:bottom w:w="90" w:type="dxa"/>
+              <w:right w:w="90" w:type="dxa"/>
+            </w:tcMar>
+          </w:tcPr>
+          <w:p>
+            <w:pPr>
+              <w:keepNext/>
+              <w:jc w:val="center"/>
+            </w:pPr>
+            <w:r>
+              <w:rPr>
+                <w:sz w:val="18"/>
+              </w:rPr>
+            </w:r>
+            <w:r>
+              <w:rPr>
+                <w:b/>
+                <w:color w:val="FFFFFF"/>
+                <w:sz w:val="18"/>
+              </w:rPr>
+              <w:t>Prueba</w:t>
+            </w:r>
+          </w:p>
+        </w:tc>
+        <w:tc>
+          <w:tcPr>
+            <w:tcW w:type="dxa" w:w="4968"/>
+            <w:shd w:fill="17365D"/>
+            <w:vAlign w:val="center"/>
+            <w:tcMar>
+              <w:top w:w="90" w:type="dxa"/>
+              <w:left w:w="90" w:type="dxa"/>
+              <w:bottom w:w="90" w:type="dxa"/>
+              <w:right w:w="90" w:type="dxa"/>
+            </w:tcMar>
+          </w:tcPr>
+          <w:p>
+            <w:pPr>
+              <w:keepNext/>
+              <w:jc w:val="center"/>
+            </w:pPr>
+            <w:r>
+              <w:rPr>
+                <w:sz w:val="18"/>
+              </w:rPr>
+            </w:r>
+            <w:r>
+              <w:rPr>
+                <w:b/>
+                <w:color w:val="FFFFFF"/>
+                <w:sz w:val="18"/>
+              </w:rPr>
+              <w:t>Resultado observado</w:t>
+            </w:r>
+          </w:p>
+        </w:tc>
+      </w:tr>
+      <w:tr>
+        <w:tc>
+          <w:tcPr>
+            <w:tcW w:type="dxa" w:w="4968"/>
             <w:vAlign w:val="center"/>
             <w:tcMar>
               <w:top w:w="90" w:type="dxa"/>
@@ -4515,75 +5259,24 @@
             <w:pPr>
               <w:jc w:val="center"/>
             </w:pPr>
-            <w:r/>
-            <w:r>
-              <w:rPr>
-                <w:b/>
-                <w:color w:val="FFFFFF"/>
-                <w:sz w:val="18"/>
-              </w:rPr>
-              <w:t>Prueba</w:t>
+            <w:r>
+              <w:rPr>
+                <w:sz w:val="18"/>
+              </w:rPr>
+            </w:r>
+            <w:r>
+              <w:rPr>
+                <w:b w:val="0"/>
+                <w:color w:val="000000"/>
+                <w:sz w:val="18"/>
+              </w:rPr>
+              <w:t>Compilación Maven</w:t>
             </w:r>
           </w:p>
         </w:tc>
         <w:tc>
           <w:tcPr>
-            <w:tcW w:type="dxa" w:w="6408"/>
-            <w:shd w:fill="17365D"/>
-            <w:vAlign w:val="center"/>
-            <w:tcMar>
-              <w:top w:w="90" w:type="dxa"/>
-              <w:left w:w="90" w:type="dxa"/>
-              <w:bottom w:w="90" w:type="dxa"/>
-              <w:right w:w="90" w:type="dxa"/>
-            </w:tcMar>
-          </w:tcPr>
-          <w:p>
-            <w:pPr>
-              <w:jc w:val="center"/>
-            </w:pPr>
-            <w:r/>
-            <w:r>
-              <w:rPr>
-                <w:b/>
-                <w:color w:val="FFFFFF"/>
-                <w:sz w:val="18"/>
-              </w:rPr>
-              <w:t>Resultado observado</w:t>
-            </w:r>
-          </w:p>
-        </w:tc>
-      </w:tr>
-      <w:tr>
-        <w:tc>
-          <w:tcPr>
-            <w:tcW w:type="dxa" w:w="3096"/>
-            <w:vAlign w:val="center"/>
-            <w:tcMar>
-              <w:top w:w="90" w:type="dxa"/>
-              <w:left w:w="90" w:type="dxa"/>
-              <w:bottom w:w="90" w:type="dxa"/>
-              <w:right w:w="90" w:type="dxa"/>
-            </w:tcMar>
-          </w:tcPr>
-          <w:p>
-            <w:pPr>
-              <w:jc w:val="center"/>
-            </w:pPr>
-            <w:r/>
-            <w:r>
-              <w:rPr>
-                <w:b w:val="0"/>
-                <w:color w:val="000000"/>
-                <w:sz w:val="17"/>
-              </w:rPr>
-              <w:t>Compilación Maven</w:t>
-            </w:r>
-          </w:p>
-        </w:tc>
-        <w:tc>
-          <w:tcPr>
-            <w:tcW w:type="dxa" w:w="6408"/>
+            <w:tcW w:type="dxa" w:w="4968"/>
             <w:vAlign w:val="center"/>
             <w:tcMar>
               <w:top w:w="90" w:type="dxa"/>
@@ -4596,12 +5289,16 @@
             <w:pPr>
               <w:jc w:val="left"/>
             </w:pPr>
-            <w:r/>
+            <w:r>
+              <w:rPr>
+                <w:sz w:val="18"/>
+              </w:rPr>
+            </w:r>
             <w:r>
               <w:rPr>
                 <w:b w:val="0"/>
                 <w:color w:val="000000"/>
-                <w:sz w:val="17"/>
+                <w:sz w:val="18"/>
               </w:rPr>
               <w:t>JAR ejecutable generado correctamente.</w:t>
             </w:r>
@@ -4611,7 +5308,7 @@
       <w:tr>
         <w:tc>
           <w:tcPr>
-            <w:tcW w:type="dxa" w:w="3096"/>
+            <w:tcW w:type="dxa" w:w="4968"/>
             <w:shd w:fill="F4F7FB"/>
             <w:vAlign w:val="center"/>
             <w:tcMar>
@@ -4625,12 +5322,16 @@
             <w:pPr>
               <w:jc w:val="left"/>
             </w:pPr>
-            <w:r/>
+            <w:r>
+              <w:rPr>
+                <w:sz w:val="18"/>
+              </w:rPr>
+            </w:r>
             <w:r>
               <w:rPr>
                 <w:b w:val="0"/>
                 <w:color w:val="000000"/>
-                <w:sz w:val="17"/>
+                <w:sz w:val="18"/>
               </w:rPr>
               <w:t>Pruebas automatizadas</w:t>
             </w:r>
@@ -4638,7 +5339,123 @@
         </w:tc>
         <w:tc>
           <w:tcPr>
-            <w:tcW w:type="dxa" w:w="6408"/>
+            <w:tcW w:type="dxa" w:w="4968"/>
+            <w:shd w:fill="F4F7FB"/>
+            <w:vAlign w:val="center"/>
+            <w:tcMar>
+              <w:top w:w="90" w:type="dxa"/>
+              <w:left w:w="90" w:type="dxa"/>
+              <w:bottom w:w="90" w:type="dxa"/>
+              <w:right w:w="90" w:type="dxa"/>
+            </w:tcMar>
+          </w:tcPr>
+          <w:p>
+            <w:r>
+              <w:rPr>
+                <w:sz w:val="18"/>
+              </w:rPr>
+              <w:t>44 pruebas con cero fallos, errores y omisiones; incluye PostgreSQL 15 local y el flujo de los ocho casos de uso.</w:t>
+            </w:r>
+          </w:p>
+        </w:tc>
+      </w:tr>
+      <w:tr>
+        <w:tc>
+          <w:tcPr>
+            <w:tcW w:type="dxa" w:w="4968"/>
+            <w:vAlign w:val="center"/>
+            <w:tcMar>
+              <w:top w:w="90" w:type="dxa"/>
+              <w:left w:w="90" w:type="dxa"/>
+              <w:bottom w:w="90" w:type="dxa"/>
+              <w:right w:w="90" w:type="dxa"/>
+            </w:tcMar>
+          </w:tcPr>
+          <w:p>
+            <w:pPr>
+              <w:jc w:val="center"/>
+            </w:pPr>
+            <w:r>
+              <w:rPr>
+                <w:sz w:val="18"/>
+              </w:rPr>
+            </w:r>
+            <w:r>
+              <w:rPr>
+                <w:b w:val="0"/>
+                <w:color w:val="000000"/>
+                <w:sz w:val="18"/>
+              </w:rPr>
+              <w:t>Fuzzing</w:t>
+            </w:r>
+          </w:p>
+        </w:tc>
+        <w:tc>
+          <w:tcPr>
+            <w:tcW w:type="dxa" w:w="4968"/>
+            <w:vAlign w:val="center"/>
+            <w:tcMar>
+              <w:top w:w="90" w:type="dxa"/>
+              <w:left w:w="90" w:type="dxa"/>
+              <w:bottom w:w="90" w:type="dxa"/>
+              <w:right w:w="90" w:type="dxa"/>
+            </w:tcMar>
+          </w:tcPr>
+          <w:p>
+            <w:pPr>
+              <w:jc w:val="left"/>
+            </w:pPr>
+            <w:r>
+              <w:rPr>
+                <w:sz w:val="18"/>
+              </w:rPr>
+            </w:r>
+            <w:r>
+              <w:rPr>
+                <w:b w:val="0"/>
+                <w:color w:val="000000"/>
+                <w:sz w:val="18"/>
+              </w:rPr>
+              <w:t>10.000.000 de asuntos aleatorios sin derribar el analizador.</w:t>
+            </w:r>
+          </w:p>
+        </w:tc>
+      </w:tr>
+      <w:tr>
+        <w:tc>
+          <w:tcPr>
+            <w:tcW w:type="dxa" w:w="4968"/>
+            <w:shd w:fill="F4F7FB"/>
+            <w:vAlign w:val="center"/>
+            <w:tcMar>
+              <w:top w:w="90" w:type="dxa"/>
+              <w:left w:w="90" w:type="dxa"/>
+              <w:bottom w:w="90" w:type="dxa"/>
+              <w:right w:w="90" w:type="dxa"/>
+            </w:tcMar>
+          </w:tcPr>
+          <w:p>
+            <w:pPr>
+              <w:jc w:val="center"/>
+            </w:pPr>
+            <w:r>
+              <w:rPr>
+                <w:sz w:val="18"/>
+              </w:rPr>
+            </w:r>
+            <w:r>
+              <w:rPr>
+                <w:b w:val="0"/>
+                <w:color w:val="000000"/>
+                <w:sz w:val="18"/>
+              </w:rPr>
+              <w:t>Concurrencia</w:t>
+            </w:r>
+          </w:p>
+        </w:tc>
+        <w:tc>
+          <w:tcPr>
+            <w:tcW w:type="dxa" w:w="4968"/>
             <w:shd w:fill="F4F7FB"/>
             <w:vAlign w:val="center"/>
             <w:tcMar>
@@ -4652,14 +5469,18 @@
             <w:pPr>
               <w:jc w:val="left"/>
             </w:pPr>
-            <w:r/>
+            <w:r>
+              <w:rPr>
+                <w:sz w:val="18"/>
+              </w:rPr>
+            </w:r>
             <w:r>
               <w:rPr>
                 <w:b w:val="0"/>
                 <w:color w:val="000000"/>
-                <w:sz w:val="17"/>
-              </w:rPr>
-              <w:t>25 pruebas de analizador, permisos, bootstrap, configuración, límites y reintentos sin fallos.</w:t>
+                <w:sz w:val="18"/>
+              </w:rPr>
+              <w:t>320.000 análisis en 32 hilos sin errores.</w:t>
             </w:r>
           </w:p>
         </w:tc>
@@ -4667,7 +5488,7 @@
       <w:tr>
         <w:tc>
           <w:tcPr>
-            <w:tcW w:type="dxa" w:w="3096"/>
+            <w:tcW w:type="dxa" w:w="4968"/>
             <w:vAlign w:val="center"/>
             <w:tcMar>
               <w:top w:w="90" w:type="dxa"/>
@@ -4680,20 +5501,24 @@
             <w:pPr>
               <w:jc w:val="center"/>
             </w:pPr>
-            <w:r/>
+            <w:r>
+              <w:rPr>
+                <w:sz w:val="18"/>
+              </w:rPr>
+            </w:r>
             <w:r>
               <w:rPr>
                 <w:b w:val="0"/>
                 <w:color w:val="000000"/>
-                <w:sz w:val="17"/>
-              </w:rPr>
-              <w:t>Fuzzing</w:t>
+                <w:sz w:val="18"/>
+              </w:rPr>
+              <w:t>PostgreSQL remoto</w:t>
             </w:r>
           </w:p>
         </w:tc>
         <w:tc>
           <w:tcPr>
-            <w:tcW w:type="dxa" w:w="6408"/>
+            <w:tcW w:type="dxa" w:w="4968"/>
             <w:vAlign w:val="center"/>
             <w:tcMar>
               <w:top w:w="90" w:type="dxa"/>
@@ -4706,14 +5531,18 @@
             <w:pPr>
               <w:jc w:val="left"/>
             </w:pPr>
-            <w:r/>
+            <w:r>
+              <w:rPr>
+                <w:sz w:val="18"/>
+              </w:rPr>
+            </w:r>
             <w:r>
               <w:rPr>
                 <w:b w:val="0"/>
                 <w:color w:val="000000"/>
-                <w:sz w:val="17"/>
-              </w:rPr>
-              <w:t>10.000.000 de asuntos aleatorios sin derribar el analizador.</w:t>
+                <w:sz w:val="18"/>
+              </w:rPr>
+              <w:t>Esquema resiliente p1_ y restricciones CHECK aplicados correctamente.</w:t>
             </w:r>
           </w:p>
         </w:tc>
@@ -4721,7 +5550,7 @@
       <w:tr>
         <w:tc>
           <w:tcPr>
-            <w:tcW w:type="dxa" w:w="3096"/>
+            <w:tcW w:type="dxa" w:w="4968"/>
             <w:shd w:fill="F4F7FB"/>
             <w:vAlign w:val="center"/>
             <w:tcMar>
@@ -4735,20 +5564,24 @@
             <w:pPr>
               <w:jc w:val="center"/>
             </w:pPr>
-            <w:r/>
+            <w:r>
+              <w:rPr>
+                <w:sz w:val="18"/>
+              </w:rPr>
+            </w:r>
             <w:r>
               <w:rPr>
                 <w:b w:val="0"/>
                 <w:color w:val="000000"/>
-                <w:sz w:val="17"/>
-              </w:rPr>
-              <w:t>Concurrencia</w:t>
+                <w:sz w:val="18"/>
+              </w:rPr>
+              <w:t>Caída simulada</w:t>
             </w:r>
           </w:p>
         </w:tc>
         <w:tc>
           <w:tcPr>
-            <w:tcW w:type="dxa" w:w="6408"/>
+            <w:tcW w:type="dxa" w:w="4968"/>
             <w:shd w:fill="F4F7FB"/>
             <w:vAlign w:val="center"/>
             <w:tcMar>
@@ -4762,14 +5595,18 @@
             <w:pPr>
               <w:jc w:val="left"/>
             </w:pPr>
-            <w:r/>
+            <w:r>
+              <w:rPr>
+                <w:sz w:val="18"/>
+              </w:rPr>
+            </w:r>
             <w:r>
               <w:rPr>
                 <w:b w:val="0"/>
                 <w:color w:val="000000"/>
-                <w:sz w:val="17"/>
-              </w:rPr>
-              <w:t>320.000 análisis en 32 hilos sin errores.</w:t>
+                <w:sz w:val="18"/>
+              </w:rPr>
+              <w:t>El proceso permaneció activo y aplicó reintentos progresivos.</w:t>
             </w:r>
           </w:p>
         </w:tc>
@@ -4777,7 +5614,7 @@
       <w:tr>
         <w:tc>
           <w:tcPr>
-            <w:tcW w:type="dxa" w:w="3096"/>
+            <w:tcW w:type="dxa" w:w="4968"/>
             <w:vAlign w:val="center"/>
             <w:tcMar>
               <w:top w:w="90" w:type="dxa"/>
@@ -4790,20 +5627,24 @@
             <w:pPr>
               <w:jc w:val="center"/>
             </w:pPr>
-            <w:r/>
+            <w:r>
+              <w:rPr>
+                <w:sz w:val="18"/>
+              </w:rPr>
+            </w:r>
             <w:r>
               <w:rPr>
                 <w:b w:val="0"/>
                 <w:color w:val="000000"/>
-                <w:sz w:val="17"/>
-              </w:rPr>
-              <w:t>PostgreSQL remoto</w:t>
+                <w:sz w:val="18"/>
+              </w:rPr>
+              <w:t>Roundcube HTTPS</w:t>
             </w:r>
           </w:p>
         </w:tc>
         <w:tc>
           <w:tcPr>
-            <w:tcW w:type="dxa" w:w="6408"/>
+            <w:tcW w:type="dxa" w:w="4968"/>
             <w:vAlign w:val="center"/>
             <w:tcMar>
               <w:top w:w="90" w:type="dxa"/>
@@ -4816,14 +5657,18 @@
             <w:pPr>
               <w:jc w:val="left"/>
             </w:pPr>
-            <w:r/>
+            <w:r>
+              <w:rPr>
+                <w:sz w:val="18"/>
+              </w:rPr>
+            </w:r>
             <w:r>
               <w:rPr>
                 <w:b w:val="0"/>
                 <w:color w:val="000000"/>
-                <w:sz w:val="17"/>
-              </w:rPr>
-              <w:t>Esquema resiliente p1_ y restricciones CHECK aplicados correctamente.</w:t>
+                <w:sz w:val="18"/>
+              </w:rPr>
+              <w:t>Lectura real verificada sobre 149 mensajes sin exponer contenido.</w:t>
             </w:r>
           </w:p>
         </w:tc>
@@ -4831,7 +5676,7 @@
       <w:tr>
         <w:tc>
           <w:tcPr>
-            <w:tcW w:type="dxa" w:w="3096"/>
+            <w:tcW w:type="dxa" w:w="4968"/>
             <w:shd w:fill="F4F7FB"/>
             <w:vAlign w:val="center"/>
             <w:tcMar>
@@ -4845,20 +5690,24 @@
             <w:pPr>
               <w:jc w:val="center"/>
             </w:pPr>
-            <w:r/>
+            <w:r>
+              <w:rPr>
+                <w:sz w:val="18"/>
+              </w:rPr>
+            </w:r>
             <w:r>
               <w:rPr>
                 <w:b w:val="0"/>
                 <w:color w:val="000000"/>
-                <w:sz w:val="17"/>
-              </w:rPr>
-              <w:t>Caída simulada</w:t>
+                <w:sz w:val="18"/>
+              </w:rPr>
+              <w:t>Filtro real</w:t>
             </w:r>
           </w:p>
         </w:tc>
         <w:tc>
           <w:tcPr>
-            <w:tcW w:type="dxa" w:w="6408"/>
+            <w:tcW w:type="dxa" w:w="4968"/>
             <w:shd w:fill="F4F7FB"/>
             <w:vAlign w:val="center"/>
             <w:tcMar>
@@ -4872,14 +5721,18 @@
             <w:pPr>
               <w:jc w:val="left"/>
             </w:pPr>
-            <w:r/>
+            <w:r>
+              <w:rPr>
+                <w:sz w:val="18"/>
+              </w:rPr>
+            </w:r>
             <w:r>
               <w:rPr>
                 <w:b w:val="0"/>
                 <w:color w:val="000000"/>
-                <w:sz w:val="17"/>
-              </w:rPr>
-              <w:t>El proceso permaneció activo y aplicó reintentos progresivos.</w:t>
+                <w:sz w:val="18"/>
+              </w:rPr>
+              <w:t>LISCON["C"] ejecutó SQL parametrizado y respondió: Sin resultados.</w:t>
             </w:r>
           </w:p>
         </w:tc>
@@ -4887,7 +5740,7 @@
       <w:tr>
         <w:tc>
           <w:tcPr>
-            <w:tcW w:type="dxa" w:w="3096"/>
+            <w:tcW w:type="dxa" w:w="4968"/>
             <w:vAlign w:val="center"/>
             <w:tcMar>
               <w:top w:w="90" w:type="dxa"/>
@@ -4900,20 +5753,24 @@
             <w:pPr>
               <w:jc w:val="center"/>
             </w:pPr>
-            <w:r/>
+            <w:r>
+              <w:rPr>
+                <w:sz w:val="18"/>
+              </w:rPr>
+            </w:r>
             <w:r>
               <w:rPr>
                 <w:b w:val="0"/>
                 <w:color w:val="000000"/>
-                <w:sz w:val="17"/>
-              </w:rPr>
-              <w:t>Roundcube HTTPS</w:t>
+                <w:sz w:val="18"/>
+              </w:rPr>
+              <w:t>Dependencias</w:t>
             </w:r>
           </w:p>
         </w:tc>
         <w:tc>
           <w:tcPr>
-            <w:tcW w:type="dxa" w:w="6408"/>
+            <w:tcW w:type="dxa" w:w="4968"/>
             <w:vAlign w:val="center"/>
             <w:tcMar>
               <w:top w:w="90" w:type="dxa"/>
@@ -4923,127 +5780,11 @@
             </w:tcMar>
           </w:tcPr>
           <w:p>
-            <w:pPr>
-              <w:jc w:val="left"/>
-            </w:pPr>
-            <w:r/>
-            <w:r>
-              <w:rPr>
-                <w:b w:val="0"/>
-                <w:color w:val="000000"/>
-                <w:sz w:val="17"/>
-              </w:rPr>
-              <w:t>Lectura real verificada sobre 149 mensajes sin exponer contenido.</w:t>
-            </w:r>
-          </w:p>
-        </w:tc>
-      </w:tr>
-      <w:tr>
-        <w:tc>
-          <w:tcPr>
-            <w:tcW w:type="dxa" w:w="3096"/>
-            <w:shd w:fill="F4F7FB"/>
-            <w:vAlign w:val="center"/>
-            <w:tcMar>
-              <w:top w:w="90" w:type="dxa"/>
-              <w:left w:w="90" w:type="dxa"/>
-              <w:bottom w:w="90" w:type="dxa"/>
-              <w:right w:w="90" w:type="dxa"/>
-            </w:tcMar>
-          </w:tcPr>
-          <w:p>
-            <w:pPr>
-              <w:jc w:val="center"/>
-            </w:pPr>
-            <w:r/>
-            <w:r>
-              <w:rPr>
-                <w:b w:val="0"/>
-                <w:color w:val="000000"/>
-                <w:sz w:val="17"/>
-              </w:rPr>
-              <w:t>Filtro real</w:t>
-            </w:r>
-          </w:p>
-        </w:tc>
-        <w:tc>
-          <w:tcPr>
-            <w:tcW w:type="dxa" w:w="6408"/>
-            <w:shd w:fill="F4F7FB"/>
-            <w:vAlign w:val="center"/>
-            <w:tcMar>
-              <w:top w:w="90" w:type="dxa"/>
-              <w:left w:w="90" w:type="dxa"/>
-              <w:bottom w:w="90" w:type="dxa"/>
-              <w:right w:w="90" w:type="dxa"/>
-            </w:tcMar>
-          </w:tcPr>
-          <w:p>
-            <w:pPr>
-              <w:jc w:val="left"/>
-            </w:pPr>
-            <w:r/>
-            <w:r>
-              <w:rPr>
-                <w:b w:val="0"/>
-                <w:color w:val="000000"/>
-                <w:sz w:val="17"/>
-              </w:rPr>
-              <w:t>LISCON["C"] ejecutó SQL parametrizado y respondió: Sin resultados.</w:t>
-            </w:r>
-          </w:p>
-        </w:tc>
-      </w:tr>
-      <w:tr>
-        <w:tc>
-          <w:tcPr>
-            <w:tcW w:type="dxa" w:w="3096"/>
-            <w:vAlign w:val="center"/>
-            <w:tcMar>
-              <w:top w:w="90" w:type="dxa"/>
-              <w:left w:w="90" w:type="dxa"/>
-              <w:bottom w:w="90" w:type="dxa"/>
-              <w:right w:w="90" w:type="dxa"/>
-            </w:tcMar>
-          </w:tcPr>
-          <w:p>
-            <w:pPr>
-              <w:jc w:val="center"/>
-            </w:pPr>
-            <w:r/>
-            <w:r>
-              <w:rPr>
-                <w:b w:val="0"/>
-                <w:color w:val="000000"/>
-                <w:sz w:val="17"/>
-              </w:rPr>
-              <w:t>Dependencias</w:t>
-            </w:r>
-          </w:p>
-        </w:tc>
-        <w:tc>
-          <w:tcPr>
-            <w:tcW w:type="dxa" w:w="6408"/>
-            <w:vAlign w:val="center"/>
-            <w:tcMar>
-              <w:top w:w="90" w:type="dxa"/>
-              <w:left w:w="90" w:type="dxa"/>
-              <w:bottom w:w="90" w:type="dxa"/>
-              <w:right w:w="90" w:type="dxa"/>
-            </w:tcMar>
-          </w:tcPr>
-          <w:p>
-            <w:pPr>
-              <w:jc w:val="left"/>
-            </w:pPr>
-            <w:r/>
-            <w:r>
-              <w:rPr>
-                <w:b w:val="0"/>
-                <w:color w:val="000000"/>
-                <w:sz w:val="17"/>
-              </w:rPr>
-              <w:t>Jackson 2.22.3, JDBC 42.7.14 y HttpClient 5.6.</w:t>
+            <w:r>
+              <w:rPr>
+                <w:sz w:val="18"/>
+              </w:rPr>
+              <w:t>Jackson 2.22.3, JDBC 42.7.14, HttpClient 5.6.1 y Angus Mail 2.0.4.</w:t>
             </w:r>
           </w:p>
         </w:tc>
@@ -5059,7 +5800,7 @@
         <w:spacing w:after="120" w:line="259" w:lineRule="auto"/>
       </w:pPr>
       <w:r>
-        <w:t>No se atribuyen pruebas que no se realizaron. Las pruebas integrales documentadas corresponden a AYUDA y LISCON; los demás casos se verifican mediante validaciones automatizadas, construcción del proyecto y revisión de las sentencias SQL implementadas.</w:t>
+        <w:t>La suite actual comprende 44 pruebas automatizadas en Windows con Java 17 y PostgreSQL 15 aislado, sin fallos ni pruebas omitidas. Incluye el recorrido de los ocho casos de uso con confirmaciones y datos temporales. Las pruebas institucionales por correo registradas previamente corresponden a AYUDA y LISCON. La migración y el arranque de esta revisión en el servidor institucional todavía requieren comprobación con sus credenciales.</w:t>
       </w:r>
     </w:p>
     <w:p>
@@ -5076,7 +5817,7 @@
         <w:spacing w:after="120" w:line="259" w:lineRule="auto"/>
       </w:pPr>
       <w:r>
-        <w:t>Requisitos: Java 17, Maven 3.9 o superior, acceso a Internet y las credenciales del Grupo 09 SA.</w:t>
+        <w:t>Requisitos de ejecución: Java 17, conexión a los servicios institucionales y credenciales del grupo. Incluimos el JAR con sus dependencias en dist. Maven 3.9 o superior solo es necesario para recompilar o ejecutar pruebas.</w:t>
       </w:r>
     </w:p>
     <w:tbl>
@@ -5099,10 +5840,78 @@
         <w:gridCol w:w="4968"/>
       </w:tblGrid>
       <w:tr>
+        <w:trPr>
+          <w:tblHeader/>
+        </w:trPr>
         <w:tc>
           <w:tcPr>
-            <w:tcW w:type="dxa" w:w="936"/>
+            <w:tcW w:type="dxa" w:w="4968"/>
             <w:shd w:fill="17365D"/>
+            <w:vAlign w:val="center"/>
+            <w:tcMar>
+              <w:top w:w="90" w:type="dxa"/>
+              <w:left w:w="90" w:type="dxa"/>
+              <w:bottom w:w="90" w:type="dxa"/>
+              <w:right w:w="90" w:type="dxa"/>
+            </w:tcMar>
+          </w:tcPr>
+          <w:p>
+            <w:pPr>
+              <w:keepNext/>
+              <w:jc w:val="center"/>
+            </w:pPr>
+            <w:r>
+              <w:rPr>
+                <w:sz w:val="18"/>
+              </w:rPr>
+            </w:r>
+            <w:r>
+              <w:rPr>
+                <w:b/>
+                <w:color w:val="FFFFFF"/>
+                <w:sz w:val="18"/>
+              </w:rPr>
+              <w:t>Paso</w:t>
+            </w:r>
+          </w:p>
+        </w:tc>
+        <w:tc>
+          <w:tcPr>
+            <w:tcW w:type="dxa" w:w="4968"/>
+            <w:shd w:fill="17365D"/>
+            <w:vAlign w:val="center"/>
+            <w:tcMar>
+              <w:top w:w="90" w:type="dxa"/>
+              <w:left w:w="90" w:type="dxa"/>
+              <w:bottom w:w="90" w:type="dxa"/>
+              <w:right w:w="90" w:type="dxa"/>
+            </w:tcMar>
+          </w:tcPr>
+          <w:p>
+            <w:pPr>
+              <w:keepNext/>
+              <w:jc w:val="center"/>
+            </w:pPr>
+            <w:r>
+              <w:rPr>
+                <w:sz w:val="18"/>
+              </w:rPr>
+            </w:r>
+            <w:r>
+              <w:rPr>
+                <w:b/>
+                <w:color w:val="FFFFFF"/>
+                <w:sz w:val="18"/>
+              </w:rPr>
+              <w:t>Acción</w:t>
+            </w:r>
+          </w:p>
+        </w:tc>
+      </w:tr>
+      <w:tr>
+        <w:tc>
+          <w:tcPr>
+            <w:tcW w:type="dxa" w:w="4968"/>
             <w:vAlign w:val="center"/>
             <w:tcMar>
               <w:top w:w="90" w:type="dxa"/>
@@ -5115,75 +5924,24 @@
             <w:pPr>
               <w:jc w:val="center"/>
             </w:pPr>
-            <w:r/>
-            <w:r>
-              <w:rPr>
-                <w:b/>
-                <w:color w:val="FFFFFF"/>
-                <w:sz w:val="18"/>
-              </w:rPr>
-              <w:t>Paso</w:t>
+            <w:r>
+              <w:rPr>
+                <w:sz w:val="18"/>
+              </w:rPr>
+            </w:r>
+            <w:r>
+              <w:rPr>
+                <w:b w:val="0"/>
+                <w:color w:val="000000"/>
+                <w:sz w:val="18"/>
+              </w:rPr>
+              <w:t>1</w:t>
             </w:r>
           </w:p>
         </w:tc>
         <w:tc>
           <w:tcPr>
-            <w:tcW w:type="dxa" w:w="8568"/>
-            <w:shd w:fill="17365D"/>
-            <w:vAlign w:val="center"/>
-            <w:tcMar>
-              <w:top w:w="90" w:type="dxa"/>
-              <w:left w:w="90" w:type="dxa"/>
-              <w:bottom w:w="90" w:type="dxa"/>
-              <w:right w:w="90" w:type="dxa"/>
-            </w:tcMar>
-          </w:tcPr>
-          <w:p>
-            <w:pPr>
-              <w:jc w:val="center"/>
-            </w:pPr>
-            <w:r/>
-            <w:r>
-              <w:rPr>
-                <w:b/>
-                <w:color w:val="FFFFFF"/>
-                <w:sz w:val="18"/>
-              </w:rPr>
-              <w:t>Acción</w:t>
-            </w:r>
-          </w:p>
-        </w:tc>
-      </w:tr>
-      <w:tr>
-        <w:tc>
-          <w:tcPr>
-            <w:tcW w:type="dxa" w:w="936"/>
-            <w:vAlign w:val="center"/>
-            <w:tcMar>
-              <w:top w:w="90" w:type="dxa"/>
-              <w:left w:w="90" w:type="dxa"/>
-              <w:bottom w:w="90" w:type="dxa"/>
-              <w:right w:w="90" w:type="dxa"/>
-            </w:tcMar>
-          </w:tcPr>
-          <w:p>
-            <w:pPr>
-              <w:jc w:val="center"/>
-            </w:pPr>
-            <w:r/>
-            <w:r>
-              <w:rPr>
-                <w:b w:val="0"/>
-                <w:color w:val="000000"/>
-                <w:sz w:val="17"/>
-              </w:rPr>
-              <w:t>1</w:t>
-            </w:r>
-          </w:p>
-        </w:tc>
-        <w:tc>
-          <w:tcPr>
-            <w:tcW w:type="dxa" w:w="8568"/>
+            <w:tcW w:type="dxa" w:w="4968"/>
             <w:vAlign w:val="center"/>
             <w:tcMar>
               <w:top w:w="90" w:type="dxa"/>
@@ -5196,12 +5954,16 @@
             <w:pPr>
               <w:jc w:val="left"/>
             </w:pPr>
-            <w:r/>
+            <w:r>
+              <w:rPr>
+                <w:sz w:val="18"/>
+              </w:rPr>
+            </w:r>
             <w:r>
               <w:rPr>
                 <w:b w:val="0"/>
                 <w:color w:val="000000"/>
-                <w:sz w:val="17"/>
+                <w:sz w:val="18"/>
               </w:rPr>
               <w:t>Aplicar database/schema.sql en db_grupo09sa.</w:t>
             </w:r>
@@ -5211,7 +5973,7 @@
       <w:tr>
         <w:tc>
           <w:tcPr>
-            <w:tcW w:type="dxa" w:w="936"/>
+            <w:tcW w:type="dxa" w:w="4968"/>
             <w:shd w:fill="F4F7FB"/>
             <w:vAlign w:val="center"/>
             <w:tcMar>
@@ -5225,12 +5987,16 @@
             <w:pPr>
               <w:jc w:val="center"/>
             </w:pPr>
-            <w:r/>
+            <w:r>
+              <w:rPr>
+                <w:sz w:val="18"/>
+              </w:rPr>
+            </w:r>
             <w:r>
               <w:rPr>
                 <w:b w:val="0"/>
                 <w:color w:val="000000"/>
-                <w:sz w:val="17"/>
+                <w:sz w:val="18"/>
               </w:rPr>
               <w:t>2</w:t>
             </w:r>
@@ -5238,7 +6004,113 @@
         </w:tc>
         <w:tc>
           <w:tcPr>
-            <w:tcW w:type="dxa" w:w="8568"/>
+            <w:tcW w:type="dxa" w:w="4968"/>
+            <w:shd w:fill="F4F7FB"/>
+            <w:vAlign w:val="center"/>
+            <w:tcMar>
+              <w:top w:w="90" w:type="dxa"/>
+              <w:left w:w="90" w:type="dxa"/>
+              <w:bottom w:w="90" w:type="dxa"/>
+              <w:right w:w="90" w:type="dxa"/>
+            </w:tcMar>
+          </w:tcPr>
+          <w:p>
+            <w:r>
+              <w:rPr>
+                <w:sz w:val="18"/>
+              </w:rPr>
+              <w:t>Definir MAIL_PASSWORD, DB_PASSWORD y BOOTSTRAP_ADMIN_EMAIL sin publicar claves.</w:t>
+            </w:r>
+          </w:p>
+        </w:tc>
+      </w:tr>
+      <w:tr>
+        <w:tc>
+          <w:tcPr>
+            <w:tcW w:type="dxa" w:w="4968"/>
+            <w:vAlign w:val="center"/>
+            <w:tcMar>
+              <w:top w:w="90" w:type="dxa"/>
+              <w:left w:w="90" w:type="dxa"/>
+              <w:bottom w:w="90" w:type="dxa"/>
+              <w:right w:w="90" w:type="dxa"/>
+            </w:tcMar>
+          </w:tcPr>
+          <w:p>
+            <w:pPr>
+              <w:jc w:val="center"/>
+            </w:pPr>
+            <w:r>
+              <w:rPr>
+                <w:sz w:val="18"/>
+              </w:rPr>
+            </w:r>
+            <w:r>
+              <w:rPr>
+                <w:b w:val="0"/>
+                <w:color w:val="000000"/>
+                <w:sz w:val="18"/>
+              </w:rPr>
+              <w:t>3</w:t>
+            </w:r>
+          </w:p>
+        </w:tc>
+        <w:tc>
+          <w:tcPr>
+            <w:tcW w:type="dxa" w:w="4968"/>
+            <w:vAlign w:val="center"/>
+            <w:tcMar>
+              <w:top w:w="90" w:type="dxa"/>
+              <w:left w:w="90" w:type="dxa"/>
+              <w:bottom w:w="90" w:type="dxa"/>
+              <w:right w:w="90" w:type="dxa"/>
+            </w:tcMar>
+          </w:tcPr>
+          <w:p>
+            <w:r>
+              <w:rPr>
+                <w:sz w:val="18"/>
+              </w:rPr>
+              <w:t>Usar dist/inf513-proyecto1-1.0.0.jar. Para reconstruir: mvn clean verify.</w:t>
+            </w:r>
+          </w:p>
+        </w:tc>
+      </w:tr>
+      <w:tr>
+        <w:tc>
+          <w:tcPr>
+            <w:tcW w:type="dxa" w:w="4968"/>
+            <w:shd w:fill="F4F7FB"/>
+            <w:vAlign w:val="center"/>
+            <w:tcMar>
+              <w:top w:w="90" w:type="dxa"/>
+              <w:left w:w="90" w:type="dxa"/>
+              <w:bottom w:w="90" w:type="dxa"/>
+              <w:right w:w="90" w:type="dxa"/>
+            </w:tcMar>
+          </w:tcPr>
+          <w:p>
+            <w:pPr>
+              <w:jc w:val="center"/>
+            </w:pPr>
+            <w:r>
+              <w:rPr>
+                <w:sz w:val="18"/>
+              </w:rPr>
+            </w:r>
+            <w:r>
+              <w:rPr>
+                <w:b w:val="0"/>
+                <w:color w:val="000000"/>
+                <w:sz w:val="18"/>
+              </w:rPr>
+              <w:t>4</w:t>
+            </w:r>
+          </w:p>
+        </w:tc>
+        <w:tc>
+          <w:tcPr>
+            <w:tcW w:type="dxa" w:w="4968"/>
             <w:shd w:fill="F4F7FB"/>
             <w:vAlign w:val="center"/>
             <w:tcMar>
@@ -5252,14 +6124,18 @@
             <w:pPr>
               <w:jc w:val="left"/>
             </w:pPr>
-            <w:r/>
+            <w:r>
+              <w:rPr>
+                <w:sz w:val="18"/>
+              </w:rPr>
+            </w:r>
             <w:r>
               <w:rPr>
                 <w:b w:val="0"/>
                 <w:color w:val="000000"/>
-                <w:sz w:val="17"/>
-              </w:rPr>
-              <w:t>Definir MAIL_PASSWORD y DB_PASSWORD como variables de entorno.</w:t>
+                <w:sz w:val="18"/>
+              </w:rPr>
+              <w:t>Windows: scripts/run-service.ps1. Linux: scripts/run-service.sh o systemd.</w:t>
             </w:r>
           </w:p>
         </w:tc>
@@ -5267,7 +6143,7 @@
       <w:tr>
         <w:tc>
           <w:tcPr>
-            <w:tcW w:type="dxa" w:w="936"/>
+            <w:tcW w:type="dxa" w:w="4968"/>
             <w:vAlign w:val="center"/>
             <w:tcMar>
               <w:top w:w="90" w:type="dxa"/>
@@ -5280,20 +6156,24 @@
             <w:pPr>
               <w:jc w:val="center"/>
             </w:pPr>
-            <w:r/>
+            <w:r>
+              <w:rPr>
+                <w:sz w:val="18"/>
+              </w:rPr>
+            </w:r>
             <w:r>
               <w:rPr>
                 <w:b w:val="0"/>
                 <w:color w:val="000000"/>
-                <w:sz w:val="17"/>
-              </w:rPr>
-              <w:t>3</w:t>
+                <w:sz w:val="18"/>
+              </w:rPr>
+              <w:t>5</w:t>
             </w:r>
           </w:p>
         </w:tc>
         <w:tc>
           <w:tcPr>
-            <w:tcW w:type="dxa" w:w="8568"/>
+            <w:tcW w:type="dxa" w:w="4968"/>
             <w:vAlign w:val="center"/>
             <w:tcMar>
               <w:top w:w="90" w:type="dxa"/>
@@ -5306,122 +6186,16 @@
             <w:pPr>
               <w:jc w:val="left"/>
             </w:pPr>
-            <w:r/>
+            <w:r>
+              <w:rPr>
+                <w:sz w:val="18"/>
+              </w:rPr>
+            </w:r>
             <w:r>
               <w:rPr>
                 <w:b w:val="0"/>
                 <w:color w:val="000000"/>
-                <w:sz w:val="17"/>
-              </w:rPr>
-              <w:t>Ejecutar mvn clean test package.</w:t>
-            </w:r>
-          </w:p>
-        </w:tc>
-      </w:tr>
-      <w:tr>
-        <w:tc>
-          <w:tcPr>
-            <w:tcW w:type="dxa" w:w="936"/>
-            <w:shd w:fill="F4F7FB"/>
-            <w:vAlign w:val="center"/>
-            <w:tcMar>
-              <w:top w:w="90" w:type="dxa"/>
-              <w:left w:w="90" w:type="dxa"/>
-              <w:bottom w:w="90" w:type="dxa"/>
-              <w:right w:w="90" w:type="dxa"/>
-            </w:tcMar>
-          </w:tcPr>
-          <w:p>
-            <w:pPr>
-              <w:jc w:val="center"/>
-            </w:pPr>
-            <w:r/>
-            <w:r>
-              <w:rPr>
-                <w:b w:val="0"/>
-                <w:color w:val="000000"/>
-                <w:sz w:val="17"/>
-              </w:rPr>
-              <w:t>4</w:t>
-            </w:r>
-          </w:p>
-        </w:tc>
-        <w:tc>
-          <w:tcPr>
-            <w:tcW w:type="dxa" w:w="8568"/>
-            <w:shd w:fill="F4F7FB"/>
-            <w:vAlign w:val="center"/>
-            <w:tcMar>
-              <w:top w:w="90" w:type="dxa"/>
-              <w:left w:w="90" w:type="dxa"/>
-              <w:bottom w:w="90" w:type="dxa"/>
-              <w:right w:w="90" w:type="dxa"/>
-            </w:tcMar>
-          </w:tcPr>
-          <w:p>
-            <w:pPr>
-              <w:jc w:val="left"/>
-            </w:pPr>
-            <w:r/>
-            <w:r>
-              <w:rPr>
-                <w:b w:val="0"/>
-                <w:color w:val="000000"/>
-                <w:sz w:val="17"/>
-              </w:rPr>
-              <w:t>Windows: scripts/run-service.ps1. Linux: scripts/run-service.sh o systemd.</w:t>
-            </w:r>
-          </w:p>
-        </w:tc>
-      </w:tr>
-      <w:tr>
-        <w:tc>
-          <w:tcPr>
-            <w:tcW w:type="dxa" w:w="936"/>
-            <w:vAlign w:val="center"/>
-            <w:tcMar>
-              <w:top w:w="90" w:type="dxa"/>
-              <w:left w:w="90" w:type="dxa"/>
-              <w:bottom w:w="90" w:type="dxa"/>
-              <w:right w:w="90" w:type="dxa"/>
-            </w:tcMar>
-          </w:tcPr>
-          <w:p>
-            <w:pPr>
-              <w:jc w:val="center"/>
-            </w:pPr>
-            <w:r/>
-            <w:r>
-              <w:rPr>
-                <w:b w:val="0"/>
-                <w:color w:val="000000"/>
-                <w:sz w:val="17"/>
-              </w:rPr>
-              <w:t>5</w:t>
-            </w:r>
-          </w:p>
-        </w:tc>
-        <w:tc>
-          <w:tcPr>
-            <w:tcW w:type="dxa" w:w="8568"/>
-            <w:vAlign w:val="center"/>
-            <w:tcMar>
-              <w:top w:w="90" w:type="dxa"/>
-              <w:left w:w="90" w:type="dxa"/>
-              <w:bottom w:w="90" w:type="dxa"/>
-              <w:right w:w="90" w:type="dxa"/>
-            </w:tcMar>
-          </w:tcPr>
-          <w:p>
-            <w:pPr>
-              <w:jc w:val="left"/>
-            </w:pPr>
-            <w:r/>
-            <w:r>
-              <w:rPr>
-                <w:b w:val="0"/>
-                <w:color w:val="000000"/>
-                <w:sz w:val="17"/>
+                <w:sz w:val="18"/>
               </w:rPr>
               <w:t>Solicitar el catálogo de ayuda y revisar también Spam.</w:t>
             </w:r>
@@ -5463,10 +6237,78 @@
         <w:gridCol w:w="4968"/>
       </w:tblGrid>
       <w:tr>
+        <w:trPr>
+          <w:tblHeader/>
+        </w:trPr>
         <w:tc>
           <w:tcPr>
-            <w:tcW w:type="dxa" w:w="1440"/>
+            <w:tcW w:type="dxa" w:w="4968"/>
             <w:shd w:fill="17365D"/>
+            <w:vAlign w:val="center"/>
+            <w:tcMar>
+              <w:top w:w="90" w:type="dxa"/>
+              <w:left w:w="90" w:type="dxa"/>
+              <w:bottom w:w="90" w:type="dxa"/>
+              <w:right w:w="90" w:type="dxa"/>
+            </w:tcMar>
+          </w:tcPr>
+          <w:p>
+            <w:pPr>
+              <w:keepNext/>
+              <w:jc w:val="center"/>
+            </w:pPr>
+            <w:r>
+              <w:rPr>
+                <w:sz w:val="18"/>
+              </w:rPr>
+            </w:r>
+            <w:r>
+              <w:rPr>
+                <w:b/>
+                <w:color w:val="FFFFFF"/>
+                <w:sz w:val="18"/>
+              </w:rPr>
+              <w:t>Minutos</w:t>
+            </w:r>
+          </w:p>
+        </w:tc>
+        <w:tc>
+          <w:tcPr>
+            <w:tcW w:type="dxa" w:w="4968"/>
+            <w:shd w:fill="17365D"/>
+            <w:vAlign w:val="center"/>
+            <w:tcMar>
+              <w:top w:w="90" w:type="dxa"/>
+              <w:left w:w="90" w:type="dxa"/>
+              <w:bottom w:w="90" w:type="dxa"/>
+              <w:right w:w="90" w:type="dxa"/>
+            </w:tcMar>
+          </w:tcPr>
+          <w:p>
+            <w:pPr>
+              <w:keepNext/>
+              <w:jc w:val="center"/>
+            </w:pPr>
+            <w:r>
+              <w:rPr>
+                <w:sz w:val="18"/>
+              </w:rPr>
+            </w:r>
+            <w:r>
+              <w:rPr>
+                <w:b/>
+                <w:color w:val="FFFFFF"/>
+                <w:sz w:val="18"/>
+              </w:rPr>
+              <w:t>Demostración</w:t>
+            </w:r>
+          </w:p>
+        </w:tc>
+      </w:tr>
+      <w:tr>
+        <w:tc>
+          <w:tcPr>
+            <w:tcW w:type="dxa" w:w="4968"/>
             <w:vAlign w:val="center"/>
             <w:tcMar>
               <w:top w:w="90" w:type="dxa"/>
@@ -5479,75 +6321,24 @@
             <w:pPr>
               <w:jc w:val="center"/>
             </w:pPr>
-            <w:r/>
-            <w:r>
-              <w:rPr>
-                <w:b/>
-                <w:color w:val="FFFFFF"/>
-                <w:sz w:val="18"/>
-              </w:rPr>
-              <w:t>Minutos</w:t>
+            <w:r>
+              <w:rPr>
+                <w:sz w:val="18"/>
+              </w:rPr>
+            </w:r>
+            <w:r>
+              <w:rPr>
+                <w:b w:val="0"/>
+                <w:color w:val="000000"/>
+                <w:sz w:val="18"/>
+              </w:rPr>
+              <w:t>0–2</w:t>
             </w:r>
           </w:p>
         </w:tc>
         <w:tc>
           <w:tcPr>
-            <w:tcW w:type="dxa" w:w="8064"/>
-            <w:shd w:fill="17365D"/>
-            <w:vAlign w:val="center"/>
-            <w:tcMar>
-              <w:top w:w="90" w:type="dxa"/>
-              <w:left w:w="90" w:type="dxa"/>
-              <w:bottom w:w="90" w:type="dxa"/>
-              <w:right w:w="90" w:type="dxa"/>
-            </w:tcMar>
-          </w:tcPr>
-          <w:p>
-            <w:pPr>
-              <w:jc w:val="center"/>
-            </w:pPr>
-            <w:r/>
-            <w:r>
-              <w:rPr>
-                <w:b/>
-                <w:color w:val="FFFFFF"/>
-                <w:sz w:val="18"/>
-              </w:rPr>
-              <w:t>Demostración</w:t>
-            </w:r>
-          </w:p>
-        </w:tc>
-      </w:tr>
-      <w:tr>
-        <w:tc>
-          <w:tcPr>
-            <w:tcW w:type="dxa" w:w="1440"/>
-            <w:vAlign w:val="center"/>
-            <w:tcMar>
-              <w:top w:w="90" w:type="dxa"/>
-              <w:left w:w="90" w:type="dxa"/>
-              <w:bottom w:w="90" w:type="dxa"/>
-              <w:right w:w="90" w:type="dxa"/>
-            </w:tcMar>
-          </w:tcPr>
-          <w:p>
-            <w:pPr>
-              <w:jc w:val="center"/>
-            </w:pPr>
-            <w:r/>
-            <w:r>
-              <w:rPr>
-                <w:b w:val="0"/>
-                <w:color w:val="000000"/>
-                <w:sz w:val="17"/>
-              </w:rPr>
-              <w:t>0–2</w:t>
-            </w:r>
-          </w:p>
-        </w:tc>
-        <w:tc>
-          <w:tcPr>
-            <w:tcW w:type="dxa" w:w="8064"/>
+            <w:tcW w:type="dxa" w:w="4968"/>
             <w:vAlign w:val="center"/>
             <w:tcMar>
               <w:top w:w="90" w:type="dxa"/>
@@ -5560,12 +6351,16 @@
             <w:pPr>
               <w:jc w:val="left"/>
             </w:pPr>
-            <w:r/>
+            <w:r>
+              <w:rPr>
+                <w:sz w:val="18"/>
+              </w:rPr>
+            </w:r>
             <w:r>
               <w:rPr>
                 <w:b w:val="0"/>
                 <w:color w:val="000000"/>
-                <w:sz w:val="17"/>
+                <w:sz w:val="18"/>
               </w:rPr>
               <w:t>Problema, objetivo y formato del asunto.</w:t>
             </w:r>
@@ -5575,7 +6370,7 @@
       <w:tr>
         <w:tc>
           <w:tcPr>
-            <w:tcW w:type="dxa" w:w="1440"/>
+            <w:tcW w:type="dxa" w:w="4968"/>
             <w:shd w:fill="F4F7FB"/>
             <w:vAlign w:val="center"/>
             <w:tcMar>
@@ -5589,12 +6384,16 @@
             <w:pPr>
               <w:jc w:val="center"/>
             </w:pPr>
-            <w:r/>
+            <w:r>
+              <w:rPr>
+                <w:sz w:val="18"/>
+              </w:rPr>
+            </w:r>
             <w:r>
               <w:rPr>
                 <w:b w:val="0"/>
                 <w:color w:val="000000"/>
-                <w:sz w:val="17"/>
+                <w:sz w:val="18"/>
               </w:rPr>
               <w:t>2–5</w:t>
             </w:r>
@@ -5602,7 +6401,7 @@
         </w:tc>
         <w:tc>
           <w:tcPr>
-            <w:tcW w:type="dxa" w:w="8064"/>
+            <w:tcW w:type="dxa" w:w="4968"/>
             <w:shd w:fill="F4F7FB"/>
             <w:vAlign w:val="center"/>
             <w:tcMar>
@@ -5616,12 +6415,16 @@
             <w:pPr>
               <w:jc w:val="left"/>
             </w:pPr>
-            <w:r/>
+            <w:r>
+              <w:rPr>
+                <w:sz w:val="18"/>
+              </w:rPr>
+            </w:r>
             <w:r>
               <w:rPr>
                 <w:b w:val="0"/>
                 <w:color w:val="000000"/>
-                <w:sz w:val="17"/>
+                <w:sz w:val="18"/>
               </w:rPr>
               <w:t>Arquitectura y modelo de datos.</w:t>
             </w:r>
@@ -5631,7 +6434,7 @@
       <w:tr>
         <w:tc>
           <w:tcPr>
-            <w:tcW w:type="dxa" w:w="1440"/>
+            <w:tcW w:type="dxa" w:w="4968"/>
             <w:vAlign w:val="center"/>
             <w:tcMar>
               <w:top w:w="90" w:type="dxa"/>
@@ -5644,12 +6447,16 @@
             <w:pPr>
               <w:jc w:val="center"/>
             </w:pPr>
-            <w:r/>
+            <w:r>
+              <w:rPr>
+                <w:sz w:val="18"/>
+              </w:rPr>
+            </w:r>
             <w:r>
               <w:rPr>
                 <w:b w:val="0"/>
                 <w:color w:val="000000"/>
-                <w:sz w:val="17"/>
+                <w:sz w:val="18"/>
               </w:rPr>
               <w:t>5–8</w:t>
             </w:r>
@@ -5657,7 +6464,7 @@
         </w:tc>
         <w:tc>
           <w:tcPr>
-            <w:tcW w:type="dxa" w:w="8064"/>
+            <w:tcW w:type="dxa" w:w="4968"/>
             <w:vAlign w:val="center"/>
             <w:tcMar>
               <w:top w:w="90" w:type="dxa"/>
@@ -5670,12 +6477,16 @@
             <w:pPr>
               <w:jc w:val="left"/>
             </w:pPr>
-            <w:r/>
+            <w:r>
+              <w:rPr>
+                <w:sz w:val="18"/>
+              </w:rPr>
+            </w:r>
             <w:r>
               <w:rPr>
                 <w:b w:val="0"/>
                 <w:color w:val="000000"/>
-                <w:sz w:val="17"/>
+                <w:sz w:val="18"/>
               </w:rPr>
               <w:t>Arranque del servicio Java y catálogo de ayuda.</w:t>
             </w:r>
@@ -5685,7 +6496,7 @@
       <w:tr>
         <w:tc>
           <w:tcPr>
-            <w:tcW w:type="dxa" w:w="1440"/>
+            <w:tcW w:type="dxa" w:w="4968"/>
             <w:shd w:fill="F4F7FB"/>
             <w:vAlign w:val="center"/>
             <w:tcMar>
@@ -5699,12 +6510,16 @@
             <w:pPr>
               <w:jc w:val="center"/>
             </w:pPr>
-            <w:r/>
+            <w:r>
+              <w:rPr>
+                <w:sz w:val="18"/>
+              </w:rPr>
+            </w:r>
             <w:r>
               <w:rPr>
                 <w:b w:val="0"/>
                 <w:color w:val="000000"/>
-                <w:sz w:val="17"/>
+                <w:sz w:val="18"/>
               </w:rPr>
               <w:t>8–12</w:t>
             </w:r>
@@ -5712,7 +6527,7 @@
         </w:tc>
         <w:tc>
           <w:tcPr>
-            <w:tcW w:type="dxa" w:w="8064"/>
+            <w:tcW w:type="dxa" w:w="4968"/>
             <w:shd w:fill="F4F7FB"/>
             <w:vAlign w:val="center"/>
             <w:tcMar>
@@ -5726,12 +6541,16 @@
             <w:pPr>
               <w:jc w:val="left"/>
             </w:pPr>
-            <w:r/>
+            <w:r>
+              <w:rPr>
+                <w:sz w:val="18"/>
+              </w:rPr>
+            </w:r>
             <w:r>
               <w:rPr>
                 <w:b w:val="0"/>
                 <w:color w:val="000000"/>
-                <w:sz w:val="17"/>
+                <w:sz w:val="18"/>
               </w:rPr>
               <w:t>Crear o listar datos de convocatoria y postulación.</w:t>
             </w:r>
@@ -5741,7 +6560,7 @@
       <w:tr>
         <w:tc>
           <w:tcPr>
-            <w:tcW w:type="dxa" w:w="1440"/>
+            <w:tcW w:type="dxa" w:w="4968"/>
             <w:vAlign w:val="center"/>
             <w:tcMar>
               <w:top w:w="90" w:type="dxa"/>
@@ -5754,12 +6573,16 @@
             <w:pPr>
               <w:jc w:val="center"/>
             </w:pPr>
-            <w:r/>
+            <w:r>
+              <w:rPr>
+                <w:sz w:val="18"/>
+              </w:rPr>
+            </w:r>
             <w:r>
               <w:rPr>
                 <w:b w:val="0"/>
                 <w:color w:val="000000"/>
-                <w:sz w:val="17"/>
+                <w:sz w:val="18"/>
               </w:rPr>
               <w:t>12–15</w:t>
             </w:r>
@@ -5767,7 +6590,7 @@
         </w:tc>
         <w:tc>
           <w:tcPr>
-            <w:tcW w:type="dxa" w:w="8064"/>
+            <w:tcW w:type="dxa" w:w="4968"/>
             <w:vAlign w:val="center"/>
             <w:tcMar>
               <w:top w:w="90" w:type="dxa"/>
@@ -5780,12 +6603,16 @@
             <w:pPr>
               <w:jc w:val="left"/>
             </w:pPr>
-            <w:r/>
+            <w:r>
+              <w:rPr>
+                <w:sz w:val="18"/>
+              </w:rPr>
+            </w:r>
             <w:r>
               <w:rPr>
                 <w:b w:val="0"/>
                 <w:color w:val="000000"/>
-                <w:sz w:val="17"/>
+                <w:sz w:val="18"/>
               </w:rPr>
               <w:t>Calificaciones, ranking y estadísticas.</w:t>
             </w:r>
@@ -5795,7 +6622,7 @@
       <w:tr>
         <w:tc>
           <w:tcPr>
-            <w:tcW w:type="dxa" w:w="1440"/>
+            <w:tcW w:type="dxa" w:w="4968"/>
             <w:shd w:fill="F4F7FB"/>
             <w:vAlign w:val="center"/>
             <w:tcMar>
@@ -5809,12 +6636,16 @@
             <w:pPr>
               <w:jc w:val="center"/>
             </w:pPr>
-            <w:r/>
+            <w:r>
+              <w:rPr>
+                <w:sz w:val="18"/>
+              </w:rPr>
+            </w:r>
             <w:r>
               <w:rPr>
                 <w:b w:val="0"/>
                 <w:color w:val="000000"/>
-                <w:sz w:val="17"/>
+                <w:sz w:val="18"/>
               </w:rPr>
               <w:t>15–18</w:t>
             </w:r>
@@ -5822,7 +6653,7 @@
         </w:tc>
         <w:tc>
           <w:tcPr>
-            <w:tcW w:type="dxa" w:w="8064"/>
+            <w:tcW w:type="dxa" w:w="4968"/>
             <w:shd w:fill="F4F7FB"/>
             <w:vAlign w:val="center"/>
             <w:tcMar>
@@ -5836,12 +6667,16 @@
             <w:pPr>
               <w:jc w:val="left"/>
             </w:pPr>
-            <w:r/>
+            <w:r>
+              <w:rPr>
+                <w:sz w:val="18"/>
+              </w:rPr>
+            </w:r>
             <w:r>
               <w:rPr>
                 <w:b w:val="0"/>
                 <w:color w:val="000000"/>
-                <w:sz w:val="17"/>
+                <w:sz w:val="18"/>
               </w:rPr>
               <w:t>Auditoría, manejo de errores y conclusión.</w:t>
             </w:r>
@@ -5876,7 +6711,7 @@
         <w:spacing w:after="120" w:line="259" w:lineRule="auto"/>
       </w:pPr>
       <w:r>
-        <w:t>La prueba integral demostró que el sistema funciona desde una cuenta Gmail externa. En la primera interacción Gmail puede enviar la respuesta a Spam; recomendamos marcar el remitente institucional como seguro antes de la defensa. El código, el esquema, este documento y la presentación se entregan juntos para que la evidencia coincida con la implementación.</w:t>
+        <w:t>La prueba institucional anterior verificó la entrega de respuestas a Gmail para las consultas públicas. Esta revisión añade confirmación por correo y controles de cola, conexión y habilitación. Entregamos código, esquema, informe, presentación y manual concordantes. Antes de la defensa debemos aplicar la migración y comprobar el servicio actualizado, revisar Spam y usar los identificadores reales de los registros.</w:t>
       </w:r>
     </w:p>
     <w:sectPr>

--- a/entrega/PUDS_INF513_P1_Grupo09SA.docx
+++ b/entrega/PUDS_INF513_P1_Grupo09SA.docx
@@ -98,6 +98,7 @@
       <w:tr>
         <w:trPr>
           <w:tblHeader/>
+          <w:cantSplit/>
         </w:trPr>
         <w:tc>
           <w:tcPr>
@@ -197,6 +198,9 @@
         </w:tc>
       </w:tr>
       <w:tr>
+        <w:trPr>
+          <w:cantSplit/>
+        </w:trPr>
         <w:tc>
           <w:tcPr>
             <w:tcW w:type="dxa" w:w="3312"/>
@@ -289,6 +293,9 @@
         </w:tc>
       </w:tr>
       <w:tr>
+        <w:trPr>
+          <w:cantSplit/>
+        </w:trPr>
         <w:tc>
           <w:tcPr>
             <w:tcW w:type="dxa" w:w="3312"/>
@@ -384,6 +391,9 @@
         </w:tc>
       </w:tr>
       <w:tr>
+        <w:trPr>
+          <w:cantSplit/>
+        </w:trPr>
         <w:tc>
           <w:tcPr>
             <w:tcW w:type="dxa" w:w="3312"/>
@@ -614,6 +624,7 @@
       <w:tr>
         <w:trPr>
           <w:tblHeader/>
+          <w:cantSplit/>
         </w:trPr>
         <w:tc>
           <w:tcPr>
@@ -713,6 +724,9 @@
         </w:tc>
       </w:tr>
       <w:tr>
+        <w:trPr>
+          <w:cantSplit/>
+        </w:trPr>
         <w:tc>
           <w:tcPr>
             <w:tcW w:type="dxa" w:w="3312"/>
@@ -805,6 +819,9 @@
         </w:tc>
       </w:tr>
       <w:tr>
+        <w:trPr>
+          <w:cantSplit/>
+        </w:trPr>
         <w:tc>
           <w:tcPr>
             <w:tcW w:type="dxa" w:w="3312"/>
@@ -900,6 +917,9 @@
         </w:tc>
       </w:tr>
       <w:tr>
+        <w:trPr>
+          <w:cantSplit/>
+        </w:trPr>
         <w:tc>
           <w:tcPr>
             <w:tcW w:type="dxa" w:w="3312"/>
@@ -992,6 +1012,9 @@
         </w:tc>
       </w:tr>
       <w:tr>
+        <w:trPr>
+          <w:cantSplit/>
+        </w:trPr>
         <w:tc>
           <w:tcPr>
             <w:tcW w:type="dxa" w:w="3312"/>
@@ -1087,6 +1110,9 @@
         </w:tc>
       </w:tr>
       <w:tr>
+        <w:trPr>
+          <w:cantSplit/>
+        </w:trPr>
         <w:tc>
           <w:tcPr>
             <w:tcW w:type="dxa" w:w="3312"/>
@@ -1179,6 +1205,9 @@
         </w:tc>
       </w:tr>
       <w:tr>
+        <w:trPr>
+          <w:cantSplit/>
+        </w:trPr>
         <w:tc>
           <w:tcPr>
             <w:tcW w:type="dxa" w:w="3312"/>
@@ -1319,6 +1348,7 @@
       <w:tr>
         <w:trPr>
           <w:tblHeader/>
+          <w:cantSplit/>
         </w:trPr>
         <w:tc>
           <w:tcPr>
@@ -1418,6 +1448,9 @@
         </w:tc>
       </w:tr>
       <w:tr>
+        <w:trPr>
+          <w:cantSplit/>
+        </w:trPr>
         <w:tc>
           <w:tcPr>
             <w:tcW w:type="dxa" w:w="3312"/>
@@ -1510,6 +1543,9 @@
         </w:tc>
       </w:tr>
       <w:tr>
+        <w:trPr>
+          <w:cantSplit/>
+        </w:trPr>
         <w:tc>
           <w:tcPr>
             <w:tcW w:type="dxa" w:w="3312"/>
@@ -1605,6 +1641,9 @@
         </w:tc>
       </w:tr>
       <w:tr>
+        <w:trPr>
+          <w:cantSplit/>
+        </w:trPr>
         <w:tc>
           <w:tcPr>
             <w:tcW w:type="dxa" w:w="3312"/>
@@ -1697,6 +1736,9 @@
         </w:tc>
       </w:tr>
       <w:tr>
+        <w:trPr>
+          <w:cantSplit/>
+        </w:trPr>
         <w:tc>
           <w:tcPr>
             <w:tcW w:type="dxa" w:w="3312"/>
@@ -1792,6 +1834,9 @@
         </w:tc>
       </w:tr>
       <w:tr>
+        <w:trPr>
+          <w:cantSplit/>
+        </w:trPr>
         <w:tc>
           <w:tcPr>
             <w:tcW w:type="dxa" w:w="3312"/>
@@ -1884,6 +1929,9 @@
         </w:tc>
       </w:tr>
       <w:tr>
+        <w:trPr>
+          <w:cantSplit/>
+        </w:trPr>
         <w:tc>
           <w:tcPr>
             <w:tcW w:type="dxa" w:w="3312"/>
@@ -1979,6 +2027,9 @@
         </w:tc>
       </w:tr>
       <w:tr>
+        <w:trPr>
+          <w:cantSplit/>
+        </w:trPr>
         <w:tc>
           <w:tcPr>
             <w:tcW w:type="dxa" w:w="3312"/>
@@ -2071,6 +2122,9 @@
         </w:tc>
       </w:tr>
       <w:tr>
+        <w:trPr>
+          <w:cantSplit/>
+        </w:trPr>
         <w:tc>
           <w:tcPr>
             <w:tcW w:type="dxa" w:w="3312"/>
@@ -2203,6 +2257,7 @@
       <w:tr>
         <w:trPr>
           <w:tblHeader/>
+          <w:cantSplit/>
         </w:trPr>
         <w:tc>
           <w:tcPr>
@@ -2302,6 +2357,9 @@
         </w:tc>
       </w:tr>
       <w:tr>
+        <w:trPr>
+          <w:cantSplit/>
+        </w:trPr>
         <w:tc>
           <w:tcPr>
             <w:tcW w:type="dxa" w:w="1681"/>
@@ -2394,6 +2452,9 @@
         </w:tc>
       </w:tr>
       <w:tr>
+        <w:trPr>
+          <w:cantSplit/>
+        </w:trPr>
         <w:tc>
           <w:tcPr>
             <w:tcW w:type="dxa" w:w="1681"/>
@@ -2489,6 +2550,9 @@
         </w:tc>
       </w:tr>
       <w:tr>
+        <w:trPr>
+          <w:cantSplit/>
+        </w:trPr>
         <w:tc>
           <w:tcPr>
             <w:tcW w:type="dxa" w:w="1681"/>
@@ -2581,6 +2645,9 @@
         </w:tc>
       </w:tr>
       <w:tr>
+        <w:trPr>
+          <w:cantSplit/>
+        </w:trPr>
         <w:tc>
           <w:tcPr>
             <w:tcW w:type="dxa" w:w="1681"/>
@@ -2676,6 +2743,9 @@
         </w:tc>
       </w:tr>
       <w:tr>
+        <w:trPr>
+          <w:cantSplit/>
+        </w:trPr>
         <w:tc>
           <w:tcPr>
             <w:tcW w:type="dxa" w:w="1681"/>
@@ -2768,6 +2838,9 @@
         </w:tc>
       </w:tr>
       <w:tr>
+        <w:trPr>
+          <w:cantSplit/>
+        </w:trPr>
         <w:tc>
           <w:tcPr>
             <w:tcW w:type="dxa" w:w="1681"/>
@@ -2863,6 +2936,9 @@
         </w:tc>
       </w:tr>
       <w:tr>
+        <w:trPr>
+          <w:cantSplit/>
+        </w:trPr>
         <w:tc>
           <w:tcPr>
             <w:tcW w:type="dxa" w:w="1681"/>
@@ -2955,6 +3031,9 @@
         </w:tc>
       </w:tr>
       <w:tr>
+        <w:trPr>
+          <w:cantSplit/>
+        </w:trPr>
         <w:tc>
           <w:tcPr>
             <w:tcW w:type="dxa" w:w="1681"/>
@@ -3050,6 +3129,9 @@
         </w:tc>
       </w:tr>
       <w:tr>
+        <w:trPr>
+          <w:cantSplit/>
+        </w:trPr>
         <w:tc>
           <w:tcPr>
             <w:tcW w:type="dxa" w:w="1681"/>
@@ -3142,6 +3224,9 @@
         </w:tc>
       </w:tr>
       <w:tr>
+        <w:trPr>
+          <w:cantSplit/>
+        </w:trPr>
         <w:tc>
           <w:tcPr>
             <w:tcW w:type="dxa" w:w="1681"/>
@@ -3237,6 +3322,9 @@
         </w:tc>
       </w:tr>
       <w:tr>
+        <w:trPr>
+          <w:cantSplit/>
+        </w:trPr>
         <w:tc>
           <w:tcPr>
             <w:tcW w:type="dxa" w:w="1681"/>
@@ -3329,6 +3417,9 @@
         </w:tc>
       </w:tr>
       <w:tr>
+        <w:trPr>
+          <w:cantSplit/>
+        </w:trPr>
         <w:tc>
           <w:tcPr>
             <w:tcW w:type="dxa" w:w="1681"/>
@@ -3424,6 +3515,9 @@
         </w:tc>
       </w:tr>
       <w:tr>
+        <w:trPr>
+          <w:cantSplit/>
+        </w:trPr>
         <w:tc>
           <w:tcPr>
             <w:tcW w:type="dxa" w:w="1681"/>
@@ -3516,6 +3610,9 @@
         </w:tc>
       </w:tr>
       <w:tr>
+        <w:trPr>
+          <w:cantSplit/>
+        </w:trPr>
         <w:tc>
           <w:tcPr>
             <w:tcW w:type="dxa" w:w="1681"/>
@@ -3611,6 +3708,9 @@
         </w:tc>
       </w:tr>
       <w:tr>
+        <w:trPr>
+          <w:cantSplit/>
+        </w:trPr>
         <w:tc>
           <w:tcPr>
             <w:tcW w:type="dxa" w:w="1681"/>
@@ -3703,6 +3803,9 @@
         </w:tc>
       </w:tr>
       <w:tr>
+        <w:trPr>
+          <w:cantSplit/>
+        </w:trPr>
         <w:tc>
           <w:tcPr>
             <w:tcW w:type="dxa" w:w="1681"/>
@@ -3798,6 +3901,9 @@
         </w:tc>
       </w:tr>
       <w:tr>
+        <w:trPr>
+          <w:cantSplit/>
+        </w:trPr>
         <w:tc>
           <w:tcPr>
             <w:tcW w:type="dxa" w:w="1681"/>
@@ -3890,6 +3996,9 @@
         </w:tc>
       </w:tr>
       <w:tr>
+        <w:trPr>
+          <w:cantSplit/>
+        </w:trPr>
         <w:tc>
           <w:tcPr>
             <w:tcW w:type="dxa" w:w="1681"/>
@@ -3985,6 +4094,9 @@
         </w:tc>
       </w:tr>
       <w:tr>
+        <w:trPr>
+          <w:cantSplit/>
+        </w:trPr>
         <w:tc>
           <w:tcPr>
             <w:tcW w:type="dxa" w:w="1681"/>
@@ -4143,6 +4255,7 @@
       <w:tr>
         <w:trPr>
           <w:tblHeader/>
+          <w:cantSplit/>
         </w:trPr>
         <w:tc>
           <w:tcPr>
@@ -4210,6 +4323,9 @@
         </w:tc>
       </w:tr>
       <w:tr>
+        <w:trPr>
+          <w:cantSplit/>
+        </w:trPr>
         <w:tc>
           <w:tcPr>
             <w:tcW w:type="dxa" w:w="4968"/>
@@ -4272,6 +4388,9 @@
         </w:tc>
       </w:tr>
       <w:tr>
+        <w:trPr>
+          <w:cantSplit/>
+        </w:trPr>
         <w:tc>
           <w:tcPr>
             <w:tcW w:type="dxa" w:w="4968"/>
@@ -4336,6 +4455,9 @@
         </w:tc>
       </w:tr>
       <w:tr>
+        <w:trPr>
+          <w:cantSplit/>
+        </w:trPr>
         <w:tc>
           <w:tcPr>
             <w:tcW w:type="dxa" w:w="4968"/>
@@ -4398,6 +4520,9 @@
         </w:tc>
       </w:tr>
       <w:tr>
+        <w:trPr>
+          <w:cantSplit/>
+        </w:trPr>
         <w:tc>
           <w:tcPr>
             <w:tcW w:type="dxa" w:w="4968"/>
@@ -4462,6 +4587,9 @@
         </w:tc>
       </w:tr>
       <w:tr>
+        <w:trPr>
+          <w:cantSplit/>
+        </w:trPr>
         <w:tc>
           <w:tcPr>
             <w:tcW w:type="dxa" w:w="4968"/>
@@ -4524,6 +4652,9 @@
         </w:tc>
       </w:tr>
       <w:tr>
+        <w:trPr>
+          <w:cantSplit/>
+        </w:trPr>
         <w:tc>
           <w:tcPr>
             <w:tcW w:type="dxa" w:w="4968"/>
@@ -4588,6 +4719,9 @@
         </w:tc>
       </w:tr>
       <w:tr>
+        <w:trPr>
+          <w:cantSplit/>
+        </w:trPr>
         <w:tc>
           <w:tcPr>
             <w:tcW w:type="dxa" w:w="4968"/>
@@ -4650,6 +4784,9 @@
         </w:tc>
       </w:tr>
       <w:tr>
+        <w:trPr>
+          <w:cantSplit/>
+        </w:trPr>
         <w:tc>
           <w:tcPr>
             <w:tcW w:type="dxa" w:w="4968"/>
@@ -4714,6 +4851,9 @@
         </w:tc>
       </w:tr>
       <w:tr>
+        <w:trPr>
+          <w:cantSplit/>
+        </w:trPr>
         <w:tc>
           <w:tcPr>
             <w:tcW w:type="dxa" w:w="4968"/>
@@ -4776,6 +4916,9 @@
         </w:tc>
       </w:tr>
       <w:tr>
+        <w:trPr>
+          <w:cantSplit/>
+        </w:trPr>
         <w:tc>
           <w:tcPr>
             <w:tcW w:type="dxa" w:w="4968"/>
@@ -4840,6 +4983,9 @@
         </w:tc>
       </w:tr>
       <w:tr>
+        <w:trPr>
+          <w:cantSplit/>
+        </w:trPr>
         <w:tc>
           <w:tcPr>
             <w:tcW w:type="dxa" w:w="4968"/>
@@ -4902,6 +5048,9 @@
         </w:tc>
       </w:tr>
       <w:tr>
+        <w:trPr>
+          <w:cantSplit/>
+        </w:trPr>
         <w:tc>
           <w:tcPr>
             <w:tcW w:type="dxa" w:w="4968"/>
@@ -4966,6 +5115,9 @@
         </w:tc>
       </w:tr>
       <w:tr>
+        <w:trPr>
+          <w:cantSplit/>
+        </w:trPr>
         <w:tc>
           <w:tcPr>
             <w:tcW w:type="dxa" w:w="4968"/>
@@ -5098,7 +5250,7 @@
         <w:spacing w:after="60"/>
       </w:pPr>
       <w:r>
-        <w:t>Los cortes de PostgreSQL, Internet o Roundcube activan tiempos máximos y reintentos progresivos, sin cerrar el servicio.</w:t>
+        <w:t>Los cortes de PostgreSQL, Internet o Roundcube activan tiempos máximos y reintentos progresivos. También reintentamos bloqueos temporales y conflictos de serialización de PostgreSQL. La cola conserva las respuestas cuando falla el envío.</w:t>
       </w:r>
     </w:p>
     <w:p>
@@ -5177,6 +5329,7 @@
       <w:tr>
         <w:trPr>
           <w:tblHeader/>
+          <w:cantSplit/>
         </w:trPr>
         <w:tc>
           <w:tcPr>
@@ -5244,6 +5397,9 @@
         </w:tc>
       </w:tr>
       <w:tr>
+        <w:trPr>
+          <w:cantSplit/>
+        </w:trPr>
         <w:tc>
           <w:tcPr>
             <w:tcW w:type="dxa" w:w="4968"/>
@@ -5306,6 +5462,9 @@
         </w:tc>
       </w:tr>
       <w:tr>
+        <w:trPr>
+          <w:cantSplit/>
+        </w:trPr>
         <w:tc>
           <w:tcPr>
             <w:tcW w:type="dxa" w:w="4968"/>
@@ -5354,12 +5513,15 @@
               <w:rPr>
                 <w:sz w:val="18"/>
               </w:rPr>
-              <w:t>44 pruebas con cero fallos, errores y omisiones; incluye PostgreSQL 15 local y el flujo de los ocho casos de uso.</w:t>
+              <w:t>50 pruebas con cero fallos, errores y omisiones; incluye PostgreSQL 15 local y el flujo de los ocho casos de uso.</w:t>
             </w:r>
           </w:p>
         </w:tc>
       </w:tr>
       <w:tr>
+        <w:trPr>
+          <w:cantSplit/>
+        </w:trPr>
         <w:tc>
           <w:tcPr>
             <w:tcW w:type="dxa" w:w="4968"/>
@@ -5422,6 +5584,9 @@
         </w:tc>
       </w:tr>
       <w:tr>
+        <w:trPr>
+          <w:cantSplit/>
+        </w:trPr>
         <w:tc>
           <w:tcPr>
             <w:tcW w:type="dxa" w:w="4968"/>
@@ -5486,6 +5651,9 @@
         </w:tc>
       </w:tr>
       <w:tr>
+        <w:trPr>
+          <w:cantSplit/>
+        </w:trPr>
         <w:tc>
           <w:tcPr>
             <w:tcW w:type="dxa" w:w="4968"/>
@@ -5528,26 +5696,19 @@
             </w:tcMar>
           </w:tcPr>
           <w:p>
-            <w:pPr>
-              <w:jc w:val="left"/>
-            </w:pPr>
-            <w:r>
-              <w:rPr>
-                <w:sz w:val="18"/>
-              </w:rPr>
-            </w:r>
-            <w:r>
-              <w:rPr>
-                <w:b w:val="0"/>
-                <w:color w:val="000000"/>
-                <w:sz w:val="18"/>
-              </w:rPr>
-              <w:t>Esquema resiliente p1_ y restricciones CHECK aplicados correctamente.</w:t>
+            <w:r>
+              <w:rPr>
+                <w:sz w:val="18"/>
+              </w:rPr>
+              <w:t>Comprobación anterior del esquema p1_. Falta migrar esta revisión.</w:t>
             </w:r>
           </w:p>
         </w:tc>
       </w:tr>
       <w:tr>
+        <w:trPr>
+          <w:cantSplit/>
+        </w:trPr>
         <w:tc>
           <w:tcPr>
             <w:tcW w:type="dxa" w:w="4968"/>
@@ -5612,6 +5773,9 @@
         </w:tc>
       </w:tr>
       <w:tr>
+        <w:trPr>
+          <w:cantSplit/>
+        </w:trPr>
         <w:tc>
           <w:tcPr>
             <w:tcW w:type="dxa" w:w="4968"/>
@@ -5674,6 +5838,9 @@
         </w:tc>
       </w:tr>
       <w:tr>
+        <w:trPr>
+          <w:cantSplit/>
+        </w:trPr>
         <w:tc>
           <w:tcPr>
             <w:tcW w:type="dxa" w:w="4968"/>
@@ -5738,6 +5905,9 @@
         </w:tc>
       </w:tr>
       <w:tr>
+        <w:trPr>
+          <w:cantSplit/>
+        </w:trPr>
         <w:tc>
           <w:tcPr>
             <w:tcW w:type="dxa" w:w="4968"/>
@@ -5800,7 +5970,7 @@
         <w:spacing w:after="120" w:line="259" w:lineRule="auto"/>
       </w:pPr>
       <w:r>
-        <w:t>La suite actual comprende 44 pruebas automatizadas en Windows con Java 17 y PostgreSQL 15 aislado, sin fallos ni pruebas omitidas. Incluye el recorrido de los ocho casos de uso con confirmaciones y datos temporales. Las pruebas institucionales por correo registradas previamente corresponden a AYUDA y LISCON. La migración y el arranque de esta revisión en el servidor institucional todavía requieren comprobación con sus credenciales.</w:t>
+        <w:t>La suite actual comprende 50 pruebas automatizadas en Windows con Java 17 y PostgreSQL 15 aislado, sin fallos ni pruebas omitidas. Incluye los ocho casos de uso con confirmaciones y datos temporales, además de fallos simulados de lectura, envío y marcado de correos. Las pruebas institucionales por correo registradas previamente corresponden a AYUDA y LISCON. La migración y el arranque de esta revisión en el servidor institucional todavía requieren comprobación con sus credenciales.</w:t>
       </w:r>
     </w:p>
     <w:p>
@@ -5842,6 +6012,7 @@
       <w:tr>
         <w:trPr>
           <w:tblHeader/>
+          <w:cantSplit/>
         </w:trPr>
         <w:tc>
           <w:tcPr>
@@ -5909,6 +6080,9 @@
         </w:tc>
       </w:tr>
       <w:tr>
+        <w:trPr>
+          <w:cantSplit/>
+        </w:trPr>
         <w:tc>
           <w:tcPr>
             <w:tcW w:type="dxa" w:w="4968"/>
@@ -5971,6 +6145,9 @@
         </w:tc>
       </w:tr>
       <w:tr>
+        <w:trPr>
+          <w:cantSplit/>
+        </w:trPr>
         <w:tc>
           <w:tcPr>
             <w:tcW w:type="dxa" w:w="4968"/>
@@ -6025,6 +6202,9 @@
         </w:tc>
       </w:tr>
       <w:tr>
+        <w:trPr>
+          <w:cantSplit/>
+        </w:trPr>
         <w:tc>
           <w:tcPr>
             <w:tcW w:type="dxa" w:w="4968"/>
@@ -6077,6 +6257,9 @@
         </w:tc>
       </w:tr>
       <w:tr>
+        <w:trPr>
+          <w:cantSplit/>
+        </w:trPr>
         <w:tc>
           <w:tcPr>
             <w:tcW w:type="dxa" w:w="4968"/>
@@ -6141,6 +6324,9 @@
         </w:tc>
       </w:tr>
       <w:tr>
+        <w:trPr>
+          <w:cantSplit/>
+        </w:trPr>
         <w:tc>
           <w:tcPr>
             <w:tcW w:type="dxa" w:w="4968"/>
@@ -6239,6 +6425,7 @@
       <w:tr>
         <w:trPr>
           <w:tblHeader/>
+          <w:cantSplit/>
         </w:trPr>
         <w:tc>
           <w:tcPr>
@@ -6306,6 +6493,9 @@
         </w:tc>
       </w:tr>
       <w:tr>
+        <w:trPr>
+          <w:cantSplit/>
+        </w:trPr>
         <w:tc>
           <w:tcPr>
             <w:tcW w:type="dxa" w:w="4968"/>
@@ -6368,6 +6558,9 @@
         </w:tc>
       </w:tr>
       <w:tr>
+        <w:trPr>
+          <w:cantSplit/>
+        </w:trPr>
         <w:tc>
           <w:tcPr>
             <w:tcW w:type="dxa" w:w="4968"/>
@@ -6432,6 +6625,9 @@
         </w:tc>
       </w:tr>
       <w:tr>
+        <w:trPr>
+          <w:cantSplit/>
+        </w:trPr>
         <w:tc>
           <w:tcPr>
             <w:tcW w:type="dxa" w:w="4968"/>
@@ -6494,6 +6690,9 @@
         </w:tc>
       </w:tr>
       <w:tr>
+        <w:trPr>
+          <w:cantSplit/>
+        </w:trPr>
         <w:tc>
           <w:tcPr>
             <w:tcW w:type="dxa" w:w="4968"/>
@@ -6558,6 +6757,9 @@
         </w:tc>
       </w:tr>
       <w:tr>
+        <w:trPr>
+          <w:cantSplit/>
+        </w:trPr>
         <w:tc>
           <w:tcPr>
             <w:tcW w:type="dxa" w:w="4968"/>
@@ -6620,6 +6822,9 @@
         </w:tc>
       </w:tr>
       <w:tr>
+        <w:trPr>
+          <w:cantSplit/>
+        </w:trPr>
         <w:tc>
           <w:tcPr>
             <w:tcW w:type="dxa" w:w="4968"/>
